--- a/public/dataLeaveTemplate.docx
+++ b/public/dataLeaveTemplate.docx
@@ -20,7 +20,7 @@
         <w:spacing w:after="0" w:line="20" w:lineRule="atLeast"/>
         <w:jc w:val="center"/>
         <w:rPr>
-          <w:rFonts w:ascii="TH SarabunPSK" w:eastAsia="Cordia New" w:hAnsi="TH SarabunPSK" w:cs="TH SarabunPSK"/>
+          <w:rFonts w:ascii="TH Sarabun New" w:eastAsia="Cordia New" w:hAnsi="TH Sarabun New" w:cs="TH Sarabun New"/>
           <w:b/>
           <w:bCs/>
           <w:sz w:val="32"/>
@@ -29,7 +29,7 @@
       </w:pPr>
       <w:r>
         <w:rPr>
-          <w:rFonts w:ascii="TH SarabunPSK" w:eastAsia="Cordia New" w:hAnsi="TH SarabunPSK" w:cs="TH SarabunPSK" w:hint="cs"/>
+          <w:rFonts w:ascii="TH Sarabun New" w:eastAsia="Cordia New" w:hAnsi="TH Sarabun New" w:cs="TH Sarabun New"/>
           <w:b/>
           <w:bCs/>
           <w:sz w:val="32"/>
@@ -44,7 +44,7 @@
         <w:spacing w:after="0" w:line="20" w:lineRule="atLeast"/>
         <w:jc w:val="center"/>
         <w:rPr>
-          <w:rFonts w:ascii="TH SarabunPSK" w:eastAsia="Cordia New" w:hAnsi="TH SarabunPSK" w:cs="TH SarabunPSK"/>
+          <w:rFonts w:ascii="TH Sarabun New" w:eastAsia="Cordia New" w:hAnsi="TH Sarabun New" w:cs="TH Sarabun New"/>
           <w:sz w:val="32"/>
           <w:szCs w:val="32"/>
           <w:cs/>
@@ -52,21 +52,21 @@
       </w:pPr>
       <w:r>
         <w:rPr>
-          <w:rFonts w:ascii="TH SarabunPSK" w:eastAsia="Cordia New" w:hAnsi="TH SarabunPSK" w:cs="TH SarabunPSK" w:hint="cs"/>
+          <w:rFonts w:ascii="TH Sarabun New" w:eastAsia="Cordia New" w:hAnsi="TH Sarabun New" w:cs="TH Sarabun New"/>
           <w:sz w:val="28"/>
         </w:rPr>
         <w:t xml:space="preserve">                          </w:t>
       </w:r>
       <w:r>
         <w:rPr>
-          <w:rFonts w:ascii="TH SarabunPSK" w:eastAsia="Cordia New" w:hAnsi="TH SarabunPSK" w:cs="TH SarabunPSK" w:hint="cs"/>
+          <w:rFonts w:ascii="TH Sarabun New" w:eastAsia="Cordia New" w:hAnsi="TH Sarabun New" w:cs="TH Sarabun New"/>
           <w:sz w:val="28"/>
         </w:rPr>
         <w:tab/>
       </w:r>
       <w:r>
         <w:rPr>
-          <w:rFonts w:ascii="TH SarabunPSK" w:eastAsia="Cordia New" w:hAnsi="TH SarabunPSK" w:cs="TH SarabunPSK" w:hint="cs"/>
+          <w:rFonts w:ascii="TH Sarabun New" w:eastAsia="Cordia New" w:hAnsi="TH Sarabun New" w:cs="TH Sarabun New"/>
           <w:sz w:val="32"/>
           <w:szCs w:val="32"/>
         </w:rPr>
@@ -74,7 +74,7 @@
       </w:r>
       <w:r>
         <w:rPr>
-          <w:rFonts w:ascii="TH SarabunPSK" w:eastAsia="Cordia New" w:hAnsi="TH SarabunPSK" w:cs="TH SarabunPSK" w:hint="cs"/>
+          <w:rFonts w:ascii="TH Sarabun New" w:eastAsia="Cordia New" w:hAnsi="TH Sarabun New" w:cs="TH Sarabun New"/>
           <w:sz w:val="32"/>
           <w:szCs w:val="32"/>
           <w:cs/>
@@ -83,7 +83,7 @@
       </w:r>
       <w:r>
         <w:rPr>
-          <w:rFonts w:ascii="TH SarabunPSK" w:eastAsia="Cordia New" w:hAnsi="TH SarabunPSK" w:cs="TH SarabunPSK" w:hint="cs"/>
+          <w:rFonts w:ascii="TH Sarabun New" w:eastAsia="Cordia New" w:hAnsi="TH Sarabun New" w:cs="TH Sarabun New"/>
           <w:sz w:val="32"/>
           <w:szCs w:val="32"/>
         </w:rPr>
@@ -91,7 +91,7 @@
       </w:r>
       <w:r>
         <w:rPr>
-          <w:rFonts w:ascii="TH SarabunPSK" w:eastAsia="Cordia New" w:hAnsi="TH SarabunPSK" w:cs="TH SarabunPSK"/>
+          <w:rFonts w:ascii="TH Sarabun New" w:eastAsia="Cordia New" w:hAnsi="TH Sarabun New" w:cs="TH Sarabun New"/>
           <w:sz w:val="32"/>
           <w:szCs w:val="32"/>
         </w:rPr>
@@ -100,7 +100,7 @@
       <w:proofErr w:type="spellStart"/>
       <w:r>
         <w:rPr>
-          <w:rFonts w:ascii="TH SarabunPSK" w:eastAsia="Cordia New" w:hAnsi="TH SarabunPSK" w:cs="TH SarabunPSK"/>
+          <w:rFonts w:ascii="TH Sarabun New" w:eastAsia="Cordia New" w:hAnsi="TH Sarabun New" w:cs="TH Sarabun New"/>
           <w:sz w:val="32"/>
           <w:szCs w:val="32"/>
         </w:rPr>
@@ -109,7 +109,7 @@
       <w:proofErr w:type="spellEnd"/>
       <w:r>
         <w:rPr>
-          <w:rFonts w:ascii="TH SarabunPSK" w:eastAsia="Cordia New" w:hAnsi="TH SarabunPSK" w:cs="TH SarabunPSK"/>
+          <w:rFonts w:ascii="TH Sarabun New" w:eastAsia="Cordia New" w:hAnsi="TH Sarabun New" w:cs="TH Sarabun New"/>
           <w:sz w:val="32"/>
           <w:szCs w:val="32"/>
         </w:rPr>
@@ -117,7 +117,7 @@
       </w:r>
       <w:r>
         <w:rPr>
-          <w:rFonts w:ascii="TH SarabunPSK" w:eastAsia="Cordia New" w:hAnsi="TH SarabunPSK" w:cs="TH SarabunPSK" w:hint="cs"/>
+          <w:rFonts w:ascii="TH Sarabun New" w:eastAsia="Cordia New" w:hAnsi="TH Sarabun New" w:cs="TH Sarabun New"/>
           <w:sz w:val="32"/>
           <w:szCs w:val="32"/>
           <w:cs/>
@@ -126,7 +126,7 @@
       </w:r>
       <w:r>
         <w:rPr>
-          <w:rFonts w:ascii="TH SarabunPSK" w:eastAsia="Cordia New" w:hAnsi="TH SarabunPSK" w:cs="TH SarabunPSK" w:hint="cs"/>
+          <w:rFonts w:ascii="TH Sarabun New" w:eastAsia="Cordia New" w:hAnsi="TH Sarabun New" w:cs="TH Sarabun New"/>
           <w:sz w:val="32"/>
           <w:szCs w:val="32"/>
           <w:cs/>
@@ -135,7 +135,7 @@
       </w:r>
       <w:r>
         <w:rPr>
-          <w:rFonts w:ascii="TH SarabunPSK" w:eastAsia="Cordia New" w:hAnsi="TH SarabunPSK" w:cs="TH SarabunPSK" w:hint="cs"/>
+          <w:rFonts w:ascii="TH Sarabun New" w:eastAsia="Cordia New" w:hAnsi="TH Sarabun New" w:cs="TH Sarabun New"/>
           <w:sz w:val="32"/>
           <w:szCs w:val="32"/>
           <w:cs/>
@@ -144,7 +144,7 @@
       </w:r>
       <w:r>
         <w:rPr>
-          <w:rFonts w:ascii="TH SarabunPSK" w:eastAsia="Cordia New" w:hAnsi="TH SarabunPSK" w:cs="TH SarabunPSK" w:hint="cs"/>
+          <w:rFonts w:ascii="TH Sarabun New" w:eastAsia="Cordia New" w:hAnsi="TH Sarabun New" w:cs="TH Sarabun New"/>
           <w:sz w:val="32"/>
           <w:szCs w:val="32"/>
           <w:cs/>
@@ -157,7 +157,7 @@
         <w:spacing w:after="0" w:line="20" w:lineRule="atLeast"/>
         <w:jc w:val="center"/>
         <w:rPr>
-          <w:rFonts w:ascii="TH SarabunPSK" w:eastAsia="Cordia New" w:hAnsi="TH SarabunPSK" w:cs="TH SarabunPSK"/>
+          <w:rFonts w:ascii="TH Sarabun New" w:eastAsia="Cordia New" w:hAnsi="TH Sarabun New" w:cs="TH Sarabun New"/>
           <w:sz w:val="32"/>
           <w:szCs w:val="32"/>
           <w:cs/>
@@ -165,7 +165,7 @@
       </w:pPr>
       <w:r>
         <w:rPr>
-          <w:rFonts w:ascii="TH SarabunPSK" w:eastAsia="Cordia New" w:hAnsi="TH SarabunPSK" w:cs="TH SarabunPSK" w:hint="cs"/>
+          <w:rFonts w:ascii="TH Sarabun New" w:eastAsia="Cordia New" w:hAnsi="TH Sarabun New" w:cs="TH Sarabun New"/>
           <w:sz w:val="32"/>
           <w:szCs w:val="32"/>
         </w:rPr>
@@ -173,7 +173,7 @@
       </w:r>
       <w:r>
         <w:rPr>
-          <w:rFonts w:ascii="TH SarabunPSK" w:eastAsia="Cordia New" w:hAnsi="TH SarabunPSK" w:cs="TH SarabunPSK"/>
+          <w:rFonts w:ascii="TH Sarabun New" w:eastAsia="Cordia New" w:hAnsi="TH Sarabun New" w:cs="TH Sarabun New"/>
           <w:sz w:val="32"/>
           <w:szCs w:val="32"/>
         </w:rPr>
@@ -181,7 +181,7 @@
       </w:r>
       <w:r>
         <w:rPr>
-          <w:rFonts w:ascii="TH SarabunPSK" w:eastAsia="Cordia New" w:hAnsi="TH SarabunPSK" w:cs="TH SarabunPSK" w:hint="cs"/>
+          <w:rFonts w:ascii="TH Sarabun New" w:eastAsia="Cordia New" w:hAnsi="TH Sarabun New" w:cs="TH Sarabun New"/>
           <w:sz w:val="32"/>
           <w:szCs w:val="32"/>
           <w:cs/>
@@ -190,7 +190,7 @@
       </w:r>
       <w:r>
         <w:rPr>
-          <w:rFonts w:ascii="TH SarabunPSK" w:eastAsia="Cordia New" w:hAnsi="TH SarabunPSK" w:cs="TH SarabunPSK" w:hint="cs"/>
+          <w:rFonts w:ascii="TH Sarabun New" w:eastAsia="Cordia New" w:hAnsi="TH Sarabun New" w:cs="TH Sarabun New"/>
           <w:sz w:val="32"/>
           <w:szCs w:val="32"/>
         </w:rPr>
@@ -198,24 +198,15 @@
       </w:r>
       <w:r>
         <w:rPr>
-          <w:rFonts w:ascii="TH SarabunPSK" w:eastAsia="Cordia New" w:hAnsi="TH SarabunPSK" w:cs="TH SarabunPSK"/>
-          <w:sz w:val="32"/>
-          <w:szCs w:val="32"/>
-        </w:rPr>
-        <w:t>{</w:t>
-      </w:r>
-      <w:proofErr w:type="gramStart"/>
-      <w:r>
-        <w:rPr>
-          <w:rFonts w:ascii="TH SarabunPSK" w:eastAsia="Cordia New" w:hAnsi="TH SarabunPSK" w:cs="TH SarabunPSK"/>
-          <w:sz w:val="32"/>
-          <w:szCs w:val="32"/>
-        </w:rPr>
-        <w:t>D}</w:t>
-      </w:r>
-      <w:r>
-        <w:rPr>
-          <w:rFonts w:ascii="TH SarabunPSK" w:eastAsia="Cordia New" w:hAnsi="TH SarabunPSK" w:cs="TH SarabunPSK" w:hint="cs"/>
+          <w:rFonts w:ascii="TH Sarabun New" w:eastAsia="Cordia New" w:hAnsi="TH Sarabun New" w:cs="TH Sarabun New"/>
+          <w:sz w:val="32"/>
+          <w:szCs w:val="32"/>
+        </w:rPr>
+        <w:t>{D}</w:t>
+      </w:r>
+      <w:r>
+        <w:rPr>
+          <w:rFonts w:ascii="TH Sarabun New" w:eastAsia="Cordia New" w:hAnsi="TH Sarabun New" w:cs="TH Sarabun New"/>
           <w:sz w:val="32"/>
           <w:szCs w:val="32"/>
           <w:cs/>
@@ -224,16 +215,15 @@
       </w:r>
       <w:r>
         <w:rPr>
-          <w:rFonts w:ascii="TH SarabunPSK" w:eastAsia="Cordia New" w:hAnsi="TH SarabunPSK" w:cs="TH SarabunPSK" w:hint="cs"/>
+          <w:rFonts w:ascii="TH Sarabun New" w:eastAsia="Cordia New" w:hAnsi="TH Sarabun New" w:cs="TH Sarabun New"/>
           <w:sz w:val="32"/>
           <w:szCs w:val="32"/>
         </w:rPr>
         <w:t>.</w:t>
       </w:r>
-      <w:proofErr w:type="gramEnd"/>
-      <w:r>
-        <w:rPr>
-          <w:rFonts w:ascii="TH SarabunPSK" w:eastAsia="Cordia New" w:hAnsi="TH SarabunPSK" w:cs="TH SarabunPSK" w:hint="cs"/>
+      <w:r>
+        <w:rPr>
+          <w:rFonts w:ascii="TH Sarabun New" w:eastAsia="Cordia New" w:hAnsi="TH Sarabun New" w:cs="TH Sarabun New"/>
           <w:sz w:val="32"/>
           <w:szCs w:val="32"/>
           <w:cs/>
@@ -242,7 +232,7 @@
       </w:r>
       <w:r>
         <w:rPr>
-          <w:rFonts w:ascii="TH SarabunPSK" w:eastAsia="Cordia New" w:hAnsi="TH SarabunPSK" w:cs="TH SarabunPSK" w:hint="cs"/>
+          <w:rFonts w:ascii="TH Sarabun New" w:eastAsia="Cordia New" w:hAnsi="TH Sarabun New" w:cs="TH Sarabun New"/>
           <w:sz w:val="32"/>
           <w:szCs w:val="32"/>
         </w:rPr>
@@ -250,7 +240,7 @@
       </w:r>
       <w:r>
         <w:rPr>
-          <w:rFonts w:ascii="TH SarabunPSK" w:eastAsia="Cordia New" w:hAnsi="TH SarabunPSK" w:cs="TH SarabunPSK"/>
+          <w:rFonts w:ascii="TH Sarabun New" w:eastAsia="Cordia New" w:hAnsi="TH Sarabun New" w:cs="TH Sarabun New"/>
           <w:sz w:val="32"/>
           <w:szCs w:val="32"/>
         </w:rPr>
@@ -258,7 +248,7 @@
       </w:r>
       <w:r>
         <w:rPr>
-          <w:rFonts w:ascii="TH SarabunPSK" w:eastAsia="Cordia New" w:hAnsi="TH SarabunPSK" w:cs="TH SarabunPSK" w:hint="cs"/>
+          <w:rFonts w:ascii="TH Sarabun New" w:eastAsia="Cordia New" w:hAnsi="TH Sarabun New" w:cs="TH Sarabun New"/>
           <w:sz w:val="32"/>
           <w:szCs w:val="32"/>
           <w:cs/>
@@ -267,7 +257,7 @@
       </w:r>
       <w:r>
         <w:rPr>
-          <w:rFonts w:ascii="TH SarabunPSK" w:eastAsia="Cordia New" w:hAnsi="TH SarabunPSK" w:cs="TH SarabunPSK" w:hint="cs"/>
+          <w:rFonts w:ascii="TH Sarabun New" w:eastAsia="Cordia New" w:hAnsi="TH Sarabun New" w:cs="TH Sarabun New"/>
           <w:sz w:val="32"/>
           <w:szCs w:val="32"/>
         </w:rPr>
@@ -275,7 +265,7 @@
       </w:r>
       <w:r>
         <w:rPr>
-          <w:rFonts w:ascii="TH SarabunPSK" w:eastAsia="Cordia New" w:hAnsi="TH SarabunPSK" w:cs="TH SarabunPSK" w:hint="cs"/>
+          <w:rFonts w:ascii="TH Sarabun New" w:eastAsia="Cordia New" w:hAnsi="TH Sarabun New" w:cs="TH Sarabun New"/>
           <w:sz w:val="32"/>
           <w:szCs w:val="32"/>
           <w:cs/>
@@ -284,7 +274,7 @@
       </w:r>
       <w:r>
         <w:rPr>
-          <w:rFonts w:ascii="TH SarabunPSK" w:eastAsia="Cordia New" w:hAnsi="TH SarabunPSK" w:cs="TH SarabunPSK" w:hint="cs"/>
+          <w:rFonts w:ascii="TH Sarabun New" w:eastAsia="Cordia New" w:hAnsi="TH Sarabun New" w:cs="TH Sarabun New"/>
           <w:sz w:val="32"/>
           <w:szCs w:val="32"/>
         </w:rPr>
@@ -292,7 +282,7 @@
       </w:r>
       <w:r>
         <w:rPr>
-          <w:rFonts w:ascii="TH SarabunPSK" w:eastAsia="Cordia New" w:hAnsi="TH SarabunPSK" w:cs="TH SarabunPSK"/>
+          <w:rFonts w:ascii="TH Sarabun New" w:eastAsia="Cordia New" w:hAnsi="TH Sarabun New" w:cs="TH Sarabun New"/>
           <w:sz w:val="32"/>
           <w:szCs w:val="32"/>
         </w:rPr>
@@ -305,14 +295,14 @@
         <w:spacing w:after="0" w:line="20" w:lineRule="atLeast"/>
         <w:outlineLvl w:val="0"/>
         <w:rPr>
-          <w:rFonts w:ascii="TH SarabunPSK" w:eastAsia="Cordia New" w:hAnsi="TH SarabunPSK" w:cs="TH SarabunPSK"/>
+          <w:rFonts w:ascii="TH Sarabun New" w:eastAsia="Cordia New" w:hAnsi="TH Sarabun New" w:cs="TH Sarabun New"/>
           <w:sz w:val="32"/>
           <w:szCs w:val="32"/>
         </w:rPr>
       </w:pPr>
       <w:r>
         <w:rPr>
-          <w:rFonts w:ascii="TH SarabunPSK" w:eastAsia="Cordia New" w:hAnsi="TH SarabunPSK" w:cs="TH SarabunPSK" w:hint="cs"/>
+          <w:rFonts w:ascii="TH Sarabun New" w:eastAsia="Cordia New" w:hAnsi="TH Sarabun New" w:cs="TH Sarabun New"/>
           <w:sz w:val="32"/>
           <w:szCs w:val="32"/>
           <w:cs/>
@@ -321,17 +311,16 @@
       </w:r>
       <w:r>
         <w:rPr>
-          <w:rFonts w:ascii="TH SarabunPSK" w:eastAsia="Cordia New" w:hAnsi="TH SarabunPSK" w:cs="TH SarabunPSK"/>
+          <w:rFonts w:ascii="TH Sarabun New" w:eastAsia="Cordia New" w:hAnsi="TH Sarabun New" w:cs="TH Sarabun New"/>
           <w:sz w:val="32"/>
           <w:szCs w:val="32"/>
         </w:rPr>
         <w:t>{</w:t>
       </w:r>
       <w:proofErr w:type="spellStart"/>
-      <w:proofErr w:type="gramStart"/>
-      <w:r>
-        <w:rPr>
-          <w:rFonts w:ascii="TH SarabunPSK" w:eastAsia="Cordia New" w:hAnsi="TH SarabunPSK" w:cs="TH SarabunPSK"/>
+      <w:r>
+        <w:rPr>
+          <w:rFonts w:ascii="TH Sarabun New" w:eastAsia="Cordia New" w:hAnsi="TH Sarabun New" w:cs="TH Sarabun New"/>
           <w:sz w:val="32"/>
           <w:szCs w:val="32"/>
         </w:rPr>
@@ -340,7 +329,7 @@
       <w:proofErr w:type="spellEnd"/>
       <w:r>
         <w:rPr>
-          <w:rFonts w:ascii="TH SarabunPSK" w:eastAsia="Cordia New" w:hAnsi="TH SarabunPSK" w:cs="TH SarabunPSK"/>
+          <w:rFonts w:ascii="TH Sarabun New" w:eastAsia="Cordia New" w:hAnsi="TH Sarabun New" w:cs="TH Sarabun New"/>
           <w:sz w:val="32"/>
           <w:szCs w:val="32"/>
         </w:rPr>
@@ -348,22 +337,12 @@
       </w:r>
       <w:r>
         <w:rPr>
-          <w:rFonts w:ascii="TH SarabunPSK" w:eastAsia="Cordia New" w:hAnsi="TH SarabunPSK" w:cs="TH SarabunPSK" w:hint="cs"/>
-          <w:sz w:val="32"/>
-          <w:szCs w:val="32"/>
-          <w:cs/>
-        </w:rPr>
-        <w:t>...</w:t>
-      </w:r>
-      <w:proofErr w:type="gramEnd"/>
-      <w:r>
-        <w:rPr>
-          <w:rFonts w:ascii="TH SarabunPSK" w:eastAsia="Cordia New" w:hAnsi="TH SarabunPSK" w:cs="TH SarabunPSK" w:hint="cs"/>
-          <w:sz w:val="32"/>
-          <w:szCs w:val="32"/>
-          <w:cs/>
-        </w:rPr>
-        <w:t>.</w:t>
+          <w:rFonts w:ascii="TH Sarabun New" w:eastAsia="Cordia New" w:hAnsi="TH Sarabun New" w:cs="TH Sarabun New"/>
+          <w:sz w:val="32"/>
+          <w:szCs w:val="32"/>
+          <w:cs/>
+        </w:rPr>
+        <w:t>....</w:t>
       </w:r>
     </w:p>
     <w:p>
@@ -372,7 +351,7 @@
         <w:spacing w:after="0" w:line="20" w:lineRule="atLeast"/>
         <w:outlineLvl w:val="0"/>
         <w:rPr>
-          <w:rFonts w:ascii="TH SarabunPSK" w:eastAsia="Cordia New" w:hAnsi="TH SarabunPSK" w:cs="TH SarabunPSK"/>
+          <w:rFonts w:ascii="TH Sarabun New" w:eastAsia="Cordia New" w:hAnsi="TH Sarabun New" w:cs="TH Sarabun New"/>
           <w:sz w:val="32"/>
           <w:szCs w:val="32"/>
           <w:cs/>
@@ -380,7 +359,7 @@
       </w:pPr>
       <w:r>
         <w:rPr>
-          <w:rFonts w:ascii="TH SarabunPSK" w:eastAsia="Cordia New" w:hAnsi="TH SarabunPSK" w:cs="TH SarabunPSK" w:hint="cs"/>
+          <w:rFonts w:ascii="TH Sarabun New" w:eastAsia="Cordia New" w:hAnsi="TH Sarabun New" w:cs="TH Sarabun New"/>
           <w:sz w:val="32"/>
           <w:szCs w:val="32"/>
           <w:cs/>
@@ -389,7 +368,7 @@
       </w:r>
       <w:r>
         <w:rPr>
-          <w:rFonts w:ascii="TH SarabunPSK" w:eastAsia="Cordia New" w:hAnsi="TH SarabunPSK" w:cs="TH SarabunPSK" w:hint="cs"/>
+          <w:rFonts w:ascii="TH Sarabun New" w:eastAsia="Cordia New" w:hAnsi="TH Sarabun New" w:cs="TH Sarabun New"/>
           <w:sz w:val="32"/>
           <w:szCs w:val="32"/>
         </w:rPr>
@@ -397,7 +376,7 @@
       </w:r>
       <w:r>
         <w:rPr>
-          <w:rFonts w:ascii="TH SarabunPSK" w:eastAsia="Cordia New" w:hAnsi="TH SarabunPSK" w:cs="TH SarabunPSK" w:hint="cs"/>
+          <w:rFonts w:ascii="TH Sarabun New" w:eastAsia="Cordia New" w:hAnsi="TH Sarabun New" w:cs="TH Sarabun New"/>
           <w:sz w:val="32"/>
           <w:szCs w:val="32"/>
           <w:cs/>
@@ -410,14 +389,14 @@
         <w:spacing w:after="0" w:line="20" w:lineRule="atLeast"/>
         <w:jc w:val="thaiDistribute"/>
         <w:rPr>
-          <w:rFonts w:ascii="TH SarabunPSK" w:eastAsia="Cordia New" w:hAnsi="TH SarabunPSK" w:cs="TH SarabunPSK"/>
+          <w:rFonts w:ascii="TH Sarabun New" w:eastAsia="Cordia New" w:hAnsi="TH Sarabun New" w:cs="TH Sarabun New"/>
           <w:sz w:val="32"/>
           <w:szCs w:val="32"/>
         </w:rPr>
       </w:pPr>
       <w:r>
         <w:rPr>
-          <w:rFonts w:ascii="TH SarabunPSK" w:eastAsia="Cordia New" w:hAnsi="TH SarabunPSK" w:cs="TH SarabunPSK" w:hint="cs"/>
+          <w:rFonts w:ascii="TH Sarabun New" w:eastAsia="Cordia New" w:hAnsi="TH Sarabun New" w:cs="TH Sarabun New"/>
           <w:sz w:val="32"/>
           <w:szCs w:val="32"/>
         </w:rPr>
@@ -425,7 +404,7 @@
       </w:r>
       <w:r>
         <w:rPr>
-          <w:rFonts w:ascii="TH SarabunPSK" w:eastAsia="Cordia New" w:hAnsi="TH SarabunPSK" w:cs="TH SarabunPSK" w:hint="cs"/>
+          <w:rFonts w:ascii="TH Sarabun New" w:eastAsia="Cordia New" w:hAnsi="TH Sarabun New" w:cs="TH Sarabun New"/>
           <w:sz w:val="32"/>
           <w:szCs w:val="32"/>
           <w:cs/>
@@ -434,7 +413,7 @@
       </w:r>
       <w:r>
         <w:rPr>
-          <w:rFonts w:ascii="TH SarabunPSK" w:eastAsia="Cordia New" w:hAnsi="TH SarabunPSK" w:cs="TH SarabunPSK" w:hint="cs"/>
+          <w:rFonts w:ascii="TH Sarabun New" w:eastAsia="Cordia New" w:hAnsi="TH Sarabun New" w:cs="TH Sarabun New"/>
           <w:sz w:val="32"/>
           <w:szCs w:val="32"/>
         </w:rPr>
@@ -442,7 +421,7 @@
       </w:r>
       <w:r>
         <w:rPr>
-          <w:rFonts w:ascii="TH SarabunPSK" w:eastAsia="Cordia New" w:hAnsi="TH SarabunPSK" w:cs="TH SarabunPSK"/>
+          <w:rFonts w:ascii="TH Sarabun New" w:eastAsia="Cordia New" w:hAnsi="TH Sarabun New" w:cs="TH Sarabun New"/>
           <w:sz w:val="32"/>
           <w:szCs w:val="32"/>
         </w:rPr>
@@ -450,17 +429,16 @@
       </w:r>
       <w:r>
         <w:rPr>
-          <w:rFonts w:ascii="TH SarabunPSK" w:eastAsia="Cordia New" w:hAnsi="TH SarabunPSK" w:cs="TH SarabunPSK"/>
+          <w:rFonts w:ascii="TH Sarabun New" w:eastAsia="Cordia New" w:hAnsi="TH Sarabun New" w:cs="TH Sarabun New"/>
           <w:sz w:val="32"/>
           <w:szCs w:val="32"/>
         </w:rPr>
         <w:t>{</w:t>
       </w:r>
       <w:proofErr w:type="spellStart"/>
-      <w:proofErr w:type="gramStart"/>
-      <w:r>
-        <w:rPr>
-          <w:rFonts w:ascii="TH SarabunPSK" w:eastAsia="Cordia New" w:hAnsi="TH SarabunPSK" w:cs="TH SarabunPSK"/>
+      <w:r>
+        <w:rPr>
+          <w:rFonts w:ascii="TH Sarabun New" w:eastAsia="Cordia New" w:hAnsi="TH Sarabun New" w:cs="TH Sarabun New"/>
           <w:sz w:val="32"/>
           <w:szCs w:val="32"/>
         </w:rPr>
@@ -469,7 +447,7 @@
       <w:proofErr w:type="spellEnd"/>
       <w:r>
         <w:rPr>
-          <w:rFonts w:ascii="TH SarabunPSK" w:eastAsia="Cordia New" w:hAnsi="TH SarabunPSK" w:cs="TH SarabunPSK"/>
+          <w:rFonts w:ascii="TH Sarabun New" w:eastAsia="Cordia New" w:hAnsi="TH Sarabun New" w:cs="TH Sarabun New"/>
           <w:sz w:val="32"/>
           <w:szCs w:val="32"/>
         </w:rPr>
@@ -477,17 +455,16 @@
       </w:r>
       <w:r>
         <w:rPr>
-          <w:rFonts w:ascii="TH SarabunPSK" w:eastAsia="Cordia New" w:hAnsi="TH SarabunPSK" w:cs="TH SarabunPSK"/>
+          <w:rFonts w:ascii="TH Sarabun New" w:eastAsia="Cordia New" w:hAnsi="TH Sarabun New" w:cs="TH Sarabun New"/>
           <w:sz w:val="32"/>
           <w:szCs w:val="32"/>
         </w:rPr>
         <w:t>{</w:t>
       </w:r>
       <w:proofErr w:type="spellStart"/>
-      <w:proofErr w:type="gramEnd"/>
-      <w:r>
-        <w:rPr>
-          <w:rFonts w:ascii="TH SarabunPSK" w:eastAsia="Cordia New" w:hAnsi="TH SarabunPSK" w:cs="TH SarabunPSK"/>
+      <w:r>
+        <w:rPr>
+          <w:rFonts w:ascii="TH Sarabun New" w:eastAsia="Cordia New" w:hAnsi="TH Sarabun New" w:cs="TH Sarabun New"/>
           <w:sz w:val="32"/>
           <w:szCs w:val="32"/>
         </w:rPr>
@@ -496,7 +473,7 @@
       <w:proofErr w:type="spellEnd"/>
       <w:r>
         <w:rPr>
-          <w:rFonts w:ascii="TH SarabunPSK" w:eastAsia="Cordia New" w:hAnsi="TH SarabunPSK" w:cs="TH SarabunPSK"/>
+          <w:rFonts w:ascii="TH Sarabun New" w:eastAsia="Cordia New" w:hAnsi="TH Sarabun New" w:cs="TH Sarabun New"/>
           <w:sz w:val="32"/>
           <w:szCs w:val="32"/>
         </w:rPr>
@@ -504,7 +481,7 @@
       </w:r>
       <w:r>
         <w:rPr>
-          <w:rFonts w:ascii="TH SarabunPSK" w:eastAsia="Cordia New" w:hAnsi="TH SarabunPSK" w:cs="TH SarabunPSK" w:hint="cs"/>
+          <w:rFonts w:ascii="TH Sarabun New" w:eastAsia="Cordia New" w:hAnsi="TH Sarabun New" w:cs="TH Sarabun New"/>
           <w:sz w:val="32"/>
           <w:szCs w:val="32"/>
         </w:rPr>
@@ -512,7 +489,7 @@
       </w:r>
       <w:r>
         <w:rPr>
-          <w:rFonts w:ascii="TH SarabunPSK" w:eastAsia="Cordia New" w:hAnsi="TH SarabunPSK" w:cs="TH SarabunPSK" w:hint="cs"/>
+          <w:rFonts w:ascii="TH Sarabun New" w:eastAsia="Cordia New" w:hAnsi="TH Sarabun New" w:cs="TH Sarabun New"/>
           <w:sz w:val="32"/>
           <w:szCs w:val="32"/>
           <w:cs/>
@@ -521,7 +498,7 @@
       </w:r>
       <w:r>
         <w:rPr>
-          <w:rFonts w:ascii="TH SarabunPSK" w:eastAsia="Cordia New" w:hAnsi="TH SarabunPSK" w:cs="TH SarabunPSK" w:hint="cs"/>
+          <w:rFonts w:ascii="TH Sarabun New" w:eastAsia="Cordia New" w:hAnsi="TH Sarabun New" w:cs="TH Sarabun New"/>
           <w:sz w:val="32"/>
           <w:szCs w:val="32"/>
           <w:cs/>
@@ -530,7 +507,7 @@
       </w:r>
       <w:r>
         <w:rPr>
-          <w:rFonts w:ascii="TH SarabunPSK" w:eastAsia="Cordia New" w:hAnsi="TH SarabunPSK" w:cs="TH SarabunPSK" w:hint="cs"/>
+          <w:rFonts w:ascii="TH Sarabun New" w:eastAsia="Cordia New" w:hAnsi="TH Sarabun New" w:cs="TH Sarabun New"/>
           <w:sz w:val="32"/>
           <w:szCs w:val="32"/>
         </w:rPr>
@@ -538,7 +515,7 @@
       </w:r>
       <w:r>
         <w:rPr>
-          <w:rFonts w:ascii="TH SarabunPSK" w:eastAsia="Cordia New" w:hAnsi="TH SarabunPSK" w:cs="TH SarabunPSK" w:hint="cs"/>
+          <w:rFonts w:ascii="TH Sarabun New" w:eastAsia="Cordia New" w:hAnsi="TH Sarabun New" w:cs="TH Sarabun New"/>
           <w:sz w:val="32"/>
           <w:szCs w:val="32"/>
         </w:rPr>
@@ -546,7 +523,7 @@
       </w:r>
       <w:r>
         <w:rPr>
-          <w:rFonts w:ascii="TH SarabunPSK" w:eastAsia="Cordia New" w:hAnsi="TH SarabunPSK" w:cs="TH SarabunPSK"/>
+          <w:rFonts w:ascii="TH Sarabun New" w:eastAsia="Cordia New" w:hAnsi="TH Sarabun New" w:cs="TH Sarabun New"/>
           <w:sz w:val="32"/>
           <w:szCs w:val="32"/>
         </w:rPr>
@@ -555,7 +532,7 @@
       <w:proofErr w:type="spellStart"/>
       <w:r>
         <w:rPr>
-          <w:rFonts w:ascii="TH SarabunPSK" w:eastAsia="Cordia New" w:hAnsi="TH SarabunPSK" w:cs="TH SarabunPSK"/>
+          <w:rFonts w:ascii="TH Sarabun New" w:eastAsia="Cordia New" w:hAnsi="TH Sarabun New" w:cs="TH Sarabun New"/>
           <w:sz w:val="32"/>
           <w:szCs w:val="32"/>
         </w:rPr>
@@ -564,7 +541,7 @@
       <w:proofErr w:type="spellEnd"/>
       <w:r>
         <w:rPr>
-          <w:rFonts w:ascii="TH SarabunPSK" w:eastAsia="Cordia New" w:hAnsi="TH SarabunPSK" w:cs="TH SarabunPSK"/>
+          <w:rFonts w:ascii="TH Sarabun New" w:eastAsia="Cordia New" w:hAnsi="TH Sarabun New" w:cs="TH Sarabun New"/>
           <w:sz w:val="32"/>
           <w:szCs w:val="32"/>
         </w:rPr>
@@ -572,7 +549,7 @@
       </w:r>
       <w:r>
         <w:rPr>
-          <w:rFonts w:ascii="TH SarabunPSK" w:eastAsia="Cordia New" w:hAnsi="TH SarabunPSK" w:cs="TH SarabunPSK"/>
+          <w:rFonts w:ascii="TH Sarabun New" w:eastAsia="Cordia New" w:hAnsi="TH Sarabun New" w:cs="TH Sarabun New"/>
           <w:sz w:val="32"/>
           <w:szCs w:val="32"/>
         </w:rPr>
@@ -580,7 +557,7 @@
       </w:r>
       <w:r>
         <w:rPr>
-          <w:rFonts w:ascii="TH SarabunPSK" w:eastAsia="Cordia New" w:hAnsi="TH SarabunPSK" w:cs="TH SarabunPSK" w:hint="cs"/>
+          <w:rFonts w:ascii="TH Sarabun New" w:eastAsia="Cordia New" w:hAnsi="TH Sarabun New" w:cs="TH Sarabun New"/>
           <w:sz w:val="32"/>
           <w:szCs w:val="32"/>
           <w:cs/>
@@ -589,7 +566,7 @@
       </w:r>
       <w:r>
         <w:rPr>
-          <w:rFonts w:ascii="TH SarabunPSK" w:eastAsia="Cordia New" w:hAnsi="TH SarabunPSK" w:cs="TH SarabunPSK" w:hint="cs"/>
+          <w:rFonts w:ascii="TH Sarabun New" w:eastAsia="Cordia New" w:hAnsi="TH Sarabun New" w:cs="TH Sarabun New"/>
           <w:sz w:val="32"/>
           <w:szCs w:val="32"/>
         </w:rPr>
@@ -601,14 +578,14 @@
         <w:spacing w:after="0" w:line="20" w:lineRule="atLeast"/>
         <w:jc w:val="thaiDistribute"/>
         <w:rPr>
-          <w:rFonts w:ascii="TH SarabunPSK" w:eastAsia="Cordia New" w:hAnsi="TH SarabunPSK" w:cs="TH SarabunPSK"/>
+          <w:rFonts w:ascii="TH Sarabun New" w:eastAsia="Cordia New" w:hAnsi="TH Sarabun New" w:cs="TH Sarabun New"/>
           <w:sz w:val="32"/>
           <w:szCs w:val="32"/>
         </w:rPr>
       </w:pPr>
       <w:r>
         <w:rPr>
-          <w:rFonts w:ascii="TH SarabunPSK" w:eastAsia="Cordia New" w:hAnsi="TH SarabunPSK" w:cs="TH SarabunPSK" w:hint="cs"/>
+          <w:rFonts w:ascii="TH Sarabun New" w:eastAsia="Cordia New" w:hAnsi="TH Sarabun New" w:cs="TH Sarabun New"/>
           <w:sz w:val="32"/>
           <w:szCs w:val="32"/>
           <w:cs/>
@@ -617,7 +594,7 @@
       </w:r>
       <w:r>
         <w:rPr>
-          <w:rFonts w:ascii="TH SarabunPSK" w:eastAsia="Cordia New" w:hAnsi="TH SarabunPSK" w:cs="TH SarabunPSK" w:hint="cs"/>
+          <w:rFonts w:ascii="TH Sarabun New" w:eastAsia="Cordia New" w:hAnsi="TH Sarabun New" w:cs="TH Sarabun New"/>
           <w:sz w:val="32"/>
           <w:szCs w:val="32"/>
         </w:rPr>
@@ -625,7 +602,7 @@
       </w:r>
       <w:r>
         <w:rPr>
-          <w:rFonts w:ascii="TH SarabunPSK" w:eastAsia="Cordia New" w:hAnsi="TH SarabunPSK" w:cs="TH SarabunPSK" w:hint="cs"/>
+          <w:rFonts w:ascii="TH Sarabun New" w:eastAsia="Cordia New" w:hAnsi="TH Sarabun New" w:cs="TH Sarabun New"/>
           <w:sz w:val="32"/>
           <w:szCs w:val="32"/>
           <w:cs/>
@@ -634,7 +611,7 @@
       </w:r>
       <w:r>
         <w:rPr>
-          <w:rFonts w:ascii="TH SarabunPSK" w:eastAsia="Cordia New" w:hAnsi="TH SarabunPSK" w:cs="TH SarabunPSK" w:hint="cs"/>
+          <w:rFonts w:ascii="TH Sarabun New" w:eastAsia="Cordia New" w:hAnsi="TH Sarabun New" w:cs="TH Sarabun New"/>
           <w:sz w:val="32"/>
           <w:szCs w:val="32"/>
         </w:rPr>
@@ -642,7 +619,7 @@
       </w:r>
       <w:r>
         <w:rPr>
-          <w:rFonts w:ascii="TH SarabunPSK" w:eastAsia="Cordia New" w:hAnsi="TH SarabunPSK" w:cs="TH SarabunPSK" w:hint="cs"/>
+          <w:rFonts w:ascii="TH Sarabun New" w:eastAsia="Cordia New" w:hAnsi="TH Sarabun New" w:cs="TH Sarabun New"/>
           <w:sz w:val="32"/>
           <w:szCs w:val="32"/>
           <w:cs/>
@@ -651,7 +628,7 @@
       </w:r>
       <w:r>
         <w:rPr>
-          <w:rFonts w:ascii="TH SarabunPSK" w:eastAsia="Cordia New" w:hAnsi="TH SarabunPSK" w:cs="TH SarabunPSK" w:hint="cs"/>
+          <w:rFonts w:ascii="TH Sarabun New" w:eastAsia="Cordia New" w:hAnsi="TH Sarabun New" w:cs="TH Sarabun New"/>
           <w:sz w:val="32"/>
           <w:szCs w:val="32"/>
         </w:rPr>
@@ -659,7 +636,7 @@
       </w:r>
       <w:r>
         <w:rPr>
-          <w:rFonts w:ascii="TH SarabunPSK" w:eastAsia="Cordia New" w:hAnsi="TH SarabunPSK" w:cs="TH SarabunPSK" w:hint="cs"/>
+          <w:rFonts w:ascii="TH Sarabun New" w:eastAsia="Cordia New" w:hAnsi="TH Sarabun New" w:cs="TH Sarabun New"/>
           <w:sz w:val="32"/>
           <w:szCs w:val="32"/>
           <w:cs/>
@@ -668,7 +645,7 @@
       </w:r>
       <w:r>
         <w:rPr>
-          <w:rFonts w:ascii="TH SarabunPSK" w:eastAsia="Cordia New" w:hAnsi="TH SarabunPSK" w:cs="TH SarabunPSK" w:hint="cs"/>
+          <w:rFonts w:ascii="TH Sarabun New" w:eastAsia="Cordia New" w:hAnsi="TH Sarabun New" w:cs="TH Sarabun New"/>
           <w:sz w:val="32"/>
           <w:szCs w:val="32"/>
         </w:rPr>
@@ -679,7 +656,7 @@
       <w:pPr>
         <w:spacing w:after="0" w:line="10" w:lineRule="atLeast"/>
         <w:rPr>
-          <w:rFonts w:ascii="TH SarabunPSK" w:eastAsia="Cordia New" w:hAnsi="TH SarabunPSK" w:cs="TH SarabunPSK"/>
+          <w:rFonts w:ascii="TH Sarabun New" w:eastAsia="Cordia New" w:hAnsi="TH Sarabun New" w:cs="TH Sarabun New"/>
           <w:sz w:val="32"/>
           <w:szCs w:val="32"/>
         </w:rPr>
@@ -693,59 +670,67 @@
       </w:r>
       <w:r>
         <w:rPr>
+          <w:rFonts w:ascii="TH Sarabun New" w:eastAsia="Cordia New" w:hAnsi="TH Sarabun New" w:cs="TH Sarabun New"/>
+          <w:sz w:val="32"/>
+          <w:szCs w:val="32"/>
+          <w:cs/>
+        </w:rPr>
+        <w:t>ขอลา</w:t>
+      </w:r>
+      <w:r>
+        <w:rPr>
           <w:rFonts w:ascii="TH SarabunPSK" w:eastAsia="Cordia New" w:hAnsi="TH SarabunPSK" w:cs="TH SarabunPSK" w:hint="cs"/>
           <w:sz w:val="32"/>
           <w:szCs w:val="32"/>
-          <w:cs/>
-        </w:rPr>
-        <w:t>ขอลา</w:t>
-      </w:r>
-      <w:r>
-        <w:rPr>
-          <w:rFonts w:ascii="TH SarabunPSK" w:eastAsia="Cordia New" w:hAnsi="TH SarabunPSK" w:cs="TH SarabunPSK" w:hint="cs"/>
-          <w:sz w:val="32"/>
-          <w:szCs w:val="32"/>
         </w:rPr>
         <w:tab/>
       </w:r>
       <w:r>
         <w:rPr>
+          <w:rFonts w:ascii="Segoe UI Symbol" w:eastAsia="Cordia New" w:hAnsi="Segoe UI Symbol" w:cs="Segoe UI Symbol"/>
+          <w:sz w:val="32"/>
+          <w:szCs w:val="32"/>
+        </w:rPr>
+        <w:t>{</w:t>
+      </w:r>
+      <w:proofErr w:type="spellStart"/>
+      <w:r>
+        <w:rPr>
+          <w:rFonts w:ascii="Segoe UI Symbol" w:eastAsia="Cordia New" w:hAnsi="Segoe UI Symbol" w:cs="Segoe UI Symbol"/>
+          <w:sz w:val="32"/>
+          <w:szCs w:val="32"/>
+        </w:rPr>
+        <w:t>cS</w:t>
+      </w:r>
+      <w:proofErr w:type="spellEnd"/>
+      <w:r>
+        <w:rPr>
+          <w:rFonts w:ascii="Segoe UI Symbol" w:eastAsia="Cordia New" w:hAnsi="Segoe UI Symbol" w:cs="Segoe UI Symbol"/>
+          <w:sz w:val="32"/>
+          <w:szCs w:val="32"/>
+        </w:rPr>
+        <w:t>}</w:t>
+      </w:r>
+      <w:r>
+        <w:rPr>
           <w:rFonts w:ascii="TH SarabunPSK" w:eastAsia="Cordia New" w:hAnsi="TH SarabunPSK" w:cs="TH SarabunPSK"/>
           <w:sz w:val="32"/>
           <w:szCs w:val="32"/>
         </w:rPr>
-        <w:t>{</w:t>
-      </w:r>
-      <w:proofErr w:type="spellStart"/>
+        <w:t xml:space="preserve"> </w:t>
+      </w:r>
       <w:r>
         <w:rPr>
           <w:rFonts w:ascii="TH SarabunPSK" w:eastAsia="Cordia New" w:hAnsi="TH SarabunPSK" w:cs="TH SarabunPSK"/>
           <w:sz w:val="32"/>
           <w:szCs w:val="32"/>
-        </w:rPr>
-        <w:t>cS</w:t>
-      </w:r>
-      <w:proofErr w:type="spellEnd"/>
-      <w:r>
-        <w:rPr>
-          <w:rFonts w:ascii="TH SarabunPSK" w:eastAsia="Cordia New" w:hAnsi="TH SarabunPSK" w:cs="TH SarabunPSK"/>
-          <w:sz w:val="32"/>
-          <w:szCs w:val="32"/>
-        </w:rPr>
-        <w:t xml:space="preserve">} </w:t>
-      </w:r>
-      <w:r>
-        <w:rPr>
-          <w:rFonts w:ascii="TH SarabunPSK" w:eastAsia="Cordia New" w:hAnsi="TH SarabunPSK" w:cs="TH SarabunPSK"/>
-          <w:sz w:val="32"/>
-          <w:szCs w:val="32"/>
           <w:cs/>
         </w:rPr>
         <w:tab/>
       </w:r>
       <w:r>
         <w:rPr>
-          <w:rFonts w:ascii="TH SarabunPSK" w:eastAsia="Cordia New" w:hAnsi="TH SarabunPSK" w:cs="TH SarabunPSK" w:hint="cs"/>
+          <w:rFonts w:ascii="TH Sarabun New" w:eastAsia="Cordia New" w:hAnsi="TH Sarabun New" w:cs="TH Sarabun New"/>
           <w:sz w:val="32"/>
           <w:szCs w:val="32"/>
           <w:cs/>
@@ -754,7 +739,7 @@
       </w:r>
       <w:r>
         <w:rPr>
-          <w:rFonts w:ascii="TH SarabunPSK" w:eastAsia="Cordia New" w:hAnsi="TH SarabunPSK" w:cs="TH SarabunPSK"/>
+          <w:rFonts w:ascii="TH Sarabun New" w:eastAsia="Cordia New" w:hAnsi="TH Sarabun New" w:cs="TH Sarabun New"/>
           <w:sz w:val="32"/>
           <w:szCs w:val="32"/>
         </w:rPr>
@@ -762,7 +747,7 @@
       </w:r>
       <w:r>
         <w:rPr>
-          <w:rFonts w:ascii="TH SarabunPSK" w:eastAsia="Cordia New" w:hAnsi="TH SarabunPSK" w:cs="TH SarabunPSK"/>
+          <w:rFonts w:ascii="TH Sarabun New" w:eastAsia="Cordia New" w:hAnsi="TH Sarabun New" w:cs="TH Sarabun New"/>
           <w:sz w:val="32"/>
           <w:szCs w:val="32"/>
         </w:rPr>
@@ -770,7 +755,7 @@
       </w:r>
       <w:r>
         <w:rPr>
-          <w:rFonts w:ascii="TH SarabunPSK" w:eastAsia="Cordia New" w:hAnsi="TH SarabunPSK" w:cs="TH SarabunPSK"/>
+          <w:rFonts w:ascii="TH Sarabun New" w:eastAsia="Cordia New" w:hAnsi="TH Sarabun New" w:cs="TH Sarabun New"/>
           <w:sz w:val="32"/>
           <w:szCs w:val="32"/>
         </w:rPr>
@@ -790,42 +775,42 @@
       </w:pPr>
       <w:r>
         <w:rPr>
+          <w:rFonts w:ascii="Segoe UI Symbol" w:eastAsia="Cordia New" w:hAnsi="Segoe UI Symbol" w:cs="Segoe UI Symbol"/>
+          <w:sz w:val="32"/>
+          <w:szCs w:val="32"/>
+        </w:rPr>
+        <w:t>{</w:t>
+      </w:r>
+      <w:proofErr w:type="spellStart"/>
+      <w:r>
+        <w:rPr>
+          <w:rFonts w:ascii="Segoe UI Symbol" w:eastAsia="Cordia New" w:hAnsi="Segoe UI Symbol" w:cs="Segoe UI Symbol"/>
+          <w:sz w:val="32"/>
+          <w:szCs w:val="32"/>
+        </w:rPr>
+        <w:t>cP</w:t>
+      </w:r>
+      <w:proofErr w:type="spellEnd"/>
+      <w:r>
+        <w:rPr>
+          <w:rFonts w:ascii="Segoe UI Symbol" w:eastAsia="Cordia New" w:hAnsi="Segoe UI Symbol" w:cs="Segoe UI Symbol"/>
+          <w:sz w:val="32"/>
+          <w:szCs w:val="32"/>
+        </w:rPr>
+        <w:t>}</w:t>
+      </w:r>
+      <w:r>
+        <w:rPr>
           <w:rFonts w:ascii="TH SarabunPSK" w:eastAsia="Cordia New" w:hAnsi="TH SarabunPSK" w:cs="TH SarabunPSK"/>
           <w:sz w:val="32"/>
           <w:szCs w:val="32"/>
-        </w:rPr>
-        <w:t>{</w:t>
-      </w:r>
-      <w:proofErr w:type="spellStart"/>
-      <w:r>
-        <w:rPr>
-          <w:rFonts w:ascii="TH SarabunPSK" w:eastAsia="Cordia New" w:hAnsi="TH SarabunPSK" w:cs="TH SarabunPSK"/>
-          <w:sz w:val="32"/>
-          <w:szCs w:val="32"/>
-        </w:rPr>
-        <w:t>cP</w:t>
-      </w:r>
-      <w:proofErr w:type="spellEnd"/>
-      <w:r>
-        <w:rPr>
-          <w:rFonts w:ascii="TH SarabunPSK" w:eastAsia="Cordia New" w:hAnsi="TH SarabunPSK" w:cs="TH SarabunPSK"/>
-          <w:sz w:val="32"/>
-          <w:szCs w:val="32"/>
-        </w:rPr>
-        <w:t>}</w:t>
-      </w:r>
-      <w:r>
-        <w:rPr>
-          <w:rFonts w:ascii="TH SarabunPSK" w:eastAsia="Cordia New" w:hAnsi="TH SarabunPSK" w:cs="TH SarabunPSK"/>
-          <w:sz w:val="32"/>
-          <w:szCs w:val="32"/>
           <w:cs/>
         </w:rPr>
         <w:tab/>
       </w:r>
       <w:r>
         <w:rPr>
-          <w:rFonts w:ascii="TH SarabunPSK" w:eastAsia="Cordia New" w:hAnsi="TH SarabunPSK" w:cs="TH SarabunPSK" w:hint="cs"/>
+          <w:rFonts w:ascii="TH Sarabun New" w:eastAsia="Cordia New" w:hAnsi="TH Sarabun New" w:cs="TH Sarabun New"/>
           <w:sz w:val="32"/>
           <w:szCs w:val="32"/>
           <w:cs/>
@@ -834,7 +819,7 @@
       </w:r>
       <w:r>
         <w:rPr>
-          <w:rFonts w:ascii="TH SarabunPSK" w:eastAsia="Cordia New" w:hAnsi="TH SarabunPSK" w:cs="TH SarabunPSK"/>
+          <w:rFonts w:ascii="TH Sarabun New" w:eastAsia="Cordia New" w:hAnsi="TH Sarabun New" w:cs="TH Sarabun New"/>
           <w:sz w:val="32"/>
           <w:szCs w:val="32"/>
         </w:rPr>
@@ -842,7 +827,7 @@
       </w:r>
       <w:r>
         <w:rPr>
-          <w:rFonts w:ascii="TH SarabunPSK" w:eastAsia="Cordia New" w:hAnsi="TH SarabunPSK" w:cs="TH SarabunPSK"/>
+          <w:rFonts w:ascii="TH Sarabun New" w:eastAsia="Cordia New" w:hAnsi="TH Sarabun New" w:cs="TH Sarabun New"/>
           <w:sz w:val="32"/>
           <w:szCs w:val="32"/>
         </w:rPr>
@@ -850,7 +835,7 @@
       </w:r>
       <w:r>
         <w:rPr>
-          <w:rFonts w:ascii="TH SarabunPSK" w:eastAsia="Cordia New" w:hAnsi="TH SarabunPSK" w:cs="TH SarabunPSK"/>
+          <w:rFonts w:ascii="TH Sarabun New" w:eastAsia="Cordia New" w:hAnsi="TH Sarabun New" w:cs="TH Sarabun New"/>
           <w:sz w:val="32"/>
           <w:szCs w:val="32"/>
         </w:rPr>
@@ -858,7 +843,7 @@
       </w:r>
       <w:r>
         <w:rPr>
-          <w:rFonts w:ascii="TH SarabunPSK" w:eastAsia="Cordia New" w:hAnsi="TH SarabunPSK" w:cs="TH SarabunPSK"/>
+          <w:rFonts w:ascii="TH Sarabun New" w:eastAsia="Cordia New" w:hAnsi="TH Sarabun New" w:cs="TH Sarabun New"/>
           <w:sz w:val="32"/>
           <w:szCs w:val="32"/>
         </w:rPr>
@@ -903,42 +888,42 @@
       </w:r>
       <w:r>
         <w:rPr>
+          <w:rFonts w:ascii="Segoe UI Symbol" w:eastAsia="Cordia New" w:hAnsi="Segoe UI Symbol" w:cs="Segoe UI Symbol"/>
+          <w:sz w:val="32"/>
+          <w:szCs w:val="32"/>
+        </w:rPr>
+        <w:t>{</w:t>
+      </w:r>
+      <w:proofErr w:type="spellStart"/>
+      <w:r>
+        <w:rPr>
+          <w:rFonts w:ascii="Segoe UI Symbol" w:eastAsia="Cordia New" w:hAnsi="Segoe UI Symbol" w:cs="Segoe UI Symbol"/>
+          <w:sz w:val="32"/>
+          <w:szCs w:val="32"/>
+        </w:rPr>
+        <w:t>cM</w:t>
+      </w:r>
+      <w:proofErr w:type="spellEnd"/>
+      <w:r>
+        <w:rPr>
+          <w:rFonts w:ascii="Segoe UI Symbol" w:eastAsia="Cordia New" w:hAnsi="Segoe UI Symbol" w:cs="Segoe UI Symbol"/>
+          <w:sz w:val="32"/>
+          <w:szCs w:val="32"/>
+        </w:rPr>
+        <w:t>}</w:t>
+      </w:r>
+      <w:r>
+        <w:rPr>
           <w:rFonts w:ascii="TH SarabunPSK" w:eastAsia="Cordia New" w:hAnsi="TH SarabunPSK" w:cs="TH SarabunPSK"/>
           <w:sz w:val="32"/>
           <w:szCs w:val="32"/>
-        </w:rPr>
-        <w:t>{</w:t>
-      </w:r>
-      <w:proofErr w:type="spellStart"/>
-      <w:r>
-        <w:rPr>
-          <w:rFonts w:ascii="TH SarabunPSK" w:eastAsia="Cordia New" w:hAnsi="TH SarabunPSK" w:cs="TH SarabunPSK"/>
-          <w:sz w:val="32"/>
-          <w:szCs w:val="32"/>
-        </w:rPr>
-        <w:t>cM</w:t>
-      </w:r>
-      <w:proofErr w:type="spellEnd"/>
-      <w:r>
-        <w:rPr>
-          <w:rFonts w:ascii="TH SarabunPSK" w:eastAsia="Cordia New" w:hAnsi="TH SarabunPSK" w:cs="TH SarabunPSK"/>
-          <w:sz w:val="32"/>
-          <w:szCs w:val="32"/>
-        </w:rPr>
-        <w:t>}</w:t>
-      </w:r>
-      <w:r>
-        <w:rPr>
-          <w:rFonts w:ascii="TH SarabunPSK" w:eastAsia="Cordia New" w:hAnsi="TH SarabunPSK" w:cs="TH SarabunPSK"/>
-          <w:sz w:val="32"/>
-          <w:szCs w:val="32"/>
           <w:cs/>
         </w:rPr>
         <w:tab/>
       </w:r>
       <w:r>
         <w:rPr>
-          <w:rFonts w:ascii="TH SarabunPSK" w:eastAsia="Cordia New" w:hAnsi="TH SarabunPSK" w:cs="TH SarabunPSK"/>
+          <w:rFonts w:ascii="TH Sarabun New" w:eastAsia="Cordia New" w:hAnsi="TH Sarabun New" w:cs="TH Sarabun New"/>
           <w:sz w:val="32"/>
           <w:szCs w:val="32"/>
           <w:cs/>
@@ -947,7 +932,7 @@
       </w:r>
       <w:r>
         <w:rPr>
-          <w:rFonts w:ascii="TH SarabunPSK" w:eastAsia="Cordia New" w:hAnsi="TH SarabunPSK" w:cs="TH SarabunPSK"/>
+          <w:rFonts w:ascii="TH Sarabun New" w:eastAsia="Cordia New" w:hAnsi="TH Sarabun New" w:cs="TH Sarabun New"/>
           <w:sz w:val="32"/>
           <w:szCs w:val="32"/>
         </w:rPr>
@@ -955,7 +940,7 @@
       </w:r>
       <w:r>
         <w:rPr>
-          <w:rFonts w:ascii="TH SarabunPSK" w:eastAsia="Cordia New" w:hAnsi="TH SarabunPSK" w:cs="TH SarabunPSK"/>
+          <w:rFonts w:ascii="TH Sarabun New" w:eastAsia="Cordia New" w:hAnsi="TH Sarabun New" w:cs="TH Sarabun New"/>
           <w:sz w:val="32"/>
           <w:szCs w:val="32"/>
         </w:rPr>
@@ -967,7 +952,7 @@
       <w:pPr>
         <w:spacing w:after="0" w:line="20" w:lineRule="atLeast"/>
         <w:rPr>
-          <w:rFonts w:ascii="TH SarabunPSK" w:eastAsia="Cordia New" w:hAnsi="TH SarabunPSK" w:cs="TH SarabunPSK"/>
+          <w:rFonts w:ascii="TH Sarabun New" w:eastAsia="Cordia New" w:hAnsi="TH Sarabun New" w:cs="TH Sarabun New"/>
           <w:sz w:val="32"/>
           <w:szCs w:val="32"/>
           <w:cs/>
@@ -975,7 +960,7 @@
       </w:pPr>
       <w:r>
         <w:rPr>
-          <w:rFonts w:ascii="TH SarabunPSK" w:eastAsia="Cordia New" w:hAnsi="TH SarabunPSK" w:cs="TH SarabunPSK" w:hint="cs"/>
+          <w:rFonts w:ascii="TH Sarabun New" w:eastAsia="Cordia New" w:hAnsi="TH Sarabun New" w:cs="TH Sarabun New"/>
           <w:sz w:val="32"/>
           <w:szCs w:val="32"/>
           <w:cs/>
@@ -984,7 +969,7 @@
       </w:r>
       <w:r>
         <w:rPr>
-          <w:rFonts w:ascii="TH SarabunPSK" w:eastAsia="Cordia New" w:hAnsi="TH SarabunPSK" w:cs="TH SarabunPSK" w:hint="cs"/>
+          <w:rFonts w:ascii="TH Sarabun New" w:eastAsia="Cordia New" w:hAnsi="TH Sarabun New" w:cs="TH Sarabun New"/>
           <w:sz w:val="32"/>
           <w:szCs w:val="32"/>
         </w:rPr>
@@ -992,7 +977,7 @@
       </w:r>
       <w:r>
         <w:rPr>
-          <w:rFonts w:ascii="TH SarabunPSK" w:eastAsia="Cordia New" w:hAnsi="TH SarabunPSK" w:cs="TH SarabunPSK"/>
+          <w:rFonts w:ascii="TH Sarabun New" w:eastAsia="Cordia New" w:hAnsi="TH Sarabun New" w:cs="TH Sarabun New"/>
           <w:sz w:val="32"/>
           <w:szCs w:val="32"/>
         </w:rPr>
@@ -1001,7 +986,7 @@
       <w:proofErr w:type="spellStart"/>
       <w:r>
         <w:rPr>
-          <w:rFonts w:ascii="TH SarabunPSK" w:eastAsia="Cordia New" w:hAnsi="TH SarabunPSK" w:cs="TH SarabunPSK"/>
+          <w:rFonts w:ascii="TH Sarabun New" w:eastAsia="Cordia New" w:hAnsi="TH Sarabun New" w:cs="TH Sarabun New"/>
           <w:sz w:val="32"/>
           <w:szCs w:val="32"/>
         </w:rPr>
@@ -1010,7 +995,7 @@
       <w:proofErr w:type="spellEnd"/>
       <w:r>
         <w:rPr>
-          <w:rFonts w:ascii="TH SarabunPSK" w:eastAsia="Cordia New" w:hAnsi="TH SarabunPSK" w:cs="TH SarabunPSK"/>
+          <w:rFonts w:ascii="TH Sarabun New" w:eastAsia="Cordia New" w:hAnsi="TH Sarabun New" w:cs="TH Sarabun New"/>
           <w:sz w:val="32"/>
           <w:szCs w:val="32"/>
         </w:rPr>
@@ -1018,7 +1003,7 @@
       </w:r>
       <w:r>
         <w:rPr>
-          <w:rFonts w:ascii="TH SarabunPSK" w:eastAsia="Cordia New" w:hAnsi="TH SarabunPSK" w:cs="TH SarabunPSK" w:hint="cs"/>
+          <w:rFonts w:ascii="TH Sarabun New" w:eastAsia="Cordia New" w:hAnsi="TH Sarabun New" w:cs="TH Sarabun New"/>
           <w:sz w:val="32"/>
           <w:szCs w:val="32"/>
         </w:rPr>
@@ -1026,7 +1011,7 @@
       </w:r>
       <w:r>
         <w:rPr>
-          <w:rFonts w:ascii="TH SarabunPSK" w:eastAsia="Cordia New" w:hAnsi="TH SarabunPSK" w:cs="TH SarabunPSK" w:hint="cs"/>
+          <w:rFonts w:ascii="TH Sarabun New" w:eastAsia="Cordia New" w:hAnsi="TH Sarabun New" w:cs="TH Sarabun New"/>
           <w:sz w:val="32"/>
           <w:szCs w:val="32"/>
           <w:cs/>
@@ -1035,7 +1020,7 @@
       </w:r>
       <w:r>
         <w:rPr>
-          <w:rFonts w:ascii="TH SarabunPSK" w:eastAsia="Cordia New" w:hAnsi="TH SarabunPSK" w:cs="TH SarabunPSK" w:hint="cs"/>
+          <w:rFonts w:ascii="TH Sarabun New" w:eastAsia="Cordia New" w:hAnsi="TH Sarabun New" w:cs="TH Sarabun New"/>
           <w:sz w:val="32"/>
           <w:szCs w:val="32"/>
         </w:rPr>
@@ -1043,7 +1028,7 @@
       </w:r>
       <w:r>
         <w:rPr>
-          <w:rFonts w:ascii="TH SarabunPSK" w:eastAsia="Cordia New" w:hAnsi="TH SarabunPSK" w:cs="TH SarabunPSK"/>
+          <w:rFonts w:ascii="TH Sarabun New" w:eastAsia="Cordia New" w:hAnsi="TH Sarabun New" w:cs="TH Sarabun New"/>
           <w:sz w:val="32"/>
           <w:szCs w:val="32"/>
         </w:rPr>
@@ -1052,7 +1037,7 @@
       <w:proofErr w:type="spellStart"/>
       <w:r>
         <w:rPr>
-          <w:rFonts w:ascii="TH SarabunPSK" w:eastAsia="Cordia New" w:hAnsi="TH SarabunPSK" w:cs="TH SarabunPSK"/>
+          <w:rFonts w:ascii="TH Sarabun New" w:eastAsia="Cordia New" w:hAnsi="TH Sarabun New" w:cs="TH Sarabun New"/>
           <w:sz w:val="32"/>
           <w:szCs w:val="32"/>
         </w:rPr>
@@ -1061,7 +1046,7 @@
       <w:proofErr w:type="spellEnd"/>
       <w:r>
         <w:rPr>
-          <w:rFonts w:ascii="TH SarabunPSK" w:eastAsia="Cordia New" w:hAnsi="TH SarabunPSK" w:cs="TH SarabunPSK"/>
+          <w:rFonts w:ascii="TH Sarabun New" w:eastAsia="Cordia New" w:hAnsi="TH Sarabun New" w:cs="TH Sarabun New"/>
           <w:sz w:val="32"/>
           <w:szCs w:val="32"/>
         </w:rPr>
@@ -1069,7 +1054,7 @@
       </w:r>
       <w:r>
         <w:rPr>
-          <w:rFonts w:ascii="TH SarabunPSK" w:eastAsia="Cordia New" w:hAnsi="TH SarabunPSK" w:cs="TH SarabunPSK" w:hint="cs"/>
+          <w:rFonts w:ascii="TH Sarabun New" w:eastAsia="Cordia New" w:hAnsi="TH Sarabun New" w:cs="TH Sarabun New"/>
           <w:sz w:val="32"/>
           <w:szCs w:val="32"/>
           <w:cs/>
@@ -1078,7 +1063,7 @@
       </w:r>
       <w:r>
         <w:rPr>
-          <w:rFonts w:ascii="TH SarabunPSK" w:eastAsia="Cordia New" w:hAnsi="TH SarabunPSK" w:cs="TH SarabunPSK" w:hint="cs"/>
+          <w:rFonts w:ascii="TH Sarabun New" w:eastAsia="Cordia New" w:hAnsi="TH Sarabun New" w:cs="TH Sarabun New"/>
           <w:sz w:val="32"/>
           <w:szCs w:val="32"/>
         </w:rPr>
@@ -1086,7 +1071,7 @@
       </w:r>
       <w:r>
         <w:rPr>
-          <w:rFonts w:ascii="TH SarabunPSK" w:eastAsia="Cordia New" w:hAnsi="TH SarabunPSK" w:cs="TH SarabunPSK"/>
+          <w:rFonts w:ascii="TH Sarabun New" w:eastAsia="Cordia New" w:hAnsi="TH Sarabun New" w:cs="TH Sarabun New"/>
           <w:sz w:val="32"/>
           <w:szCs w:val="32"/>
         </w:rPr>
@@ -1095,7 +1080,7 @@
       <w:proofErr w:type="spellStart"/>
       <w:r>
         <w:rPr>
-          <w:rFonts w:ascii="TH SarabunPSK" w:eastAsia="Cordia New" w:hAnsi="TH SarabunPSK" w:cs="TH SarabunPSK"/>
+          <w:rFonts w:ascii="TH Sarabun New" w:eastAsia="Cordia New" w:hAnsi="TH Sarabun New" w:cs="TH Sarabun New"/>
           <w:sz w:val="32"/>
           <w:szCs w:val="32"/>
         </w:rPr>
@@ -1104,7 +1089,7 @@
       <w:proofErr w:type="spellEnd"/>
       <w:r>
         <w:rPr>
-          <w:rFonts w:ascii="TH SarabunPSK" w:eastAsia="Cordia New" w:hAnsi="TH SarabunPSK" w:cs="TH SarabunPSK"/>
+          <w:rFonts w:ascii="TH Sarabun New" w:eastAsia="Cordia New" w:hAnsi="TH Sarabun New" w:cs="TH Sarabun New"/>
           <w:sz w:val="32"/>
           <w:szCs w:val="32"/>
         </w:rPr>
@@ -1112,7 +1097,7 @@
       </w:r>
       <w:r>
         <w:rPr>
-          <w:rFonts w:ascii="TH SarabunPSK" w:eastAsia="Cordia New" w:hAnsi="TH SarabunPSK" w:cs="TH SarabunPSK" w:hint="cs"/>
+          <w:rFonts w:ascii="TH Sarabun New" w:eastAsia="Cordia New" w:hAnsi="TH Sarabun New" w:cs="TH Sarabun New"/>
           <w:sz w:val="32"/>
           <w:szCs w:val="32"/>
           <w:cs/>
@@ -1121,7 +1106,7 @@
       </w:r>
       <w:r>
         <w:rPr>
-          <w:rFonts w:ascii="TH SarabunPSK" w:eastAsia="Cordia New" w:hAnsi="TH SarabunPSK" w:cs="TH SarabunPSK" w:hint="cs"/>
+          <w:rFonts w:ascii="TH Sarabun New" w:eastAsia="Cordia New" w:hAnsi="TH Sarabun New" w:cs="TH Sarabun New"/>
           <w:sz w:val="32"/>
           <w:szCs w:val="32"/>
         </w:rPr>
@@ -1129,7 +1114,7 @@
       </w:r>
       <w:r>
         <w:rPr>
-          <w:rFonts w:ascii="TH SarabunPSK" w:eastAsia="Cordia New" w:hAnsi="TH SarabunPSK" w:cs="TH SarabunPSK" w:hint="cs"/>
+          <w:rFonts w:ascii="TH Sarabun New" w:eastAsia="Cordia New" w:hAnsi="TH Sarabun New" w:cs="TH Sarabun New"/>
           <w:sz w:val="32"/>
           <w:szCs w:val="32"/>
           <w:cs/>
@@ -1138,7 +1123,7 @@
       </w:r>
       <w:r>
         <w:rPr>
-          <w:rFonts w:ascii="TH SarabunPSK" w:eastAsia="Cordia New" w:hAnsi="TH SarabunPSK" w:cs="TH SarabunPSK" w:hint="cs"/>
+          <w:rFonts w:ascii="TH Sarabun New" w:eastAsia="Cordia New" w:hAnsi="TH Sarabun New" w:cs="TH Sarabun New"/>
           <w:sz w:val="32"/>
           <w:szCs w:val="32"/>
         </w:rPr>
@@ -1149,14 +1134,14 @@
       <w:pPr>
         <w:spacing w:after="0" w:line="20" w:lineRule="atLeast"/>
         <w:rPr>
-          <w:rFonts w:ascii="TH SarabunPSK" w:eastAsia="Cordia New" w:hAnsi="TH SarabunPSK" w:cs="TH SarabunPSK"/>
+          <w:rFonts w:ascii="TH Sarabun New" w:eastAsia="Cordia New" w:hAnsi="TH Sarabun New" w:cs="TH Sarabun New" w:hint="cs"/>
           <w:sz w:val="32"/>
           <w:szCs w:val="32"/>
         </w:rPr>
       </w:pPr>
       <w:r>
         <w:rPr>
-          <w:rFonts w:ascii="TH SarabunPSK" w:eastAsia="Cordia New" w:hAnsi="TH SarabunPSK" w:cs="TH SarabunPSK" w:hint="cs"/>
+          <w:rFonts w:ascii="TH Sarabun New" w:eastAsia="Cordia New" w:hAnsi="TH Sarabun New" w:cs="TH Sarabun New"/>
           <w:sz w:val="32"/>
           <w:szCs w:val="32"/>
           <w:cs/>
@@ -1165,7 +1150,7 @@
       </w:r>
       <w:r>
         <w:rPr>
-          <w:rFonts w:ascii="TH SarabunPSK" w:eastAsia="Cordia New" w:hAnsi="TH SarabunPSK" w:cs="TH SarabunPSK"/>
+          <w:rFonts w:ascii="Segoe UI Symbol" w:eastAsia="Cordia New" w:hAnsi="Segoe UI Symbol" w:cs="Segoe UI Symbol"/>
           <w:sz w:val="32"/>
           <w:szCs w:val="32"/>
         </w:rPr>
@@ -1174,7 +1159,7 @@
       <w:proofErr w:type="spellStart"/>
       <w:r>
         <w:rPr>
-          <w:rFonts w:ascii="TH SarabunPSK" w:eastAsia="Cordia New" w:hAnsi="TH SarabunPSK" w:cs="TH SarabunPSK"/>
+          <w:rFonts w:ascii="Segoe UI Symbol" w:eastAsia="Cordia New" w:hAnsi="Segoe UI Symbol" w:cs="Segoe UI Symbol"/>
           <w:sz w:val="32"/>
           <w:szCs w:val="32"/>
         </w:rPr>
@@ -1182,7 +1167,7 @@
       </w:r>
       <w:r>
         <w:rPr>
-          <w:rFonts w:ascii="TH SarabunPSK" w:eastAsia="Cordia New" w:hAnsi="TH SarabunPSK" w:cs="TH SarabunPSK"/>
+          <w:rFonts w:ascii="Segoe UI Symbol" w:eastAsia="Cordia New" w:hAnsi="Segoe UI Symbol" w:cs="Segoe UI Symbol"/>
           <w:sz w:val="32"/>
           <w:szCs w:val="32"/>
         </w:rPr>
@@ -1191,15 +1176,15 @@
       <w:proofErr w:type="spellEnd"/>
       <w:r>
         <w:rPr>
-          <w:rFonts w:ascii="TH SarabunPSK" w:eastAsia="Cordia New" w:hAnsi="TH SarabunPSK" w:cs="TH SarabunPSK"/>
-          <w:sz w:val="32"/>
-          <w:szCs w:val="32"/>
-        </w:rPr>
-        <w:t xml:space="preserve">} </w:t>
-      </w:r>
-      <w:r>
-        <w:rPr>
-          <w:rFonts w:ascii="TH SarabunPSK" w:eastAsia="Cordia New" w:hAnsi="TH SarabunPSK" w:cs="TH SarabunPSK" w:hint="cs"/>
+          <w:rFonts w:ascii="Segoe UI Symbol" w:eastAsia="Cordia New" w:hAnsi="Segoe UI Symbol" w:cs="Segoe UI Symbol"/>
+          <w:sz w:val="32"/>
+          <w:szCs w:val="32"/>
+        </w:rPr>
+        <w:t>}</w:t>
+      </w:r>
+      <w:r>
+        <w:rPr>
+          <w:rFonts w:ascii="TH Sarabun New" w:eastAsia="Cordia New" w:hAnsi="TH Sarabun New" w:cs="TH Sarabun New"/>
           <w:sz w:val="32"/>
           <w:szCs w:val="32"/>
         </w:rPr>
@@ -1207,7 +1192,15 @@
       </w:r>
       <w:r>
         <w:rPr>
-          <w:rFonts w:ascii="TH SarabunPSK" w:eastAsia="Cordia New" w:hAnsi="TH SarabunPSK" w:cs="TH SarabunPSK" w:hint="cs"/>
+          <w:rFonts w:ascii="TH Sarabun New" w:eastAsia="Cordia New" w:hAnsi="TH Sarabun New" w:cs="TH Sarabun New"/>
+          <w:sz w:val="32"/>
+          <w:szCs w:val="32"/>
+        </w:rPr>
+        <w:t xml:space="preserve"> </w:t>
+      </w:r>
+      <w:r>
+        <w:rPr>
+          <w:rFonts w:ascii="TH Sarabun New" w:eastAsia="Cordia New" w:hAnsi="TH Sarabun New" w:cs="TH Sarabun New"/>
           <w:sz w:val="32"/>
           <w:szCs w:val="32"/>
           <w:cs/>
@@ -1216,15 +1209,15 @@
       </w:r>
       <w:r>
         <w:rPr>
-          <w:rFonts w:ascii="TH SarabunPSK" w:eastAsia="Cordia New" w:hAnsi="TH SarabunPSK" w:cs="TH SarabunPSK" w:hint="cs"/>
-          <w:sz w:val="32"/>
-          <w:szCs w:val="32"/>
-        </w:rPr>
-        <w:tab/>
-      </w:r>
-      <w:r>
-        <w:rPr>
-          <w:rFonts w:ascii="TH SarabunPSK" w:eastAsia="Cordia New" w:hAnsi="TH SarabunPSK" w:cs="TH SarabunPSK" w:hint="cs"/>
+          <w:rFonts w:ascii="TH Sarabun New" w:eastAsia="Cordia New" w:hAnsi="TH Sarabun New" w:cs="TH Sarabun New"/>
+          <w:sz w:val="32"/>
+          <w:szCs w:val="32"/>
+        </w:rPr>
+        <w:t xml:space="preserve">  </w:t>
+      </w:r>
+      <w:r>
+        <w:rPr>
+          <w:rFonts w:ascii="TH Sarabun New" w:eastAsia="Cordia New" w:hAnsi="TH Sarabun New" w:cs="TH Sarabun New"/>
           <w:sz w:val="32"/>
           <w:szCs w:val="32"/>
           <w:cs/>
@@ -1233,7 +1226,7 @@
       </w:r>
       <w:r>
         <w:rPr>
-          <w:rFonts w:ascii="TH SarabunPSK" w:eastAsia="Cordia New" w:hAnsi="TH SarabunPSK" w:cs="TH SarabunPSK"/>
+          <w:rFonts w:ascii="Segoe UI Symbol" w:eastAsia="Cordia New" w:hAnsi="Segoe UI Symbol" w:cs="Segoe UI Symbol"/>
           <w:sz w:val="32"/>
           <w:szCs w:val="32"/>
         </w:rPr>
@@ -1242,7 +1235,7 @@
       <w:proofErr w:type="spellStart"/>
       <w:r>
         <w:rPr>
-          <w:rFonts w:ascii="TH SarabunPSK" w:eastAsia="Cordia New" w:hAnsi="TH SarabunPSK" w:cs="TH SarabunPSK"/>
+          <w:rFonts w:ascii="Segoe UI Symbol" w:eastAsia="Cordia New" w:hAnsi="Segoe UI Symbol" w:cs="Segoe UI Symbol"/>
           <w:sz w:val="32"/>
           <w:szCs w:val="32"/>
         </w:rPr>
@@ -1250,7 +1243,7 @@
       </w:r>
       <w:r>
         <w:rPr>
-          <w:rFonts w:ascii="TH SarabunPSK" w:eastAsia="Cordia New" w:hAnsi="TH SarabunPSK" w:cs="TH SarabunPSK"/>
+          <w:rFonts w:ascii="Segoe UI Symbol" w:eastAsia="Cordia New" w:hAnsi="Segoe UI Symbol" w:cs="Segoe UI Symbol"/>
           <w:sz w:val="32"/>
           <w:szCs w:val="32"/>
         </w:rPr>
@@ -1259,7 +1252,7 @@
       <w:proofErr w:type="spellEnd"/>
       <w:r>
         <w:rPr>
-          <w:rFonts w:ascii="TH SarabunPSK" w:eastAsia="Cordia New" w:hAnsi="TH SarabunPSK" w:cs="TH SarabunPSK"/>
+          <w:rFonts w:ascii="Segoe UI Symbol" w:eastAsia="Cordia New" w:hAnsi="Segoe UI Symbol" w:cs="Segoe UI Symbol"/>
           <w:sz w:val="32"/>
           <w:szCs w:val="32"/>
         </w:rPr>
@@ -1267,7 +1260,7 @@
       </w:r>
       <w:r>
         <w:rPr>
-          <w:rFonts w:ascii="TH SarabunPSK" w:eastAsia="Cordia New" w:hAnsi="TH SarabunPSK" w:cs="TH SarabunPSK" w:hint="cs"/>
+          <w:rFonts w:ascii="TH Sarabun New" w:eastAsia="Cordia New" w:hAnsi="TH Sarabun New" w:cs="TH Sarabun New"/>
           <w:sz w:val="32"/>
           <w:szCs w:val="32"/>
         </w:rPr>
@@ -1275,7 +1268,7 @@
       </w:r>
       <w:r>
         <w:rPr>
-          <w:rFonts w:ascii="TH SarabunPSK" w:eastAsia="Cordia New" w:hAnsi="TH SarabunPSK" w:cs="TH SarabunPSK" w:hint="cs"/>
+          <w:rFonts w:ascii="TH Sarabun New" w:eastAsia="Cordia New" w:hAnsi="TH Sarabun New" w:cs="TH Sarabun New"/>
           <w:sz w:val="32"/>
           <w:szCs w:val="32"/>
           <w:cs/>
@@ -1284,15 +1277,15 @@
       </w:r>
       <w:r>
         <w:rPr>
-          <w:rFonts w:ascii="TH SarabunPSK" w:eastAsia="Cordia New" w:hAnsi="TH SarabunPSK" w:cs="TH SarabunPSK" w:hint="cs"/>
-          <w:sz w:val="32"/>
-          <w:szCs w:val="32"/>
-        </w:rPr>
-        <w:tab/>
-      </w:r>
-      <w:r>
-        <w:rPr>
-          <w:rFonts w:ascii="TH SarabunPSK" w:eastAsia="Cordia New" w:hAnsi="TH SarabunPSK" w:cs="TH SarabunPSK"/>
+          <w:rFonts w:ascii="TH Sarabun New" w:eastAsia="Cordia New" w:hAnsi="TH Sarabun New" w:cs="TH Sarabun New"/>
+          <w:sz w:val="32"/>
+          <w:szCs w:val="32"/>
+        </w:rPr>
+        <w:t xml:space="preserve">   </w:t>
+      </w:r>
+      <w:r>
+        <w:rPr>
+          <w:rFonts w:ascii="Segoe UI Symbol" w:eastAsia="Cordia New" w:hAnsi="Segoe UI Symbol" w:cs="Segoe UI Symbol"/>
           <w:sz w:val="32"/>
           <w:szCs w:val="32"/>
         </w:rPr>
@@ -1301,7 +1294,7 @@
       <w:proofErr w:type="spellStart"/>
       <w:r>
         <w:rPr>
-          <w:rFonts w:ascii="TH SarabunPSK" w:eastAsia="Cordia New" w:hAnsi="TH SarabunPSK" w:cs="TH SarabunPSK"/>
+          <w:rFonts w:ascii="Segoe UI Symbol" w:eastAsia="Cordia New" w:hAnsi="Segoe UI Symbol" w:cs="Segoe UI Symbol"/>
           <w:sz w:val="32"/>
           <w:szCs w:val="32"/>
         </w:rPr>
@@ -1309,7 +1302,7 @@
       </w:r>
       <w:r>
         <w:rPr>
-          <w:rFonts w:ascii="TH SarabunPSK" w:eastAsia="Cordia New" w:hAnsi="TH SarabunPSK" w:cs="TH SarabunPSK"/>
+          <w:rFonts w:ascii="Segoe UI Symbol" w:eastAsia="Cordia New" w:hAnsi="Segoe UI Symbol" w:cs="Segoe UI Symbol"/>
           <w:sz w:val="32"/>
           <w:szCs w:val="32"/>
         </w:rPr>
@@ -1318,7 +1311,7 @@
       <w:proofErr w:type="spellEnd"/>
       <w:r>
         <w:rPr>
-          <w:rFonts w:ascii="TH SarabunPSK" w:eastAsia="Cordia New" w:hAnsi="TH SarabunPSK" w:cs="TH SarabunPSK"/>
+          <w:rFonts w:ascii="Segoe UI Symbol" w:eastAsia="Cordia New" w:hAnsi="Segoe UI Symbol" w:cs="Segoe UI Symbol"/>
           <w:sz w:val="32"/>
           <w:szCs w:val="32"/>
         </w:rPr>
@@ -1326,7 +1319,7 @@
       </w:r>
       <w:r>
         <w:rPr>
-          <w:rFonts w:ascii="TH SarabunPSK" w:eastAsia="Cordia New" w:hAnsi="TH SarabunPSK" w:cs="TH SarabunPSK" w:hint="cs"/>
+          <w:rFonts w:ascii="TH Sarabun New" w:eastAsia="Cordia New" w:hAnsi="TH Sarabun New" w:cs="TH Sarabun New"/>
           <w:sz w:val="32"/>
           <w:szCs w:val="32"/>
           <w:cs/>
@@ -1335,7 +1328,7 @@
       </w:r>
       <w:r>
         <w:rPr>
-          <w:rFonts w:ascii="TH SarabunPSK" w:eastAsia="Cordia New" w:hAnsi="TH SarabunPSK" w:cs="TH SarabunPSK" w:hint="cs"/>
+          <w:rFonts w:ascii="TH Sarabun New" w:eastAsia="Cordia New" w:hAnsi="TH Sarabun New" w:cs="TH Sarabun New"/>
           <w:sz w:val="32"/>
           <w:szCs w:val="32"/>
         </w:rPr>
@@ -1343,7 +1336,7 @@
       </w:r>
       <w:r>
         <w:rPr>
-          <w:rFonts w:ascii="TH SarabunPSK" w:eastAsia="Cordia New" w:hAnsi="TH SarabunPSK" w:cs="TH SarabunPSK" w:hint="cs"/>
+          <w:rFonts w:ascii="TH Sarabun New" w:eastAsia="Cordia New" w:hAnsi="TH Sarabun New" w:cs="TH Sarabun New"/>
           <w:sz w:val="32"/>
           <w:szCs w:val="32"/>
           <w:cs/>
@@ -1352,15 +1345,15 @@
       </w:r>
       <w:r>
         <w:rPr>
-          <w:rFonts w:ascii="TH SarabunPSK" w:eastAsia="Cordia New" w:hAnsi="TH SarabunPSK" w:cs="TH SarabunPSK" w:hint="cs"/>
-          <w:sz w:val="32"/>
-          <w:szCs w:val="32"/>
-        </w:rPr>
-        <w:t>………</w:t>
-      </w:r>
-      <w:r>
-        <w:rPr>
-          <w:rFonts w:ascii="TH SarabunPSK" w:eastAsia="Cordia New" w:hAnsi="TH SarabunPSK" w:cs="TH SarabunPSK"/>
+          <w:rFonts w:ascii="TH Sarabun New" w:eastAsia="Cordia New" w:hAnsi="TH Sarabun New" w:cs="TH Sarabun New"/>
+          <w:sz w:val="32"/>
+          <w:szCs w:val="32"/>
+        </w:rPr>
+        <w:t>……</w:t>
+      </w:r>
+      <w:r>
+        <w:rPr>
+          <w:rFonts w:ascii="TH Sarabun New" w:eastAsia="Cordia New" w:hAnsi="TH Sarabun New" w:cs="TH Sarabun New"/>
           <w:sz w:val="32"/>
           <w:szCs w:val="32"/>
         </w:rPr>
@@ -1369,7 +1362,7 @@
       <w:proofErr w:type="spellStart"/>
       <w:r>
         <w:rPr>
-          <w:rFonts w:ascii="TH SarabunPSK" w:eastAsia="Cordia New" w:hAnsi="TH SarabunPSK" w:cs="TH SarabunPSK"/>
+          <w:rFonts w:ascii="TH Sarabun New" w:eastAsia="Cordia New" w:hAnsi="TH Sarabun New" w:cs="TH Sarabun New"/>
           <w:sz w:val="32"/>
           <w:szCs w:val="32"/>
         </w:rPr>
@@ -1378,7 +1371,7 @@
       <w:proofErr w:type="spellEnd"/>
       <w:r>
         <w:rPr>
-          <w:rFonts w:ascii="TH SarabunPSK" w:eastAsia="Cordia New" w:hAnsi="TH SarabunPSK" w:cs="TH SarabunPSK"/>
+          <w:rFonts w:ascii="TH Sarabun New" w:eastAsia="Cordia New" w:hAnsi="TH Sarabun New" w:cs="TH Sarabun New"/>
           <w:sz w:val="32"/>
           <w:szCs w:val="32"/>
         </w:rPr>
@@ -1386,33 +1379,25 @@
       </w:r>
       <w:r>
         <w:rPr>
-          <w:rFonts w:ascii="TH SarabunPSK" w:eastAsia="Cordia New" w:hAnsi="TH SarabunPSK" w:cs="TH SarabunPSK" w:hint="cs"/>
-          <w:sz w:val="32"/>
-          <w:szCs w:val="32"/>
-        </w:rPr>
-        <w:t>……….</w:t>
-      </w:r>
-      <w:r>
-        <w:rPr>
-          <w:rFonts w:ascii="TH SarabunPSK" w:eastAsia="Cordia New" w:hAnsi="TH SarabunPSK" w:cs="TH SarabunPSK"/>
-          <w:sz w:val="32"/>
-          <w:szCs w:val="32"/>
-        </w:rPr>
-        <w:t>.</w:t>
+          <w:rFonts w:ascii="TH Sarabun New" w:eastAsia="Cordia New" w:hAnsi="TH Sarabun New" w:cs="TH Sarabun New"/>
+          <w:sz w:val="32"/>
+          <w:szCs w:val="32"/>
+        </w:rPr>
+        <w:t>……</w:t>
       </w:r>
     </w:p>
     <w:p>
       <w:pPr>
         <w:spacing w:after="0" w:line="20" w:lineRule="atLeast"/>
         <w:rPr>
-          <w:rFonts w:ascii="TH SarabunPSK" w:eastAsia="Cordia New" w:hAnsi="TH SarabunPSK" w:cs="TH SarabunPSK"/>
+          <w:rFonts w:ascii="TH Sarabun New" w:eastAsia="Cordia New" w:hAnsi="TH Sarabun New" w:cs="TH Sarabun New"/>
           <w:sz w:val="32"/>
           <w:szCs w:val="32"/>
         </w:rPr>
       </w:pPr>
       <w:r>
         <w:rPr>
-          <w:rFonts w:ascii="TH SarabunPSK" w:eastAsia="Cordia New" w:hAnsi="TH SarabunPSK" w:cs="TH SarabunPSK" w:hint="cs"/>
+          <w:rFonts w:ascii="TH Sarabun New" w:eastAsia="Cordia New" w:hAnsi="TH Sarabun New" w:cs="TH Sarabun New"/>
           <w:sz w:val="32"/>
           <w:szCs w:val="32"/>
           <w:cs/>
@@ -1421,7 +1406,7 @@
       </w:r>
       <w:r>
         <w:rPr>
-          <w:rFonts w:ascii="TH SarabunPSK" w:eastAsia="Cordia New" w:hAnsi="TH SarabunPSK" w:cs="TH SarabunPSK" w:hint="cs"/>
+          <w:rFonts w:ascii="TH Sarabun New" w:eastAsia="Cordia New" w:hAnsi="TH Sarabun New" w:cs="TH Sarabun New"/>
           <w:sz w:val="32"/>
           <w:szCs w:val="32"/>
         </w:rPr>
@@ -1429,7 +1414,7 @@
       </w:r>
       <w:r>
         <w:rPr>
-          <w:rFonts w:ascii="TH SarabunPSK" w:eastAsia="Cordia New" w:hAnsi="TH SarabunPSK" w:cs="TH SarabunPSK"/>
+          <w:rFonts w:ascii="TH Sarabun New" w:eastAsia="Cordia New" w:hAnsi="TH Sarabun New" w:cs="TH Sarabun New"/>
           <w:sz w:val="32"/>
           <w:szCs w:val="32"/>
         </w:rPr>
@@ -1438,7 +1423,7 @@
       <w:proofErr w:type="spellStart"/>
       <w:r>
         <w:rPr>
-          <w:rFonts w:ascii="TH SarabunPSK" w:eastAsia="Cordia New" w:hAnsi="TH SarabunPSK" w:cs="TH SarabunPSK"/>
+          <w:rFonts w:ascii="TH Sarabun New" w:eastAsia="Cordia New" w:hAnsi="TH Sarabun New" w:cs="TH Sarabun New"/>
           <w:sz w:val="32"/>
           <w:szCs w:val="32"/>
         </w:rPr>
@@ -1447,7 +1432,7 @@
       <w:proofErr w:type="spellEnd"/>
       <w:r>
         <w:rPr>
-          <w:rFonts w:ascii="TH SarabunPSK" w:eastAsia="Cordia New" w:hAnsi="TH SarabunPSK" w:cs="TH SarabunPSK"/>
+          <w:rFonts w:ascii="TH Sarabun New" w:eastAsia="Cordia New" w:hAnsi="TH Sarabun New" w:cs="TH Sarabun New"/>
           <w:sz w:val="32"/>
           <w:szCs w:val="32"/>
         </w:rPr>
@@ -1455,15 +1440,15 @@
       </w:r>
       <w:r>
         <w:rPr>
-          <w:rFonts w:ascii="TH SarabunPSK" w:eastAsia="Cordia New" w:hAnsi="TH SarabunPSK" w:cs="TH SarabunPSK" w:hint="cs"/>
-          <w:sz w:val="32"/>
-          <w:szCs w:val="32"/>
-        </w:rPr>
-        <w:t>…………….</w:t>
-      </w:r>
-      <w:r>
-        <w:rPr>
-          <w:rFonts w:ascii="TH SarabunPSK" w:eastAsia="Cordia New" w:hAnsi="TH SarabunPSK" w:cs="TH SarabunPSK" w:hint="cs"/>
+          <w:rFonts w:ascii="TH Sarabun New" w:eastAsia="Cordia New" w:hAnsi="TH Sarabun New" w:cs="TH Sarabun New"/>
+          <w:sz w:val="32"/>
+          <w:szCs w:val="32"/>
+        </w:rPr>
+        <w:t>……….</w:t>
+      </w:r>
+      <w:r>
+        <w:rPr>
+          <w:rFonts w:ascii="TH Sarabun New" w:eastAsia="Cordia New" w:hAnsi="TH Sarabun New" w:cs="TH Sarabun New"/>
           <w:sz w:val="32"/>
           <w:szCs w:val="32"/>
           <w:cs/>
@@ -1472,7 +1457,7 @@
       </w:r>
       <w:r>
         <w:rPr>
-          <w:rFonts w:ascii="TH SarabunPSK" w:eastAsia="Cordia New" w:hAnsi="TH SarabunPSK" w:cs="TH SarabunPSK" w:hint="cs"/>
+          <w:rFonts w:ascii="TH Sarabun New" w:eastAsia="Cordia New" w:hAnsi="TH Sarabun New" w:cs="TH Sarabun New"/>
           <w:sz w:val="32"/>
           <w:szCs w:val="32"/>
         </w:rPr>
@@ -1480,7 +1465,7 @@
       </w:r>
       <w:r>
         <w:rPr>
-          <w:rFonts w:ascii="TH SarabunPSK" w:eastAsia="Cordia New" w:hAnsi="TH SarabunPSK" w:cs="TH SarabunPSK"/>
+          <w:rFonts w:ascii="TH Sarabun New" w:eastAsia="Cordia New" w:hAnsi="TH Sarabun New" w:cs="TH Sarabun New"/>
           <w:sz w:val="32"/>
           <w:szCs w:val="32"/>
         </w:rPr>
@@ -1489,7 +1474,7 @@
       <w:proofErr w:type="spellStart"/>
       <w:r>
         <w:rPr>
-          <w:rFonts w:ascii="TH SarabunPSK" w:eastAsia="Cordia New" w:hAnsi="TH SarabunPSK" w:cs="TH SarabunPSK"/>
+          <w:rFonts w:ascii="TH Sarabun New" w:eastAsia="Cordia New" w:hAnsi="TH Sarabun New" w:cs="TH Sarabun New"/>
           <w:sz w:val="32"/>
           <w:szCs w:val="32"/>
         </w:rPr>
@@ -1498,7 +1483,7 @@
       <w:proofErr w:type="spellEnd"/>
       <w:r>
         <w:rPr>
-          <w:rFonts w:ascii="TH SarabunPSK" w:eastAsia="Cordia New" w:hAnsi="TH SarabunPSK" w:cs="TH SarabunPSK"/>
+          <w:rFonts w:ascii="TH Sarabun New" w:eastAsia="Cordia New" w:hAnsi="TH Sarabun New" w:cs="TH Sarabun New"/>
           <w:sz w:val="32"/>
           <w:szCs w:val="32"/>
         </w:rPr>
@@ -1506,7 +1491,7 @@
       </w:r>
       <w:r>
         <w:rPr>
-          <w:rFonts w:ascii="TH SarabunPSK" w:eastAsia="Cordia New" w:hAnsi="TH SarabunPSK" w:cs="TH SarabunPSK" w:hint="cs"/>
+          <w:rFonts w:ascii="TH Sarabun New" w:eastAsia="Cordia New" w:hAnsi="TH Sarabun New" w:cs="TH Sarabun New"/>
           <w:sz w:val="32"/>
           <w:szCs w:val="32"/>
         </w:rPr>
@@ -1514,7 +1499,7 @@
       </w:r>
       <w:r>
         <w:rPr>
-          <w:rFonts w:ascii="TH SarabunPSK" w:eastAsia="Cordia New" w:hAnsi="TH SarabunPSK" w:cs="TH SarabunPSK" w:hint="cs"/>
+          <w:rFonts w:ascii="TH Sarabun New" w:eastAsia="Cordia New" w:hAnsi="TH Sarabun New" w:cs="TH Sarabun New"/>
           <w:sz w:val="32"/>
           <w:szCs w:val="32"/>
           <w:cs/>
@@ -1523,17 +1508,16 @@
       </w:r>
       <w:r>
         <w:rPr>
-          <w:rFonts w:ascii="TH SarabunPSK" w:eastAsia="Cordia New" w:hAnsi="TH SarabunPSK" w:cs="TH SarabunPSK"/>
+          <w:rFonts w:ascii="TH Sarabun New" w:eastAsia="Cordia New" w:hAnsi="TH Sarabun New" w:cs="TH Sarabun New"/>
           <w:sz w:val="32"/>
           <w:szCs w:val="32"/>
         </w:rPr>
         <w:t>{</w:t>
       </w:r>
       <w:proofErr w:type="spellStart"/>
-      <w:proofErr w:type="gramStart"/>
-      <w:r>
-        <w:rPr>
-          <w:rFonts w:ascii="TH SarabunPSK" w:eastAsia="Cordia New" w:hAnsi="TH SarabunPSK" w:cs="TH SarabunPSK"/>
+      <w:r>
+        <w:rPr>
+          <w:rFonts w:ascii="TH Sarabun New" w:eastAsia="Cordia New" w:hAnsi="TH Sarabun New" w:cs="TH Sarabun New"/>
           <w:sz w:val="32"/>
           <w:szCs w:val="32"/>
         </w:rPr>
@@ -1542,7 +1526,7 @@
       <w:proofErr w:type="spellEnd"/>
       <w:r>
         <w:rPr>
-          <w:rFonts w:ascii="TH SarabunPSK" w:eastAsia="Cordia New" w:hAnsi="TH SarabunPSK" w:cs="TH SarabunPSK"/>
+          <w:rFonts w:ascii="TH Sarabun New" w:eastAsia="Cordia New" w:hAnsi="TH Sarabun New" w:cs="TH Sarabun New"/>
           <w:sz w:val="32"/>
           <w:szCs w:val="32"/>
         </w:rPr>
@@ -1550,20 +1534,19 @@
       </w:r>
       <w:r>
         <w:rPr>
-          <w:rFonts w:ascii="TH SarabunPSK" w:eastAsia="Cordia New" w:hAnsi="TH SarabunPSK" w:cs="TH SarabunPSK" w:hint="cs"/>
+          <w:rFonts w:ascii="TH Sarabun New" w:eastAsia="Cordia New" w:hAnsi="TH Sarabun New" w:cs="TH Sarabun New"/>
           <w:sz w:val="32"/>
           <w:szCs w:val="32"/>
           <w:cs/>
         </w:rPr>
         <w:t>...</w:t>
       </w:r>
-      <w:proofErr w:type="gramEnd"/>
     </w:p>
     <w:p>
       <w:pPr>
         <w:spacing w:after="0" w:line="20" w:lineRule="atLeast"/>
         <w:rPr>
-          <w:rFonts w:ascii="TH SarabunPSK" w:eastAsia="Cordia New" w:hAnsi="TH SarabunPSK" w:cs="TH SarabunPSK"/>
+          <w:rFonts w:ascii="TH Sarabun New" w:eastAsia="Cordia New" w:hAnsi="TH Sarabun New" w:cs="TH Sarabun New"/>
           <w:sz w:val="32"/>
           <w:szCs w:val="32"/>
           <w:cs/>
@@ -1571,7 +1554,7 @@
       </w:pPr>
       <w:r>
         <w:rPr>
-          <w:rFonts w:ascii="TH SarabunPSK" w:eastAsia="Cordia New" w:hAnsi="TH SarabunPSK" w:cs="TH SarabunPSK" w:hint="cs"/>
+          <w:rFonts w:ascii="TH Sarabun New" w:eastAsia="Cordia New" w:hAnsi="TH Sarabun New" w:cs="TH Sarabun New"/>
           <w:sz w:val="32"/>
           <w:szCs w:val="32"/>
           <w:cs/>
@@ -1580,17 +1563,16 @@
       </w:r>
       <w:r>
         <w:rPr>
-          <w:rFonts w:ascii="TH SarabunPSK" w:eastAsia="Cordia New" w:hAnsi="TH SarabunPSK" w:cs="TH SarabunPSK"/>
+          <w:rFonts w:ascii="TH Sarabun New" w:eastAsia="Cordia New" w:hAnsi="TH Sarabun New" w:cs="TH Sarabun New"/>
           <w:sz w:val="32"/>
           <w:szCs w:val="32"/>
         </w:rPr>
         <w:t>{</w:t>
       </w:r>
       <w:proofErr w:type="spellStart"/>
-      <w:proofErr w:type="gramStart"/>
-      <w:r>
-        <w:rPr>
-          <w:rFonts w:ascii="TH SarabunPSK" w:eastAsia="Cordia New" w:hAnsi="TH SarabunPSK" w:cs="TH SarabunPSK"/>
+      <w:r>
+        <w:rPr>
+          <w:rFonts w:ascii="TH Sarabun New" w:eastAsia="Cordia New" w:hAnsi="TH Sarabun New" w:cs="TH Sarabun New"/>
           <w:sz w:val="32"/>
           <w:szCs w:val="32"/>
         </w:rPr>
@@ -1599,34 +1581,25 @@
       <w:proofErr w:type="spellEnd"/>
       <w:r>
         <w:rPr>
-          <w:rFonts w:ascii="TH SarabunPSK" w:eastAsia="Cordia New" w:hAnsi="TH SarabunPSK" w:cs="TH SarabunPSK"/>
-          <w:sz w:val="32"/>
-          <w:szCs w:val="32"/>
-        </w:rPr>
-        <w:t>}…</w:t>
-      </w:r>
-      <w:proofErr w:type="gramEnd"/>
-      <w:r>
-        <w:rPr>
-          <w:rFonts w:ascii="TH SarabunPSK" w:eastAsia="Cordia New" w:hAnsi="TH SarabunPSK" w:cs="TH SarabunPSK"/>
-          <w:sz w:val="32"/>
-          <w:szCs w:val="32"/>
-        </w:rPr>
-        <w:t>.</w:t>
+          <w:rFonts w:ascii="TH Sarabun New" w:eastAsia="Cordia New" w:hAnsi="TH Sarabun New" w:cs="TH Sarabun New"/>
+          <w:sz w:val="32"/>
+          <w:szCs w:val="32"/>
+        </w:rPr>
+        <w:t>}….</w:t>
       </w:r>
     </w:p>
     <w:p>
       <w:pPr>
         <w:spacing w:after="0" w:line="20" w:lineRule="atLeast"/>
         <w:rPr>
-          <w:rFonts w:ascii="TH SarabunPSK" w:eastAsia="Cordia New" w:hAnsi="TH SarabunPSK" w:cs="TH SarabunPSK" w:hint="cs"/>
+          <w:rFonts w:ascii="TH Sarabun New" w:eastAsia="Cordia New" w:hAnsi="TH Sarabun New" w:cs="TH Sarabun New"/>
           <w:sz w:val="32"/>
           <w:szCs w:val="32"/>
         </w:rPr>
       </w:pPr>
       <w:r>
         <w:rPr>
-          <w:rFonts w:ascii="TH SarabunPSK" w:eastAsia="Cordia New" w:hAnsi="TH SarabunPSK" w:cs="TH SarabunPSK" w:hint="cs"/>
+          <w:rFonts w:ascii="TH Sarabun New" w:eastAsia="Cordia New" w:hAnsi="TH Sarabun New" w:cs="TH Sarabun New"/>
           <w:b/>
           <w:bCs/>
           <w:sz w:val="28"/>
@@ -1636,7 +1609,7 @@
       </w:r>
       <w:r>
         <w:rPr>
-          <w:rFonts w:ascii="TH SarabunPSK" w:eastAsia="Cordia New" w:hAnsi="TH SarabunPSK" w:cs="TH SarabunPSK"/>
+          <w:rFonts w:ascii="TH Sarabun New" w:eastAsia="Cordia New" w:hAnsi="TH Sarabun New" w:cs="TH Sarabun New"/>
           <w:b/>
           <w:bCs/>
           <w:sz w:val="28"/>
@@ -1646,7 +1619,7 @@
       </w:r>
       <w:r>
         <w:rPr>
-          <w:rFonts w:ascii="TH SarabunPSK" w:eastAsia="Cordia New" w:hAnsi="TH SarabunPSK" w:cs="TH SarabunPSK"/>
+          <w:rFonts w:ascii="TH Sarabun New" w:eastAsia="Cordia New" w:hAnsi="TH Sarabun New" w:cs="TH Sarabun New"/>
           <w:sz w:val="28"/>
           <w:cs/>
         </w:rPr>
@@ -1654,7 +1627,7 @@
       </w:r>
       <w:r>
         <w:rPr>
-          <w:rFonts w:ascii="TH SarabunPSK" w:eastAsia="Cordia New" w:hAnsi="TH SarabunPSK" w:cs="TH SarabunPSK" w:hint="cs"/>
+          <w:rFonts w:ascii="TH Sarabun New" w:eastAsia="Cordia New" w:hAnsi="TH Sarabun New" w:cs="TH Sarabun New"/>
           <w:sz w:val="32"/>
           <w:szCs w:val="32"/>
           <w:cs/>
@@ -1663,7 +1636,7 @@
       </w:r>
       <w:r>
         <w:rPr>
-          <w:rFonts w:ascii="TH SarabunPSK" w:eastAsia="Cordia New" w:hAnsi="TH SarabunPSK" w:cs="TH SarabunPSK"/>
+          <w:rFonts w:ascii="TH Sarabun New" w:eastAsia="Cordia New" w:hAnsi="TH Sarabun New" w:cs="TH Sarabun New"/>
           <w:sz w:val="32"/>
           <w:szCs w:val="32"/>
         </w:rPr>
@@ -1671,7 +1644,7 @@
       </w:r>
       <w:r>
         <w:rPr>
-          <w:rFonts w:ascii="TH SarabunPSK" w:eastAsia="Cordia New" w:hAnsi="TH SarabunPSK" w:cs="TH SarabunPSK"/>
+          <w:rFonts w:ascii="TH Sarabun New" w:eastAsia="Cordia New" w:hAnsi="TH Sarabun New" w:cs="TH Sarabun New"/>
           <w:sz w:val="32"/>
           <w:szCs w:val="32"/>
         </w:rPr>
@@ -1679,7 +1652,7 @@
       </w:r>
       <w:r>
         <w:rPr>
-          <w:rFonts w:ascii="TH SarabunPSK" w:eastAsia="Cordia New" w:hAnsi="TH SarabunPSK" w:cs="TH SarabunPSK"/>
+          <w:rFonts w:ascii="TH Sarabun New" w:eastAsia="Cordia New" w:hAnsi="TH Sarabun New" w:cs="TH Sarabun New"/>
           <w:sz w:val="32"/>
           <w:szCs w:val="32"/>
         </w:rPr>
@@ -1687,7 +1660,7 @@
       </w:r>
       <w:r>
         <w:rPr>
-          <w:rFonts w:ascii="TH SarabunPSK" w:eastAsia="Cordia New" w:hAnsi="TH SarabunPSK" w:cs="TH SarabunPSK"/>
+          <w:rFonts w:ascii="TH Sarabun New" w:eastAsia="Cordia New" w:hAnsi="TH Sarabun New" w:cs="TH Sarabun New"/>
           <w:sz w:val="32"/>
           <w:szCs w:val="32"/>
         </w:rPr>
@@ -1695,7 +1668,7 @@
       </w:r>
       <w:r>
         <w:rPr>
-          <w:rFonts w:ascii="TH SarabunPSK" w:eastAsia="Cordia New" w:hAnsi="TH SarabunPSK" w:cs="TH SarabunPSK"/>
+          <w:rFonts w:ascii="TH Sarabun New" w:eastAsia="Cordia New" w:hAnsi="TH Sarabun New" w:cs="TH Sarabun New"/>
           <w:sz w:val="32"/>
           <w:szCs w:val="32"/>
         </w:rPr>
@@ -1704,7 +1677,7 @@
       </w:r>
       <w:r>
         <w:rPr>
-          <w:rFonts w:ascii="TH SarabunPSK" w:eastAsia="Cordia New" w:hAnsi="TH SarabunPSK" w:cs="TH SarabunPSK" w:hint="cs"/>
+          <w:rFonts w:ascii="TH Sarabun New" w:eastAsia="Cordia New" w:hAnsi="TH Sarabun New" w:cs="TH Sarabun New"/>
           <w:sz w:val="32"/>
           <w:szCs w:val="32"/>
           <w:cs/>
@@ -1741,13 +1714,13 @@
               <w:spacing w:line="360" w:lineRule="auto"/>
               <w:jc w:val="center"/>
               <w:rPr>
-                <w:rFonts w:ascii="TH SarabunPSK" w:eastAsia="Cordia New" w:hAnsi="TH SarabunPSK" w:cs="TH SarabunPSK" w:hint="cs"/>
+                <w:rFonts w:ascii="TH Sarabun New" w:eastAsia="Cordia New" w:hAnsi="TH Sarabun New" w:cs="TH Sarabun New"/>
                 <w:sz w:val="28"/>
               </w:rPr>
             </w:pPr>
             <w:r>
               <w:rPr>
-                <w:rFonts w:ascii="TH SarabunPSK" w:hAnsi="TH SarabunPSK" w:cs="TH SarabunPSK" w:hint="cs"/>
+                <w:rFonts w:ascii="TH Sarabun New" w:hAnsi="TH Sarabun New" w:cs="TH Sarabun New"/>
                 <w:sz w:val="24"/>
                 <w:szCs w:val="24"/>
                 <w:cs/>
@@ -1771,14 +1744,14 @@
               <w:spacing w:line="360" w:lineRule="auto"/>
               <w:jc w:val="center"/>
               <w:rPr>
-                <w:rFonts w:ascii="TH SarabunPSK" w:hAnsi="TH SarabunPSK" w:cs="TH SarabunPSK" w:hint="cs"/>
+                <w:rFonts w:ascii="TH Sarabun New" w:hAnsi="TH Sarabun New" w:cs="TH Sarabun New"/>
                 <w:sz w:val="24"/>
                 <w:szCs w:val="24"/>
               </w:rPr>
             </w:pPr>
             <w:r>
               <w:rPr>
-                <w:rFonts w:ascii="TH SarabunPSK" w:hAnsi="TH SarabunPSK" w:cs="TH SarabunPSK" w:hint="cs"/>
+                <w:rFonts w:ascii="TH Sarabun New" w:hAnsi="TH Sarabun New" w:cs="TH Sarabun New"/>
                 <w:sz w:val="24"/>
                 <w:szCs w:val="24"/>
                 <w:cs/>
@@ -1802,14 +1775,14 @@
               <w:spacing w:line="360" w:lineRule="auto"/>
               <w:jc w:val="center"/>
               <w:rPr>
-                <w:rFonts w:ascii="TH SarabunPSK" w:eastAsia="Cordia New" w:hAnsi="TH SarabunPSK" w:cs="TH SarabunPSK" w:hint="cs"/>
+                <w:rFonts w:ascii="TH Sarabun New" w:eastAsia="Cordia New" w:hAnsi="TH Sarabun New" w:cs="TH Sarabun New"/>
                 <w:sz w:val="24"/>
                 <w:szCs w:val="24"/>
               </w:rPr>
             </w:pPr>
             <w:r>
               <w:rPr>
-                <w:rFonts w:ascii="TH SarabunPSK" w:eastAsia="Cordia New" w:hAnsi="TH SarabunPSK" w:cs="TH SarabunPSK" w:hint="cs"/>
+                <w:rFonts w:ascii="TH Sarabun New" w:eastAsia="Cordia New" w:hAnsi="TH Sarabun New" w:cs="TH Sarabun New"/>
                 <w:sz w:val="24"/>
                 <w:szCs w:val="24"/>
                 <w:cs/>
@@ -1833,14 +1806,14 @@
               <w:spacing w:line="360" w:lineRule="auto"/>
               <w:jc w:val="center"/>
               <w:rPr>
-                <w:rFonts w:ascii="TH SarabunPSK" w:eastAsia="Cordia New" w:hAnsi="TH SarabunPSK" w:cs="TH SarabunPSK" w:hint="cs"/>
+                <w:rFonts w:ascii="TH Sarabun New" w:eastAsia="Cordia New" w:hAnsi="TH Sarabun New" w:cs="TH Sarabun New"/>
                 <w:sz w:val="24"/>
                 <w:szCs w:val="24"/>
               </w:rPr>
             </w:pPr>
             <w:r>
               <w:rPr>
-                <w:rFonts w:ascii="TH SarabunPSK" w:eastAsia="Cordia New" w:hAnsi="TH SarabunPSK" w:cs="TH SarabunPSK" w:hint="cs"/>
+                <w:rFonts w:ascii="TH Sarabun New" w:eastAsia="Cordia New" w:hAnsi="TH Sarabun New" w:cs="TH Sarabun New"/>
                 <w:sz w:val="24"/>
                 <w:szCs w:val="24"/>
                 <w:cs/>
@@ -1865,13 +1838,13 @@
             <w:pPr>
               <w:jc w:val="center"/>
               <w:rPr>
-                <w:rFonts w:ascii="TH SarabunPSK" w:eastAsia="Cordia New" w:hAnsi="TH SarabunPSK" w:cs="TH SarabunPSK" w:hint="cs"/>
+                <w:rFonts w:ascii="TH Sarabun New" w:eastAsia="Cordia New" w:hAnsi="TH Sarabun New" w:cs="TH Sarabun New"/>
                 <w:sz w:val="28"/>
               </w:rPr>
             </w:pPr>
             <w:r>
               <w:rPr>
-                <w:rFonts w:ascii="TH SarabunPSK" w:eastAsia="Cordia New" w:hAnsi="TH SarabunPSK" w:cs="TH SarabunPSK" w:hint="cs"/>
+                <w:rFonts w:ascii="TH Sarabun New" w:eastAsia="Cordia New" w:hAnsi="TH Sarabun New" w:cs="TH Sarabun New"/>
                 <w:sz w:val="28"/>
                 <w:cs/>
               </w:rPr>
@@ -1879,7 +1852,7 @@
             </w:r>
             <w:r>
               <w:rPr>
-                <w:rFonts w:ascii="TH SarabunPSK" w:eastAsia="Cordia New" w:hAnsi="TH SarabunPSK" w:cs="TH SarabunPSK" w:hint="cs"/>
+                <w:rFonts w:ascii="TH Sarabun New" w:eastAsia="Cordia New" w:hAnsi="TH Sarabun New" w:cs="TH Sarabun New"/>
                 <w:sz w:val="28"/>
                 <w:cs/>
               </w:rPr>
@@ -1901,13 +1874,13 @@
             <w:pPr>
               <w:jc w:val="center"/>
               <w:rPr>
-                <w:rFonts w:ascii="TH SarabunPSK" w:eastAsia="Cordia New" w:hAnsi="TH SarabunPSK" w:cs="TH SarabunPSK"/>
+                <w:rFonts w:ascii="TH Sarabun New" w:eastAsia="Cordia New" w:hAnsi="TH Sarabun New" w:cs="TH Sarabun New"/>
                 <w:sz w:val="28"/>
               </w:rPr>
             </w:pPr>
             <w:r>
               <w:rPr>
-                <w:rFonts w:ascii="TH SarabunPSK" w:eastAsia="Cordia New" w:hAnsi="TH SarabunPSK" w:cs="TH SarabunPSK"/>
+                <w:rFonts w:ascii="TH Sarabun New" w:eastAsia="Cordia New" w:hAnsi="TH Sarabun New" w:cs="TH Sarabun New"/>
                 <w:sz w:val="28"/>
               </w:rPr>
               <w:t>{</w:t>
@@ -1915,7 +1888,7 @@
             <w:proofErr w:type="spellStart"/>
             <w:r>
               <w:rPr>
-                <w:rFonts w:ascii="TH SarabunPSK" w:eastAsia="Cordia New" w:hAnsi="TH SarabunPSK" w:cs="TH SarabunPSK"/>
+                <w:rFonts w:ascii="TH Sarabun New" w:eastAsia="Cordia New" w:hAnsi="TH Sarabun New" w:cs="TH Sarabun New"/>
                 <w:sz w:val="28"/>
               </w:rPr>
               <w:t>sickU</w:t>
@@ -1923,7 +1896,7 @@
             <w:proofErr w:type="spellEnd"/>
             <w:r>
               <w:rPr>
-                <w:rFonts w:ascii="TH SarabunPSK" w:eastAsia="Cordia New" w:hAnsi="TH SarabunPSK" w:cs="TH SarabunPSK"/>
+                <w:rFonts w:ascii="TH Sarabun New" w:eastAsia="Cordia New" w:hAnsi="TH Sarabun New" w:cs="TH Sarabun New"/>
                 <w:sz w:val="28"/>
               </w:rPr>
               <w:t>}</w:t>
@@ -1944,13 +1917,13 @@
             <w:pPr>
               <w:jc w:val="center"/>
               <w:rPr>
-                <w:rFonts w:ascii="TH SarabunPSK" w:eastAsia="Cordia New" w:hAnsi="TH SarabunPSK" w:cs="TH SarabunPSK" w:hint="cs"/>
+                <w:rFonts w:ascii="TH Sarabun New" w:eastAsia="Cordia New" w:hAnsi="TH Sarabun New" w:cs="TH Sarabun New"/>
                 <w:sz w:val="28"/>
               </w:rPr>
             </w:pPr>
             <w:r>
               <w:rPr>
-                <w:rFonts w:ascii="TH SarabunPSK" w:eastAsia="Cordia New" w:hAnsi="TH SarabunPSK" w:cs="TH SarabunPSK"/>
+                <w:rFonts w:ascii="TH Sarabun New" w:eastAsia="Cordia New" w:hAnsi="TH Sarabun New" w:cs="TH Sarabun New"/>
                 <w:sz w:val="28"/>
               </w:rPr>
               <w:t>{</w:t>
@@ -1958,14 +1931,14 @@
             <w:proofErr w:type="spellStart"/>
             <w:r>
               <w:rPr>
-                <w:rFonts w:ascii="TH SarabunPSK" w:eastAsia="Cordia New" w:hAnsi="TH SarabunPSK" w:cs="TH SarabunPSK"/>
+                <w:rFonts w:ascii="TH Sarabun New" w:eastAsia="Cordia New" w:hAnsi="TH Sarabun New" w:cs="TH Sarabun New"/>
                 <w:sz w:val="28"/>
               </w:rPr>
               <w:t>sick</w:t>
             </w:r>
             <w:r>
               <w:rPr>
-                <w:rFonts w:ascii="TH SarabunPSK" w:eastAsia="Cordia New" w:hAnsi="TH SarabunPSK" w:cs="TH SarabunPSK"/>
+                <w:rFonts w:ascii="TH Sarabun New" w:eastAsia="Cordia New" w:hAnsi="TH Sarabun New" w:cs="TH Sarabun New"/>
                 <w:sz w:val="28"/>
               </w:rPr>
               <w:t>C</w:t>
@@ -1973,7 +1946,7 @@
             <w:proofErr w:type="spellEnd"/>
             <w:r>
               <w:rPr>
-                <w:rFonts w:ascii="TH SarabunPSK" w:eastAsia="Cordia New" w:hAnsi="TH SarabunPSK" w:cs="TH SarabunPSK"/>
+                <w:rFonts w:ascii="TH Sarabun New" w:eastAsia="Cordia New" w:hAnsi="TH Sarabun New" w:cs="TH Sarabun New"/>
                 <w:sz w:val="28"/>
               </w:rPr>
               <w:t>}</w:t>
@@ -1994,13 +1967,13 @@
             <w:pPr>
               <w:jc w:val="center"/>
               <w:rPr>
-                <w:rFonts w:ascii="TH SarabunPSK" w:eastAsia="Cordia New" w:hAnsi="TH SarabunPSK" w:cs="TH SarabunPSK" w:hint="cs"/>
+                <w:rFonts w:ascii="TH Sarabun New" w:eastAsia="Cordia New" w:hAnsi="TH Sarabun New" w:cs="TH Sarabun New"/>
                 <w:sz w:val="28"/>
               </w:rPr>
             </w:pPr>
             <w:r>
               <w:rPr>
-                <w:rFonts w:ascii="TH SarabunPSK" w:eastAsia="Cordia New" w:hAnsi="TH SarabunPSK" w:cs="TH SarabunPSK"/>
+                <w:rFonts w:ascii="TH Sarabun New" w:eastAsia="Cordia New" w:hAnsi="TH Sarabun New" w:cs="TH Sarabun New"/>
                 <w:sz w:val="28"/>
               </w:rPr>
               <w:t>{</w:t>
@@ -2008,22 +1981,15 @@
             <w:proofErr w:type="spellStart"/>
             <w:r>
               <w:rPr>
-                <w:rFonts w:ascii="TH SarabunPSK" w:eastAsia="Cordia New" w:hAnsi="TH SarabunPSK" w:cs="TH SarabunPSK"/>
+                <w:rFonts w:ascii="TH Sarabun New" w:eastAsia="Cordia New" w:hAnsi="TH Sarabun New" w:cs="TH Sarabun New"/>
                 <w:sz w:val="28"/>
               </w:rPr>
-              <w:t>sick</w:t>
-            </w:r>
-            <w:r>
-              <w:rPr>
-                <w:rFonts w:ascii="TH SarabunPSK" w:eastAsia="Cordia New" w:hAnsi="TH SarabunPSK" w:cs="TH SarabunPSK"/>
-                <w:sz w:val="28"/>
-              </w:rPr>
-              <w:t>Tt</w:t>
+              <w:t>sickTt</w:t>
             </w:r>
             <w:proofErr w:type="spellEnd"/>
             <w:r>
               <w:rPr>
-                <w:rFonts w:ascii="TH SarabunPSK" w:eastAsia="Cordia New" w:hAnsi="TH SarabunPSK" w:cs="TH SarabunPSK"/>
+                <w:rFonts w:ascii="TH Sarabun New" w:eastAsia="Cordia New" w:hAnsi="TH Sarabun New" w:cs="TH Sarabun New"/>
                 <w:sz w:val="28"/>
               </w:rPr>
               <w:t>}</w:t>
@@ -2046,13 +2012,13 @@
             <w:pPr>
               <w:jc w:val="center"/>
               <w:rPr>
-                <w:rFonts w:ascii="TH SarabunPSK" w:eastAsia="Cordia New" w:hAnsi="TH SarabunPSK" w:cs="TH SarabunPSK" w:hint="cs"/>
+                <w:rFonts w:ascii="TH Sarabun New" w:eastAsia="Cordia New" w:hAnsi="TH Sarabun New" w:cs="TH Sarabun New"/>
                 <w:sz w:val="28"/>
               </w:rPr>
             </w:pPr>
             <w:r>
               <w:rPr>
-                <w:rFonts w:ascii="TH SarabunPSK" w:eastAsia="Cordia New" w:hAnsi="TH SarabunPSK" w:cs="TH SarabunPSK" w:hint="cs"/>
+                <w:rFonts w:ascii="TH Sarabun New" w:eastAsia="Cordia New" w:hAnsi="TH Sarabun New" w:cs="TH Sarabun New"/>
                 <w:sz w:val="28"/>
                 <w:cs/>
               </w:rPr>
@@ -2074,13 +2040,13 @@
             <w:pPr>
               <w:jc w:val="center"/>
               <w:rPr>
-                <w:rFonts w:ascii="TH SarabunPSK" w:eastAsia="Cordia New" w:hAnsi="TH SarabunPSK" w:cs="TH SarabunPSK" w:hint="cs"/>
+                <w:rFonts w:ascii="TH Sarabun New" w:eastAsia="Cordia New" w:hAnsi="TH Sarabun New" w:cs="TH Sarabun New"/>
                 <w:sz w:val="28"/>
               </w:rPr>
             </w:pPr>
             <w:r>
               <w:rPr>
-                <w:rFonts w:ascii="TH SarabunPSK" w:eastAsia="Cordia New" w:hAnsi="TH SarabunPSK" w:cs="TH SarabunPSK"/>
+                <w:rFonts w:ascii="TH Sarabun New" w:eastAsia="Cordia New" w:hAnsi="TH Sarabun New" w:cs="TH Sarabun New"/>
                 <w:sz w:val="28"/>
               </w:rPr>
               <w:t>{</w:t>
@@ -2088,7 +2054,7 @@
             <w:proofErr w:type="spellStart"/>
             <w:r>
               <w:rPr>
-                <w:rFonts w:ascii="TH SarabunPSK" w:eastAsia="Cordia New" w:hAnsi="TH SarabunPSK" w:cs="TH SarabunPSK"/>
+                <w:rFonts w:ascii="TH Sarabun New" w:eastAsia="Cordia New" w:hAnsi="TH Sarabun New" w:cs="TH Sarabun New"/>
                 <w:sz w:val="28"/>
               </w:rPr>
               <w:t>matUs</w:t>
@@ -2096,7 +2062,7 @@
             <w:proofErr w:type="spellEnd"/>
             <w:r>
               <w:rPr>
-                <w:rFonts w:ascii="TH SarabunPSK" w:eastAsia="Cordia New" w:hAnsi="TH SarabunPSK" w:cs="TH SarabunPSK"/>
+                <w:rFonts w:ascii="TH Sarabun New" w:eastAsia="Cordia New" w:hAnsi="TH Sarabun New" w:cs="TH Sarabun New"/>
                 <w:sz w:val="28"/>
               </w:rPr>
               <w:t>}</w:t>
@@ -2117,13 +2083,13 @@
             <w:pPr>
               <w:jc w:val="center"/>
               <w:rPr>
-                <w:rFonts w:ascii="TH SarabunPSK" w:eastAsia="Cordia New" w:hAnsi="TH SarabunPSK" w:cs="TH SarabunPSK" w:hint="cs"/>
+                <w:rFonts w:ascii="TH Sarabun New" w:eastAsia="Cordia New" w:hAnsi="TH Sarabun New" w:cs="TH Sarabun New"/>
                 <w:sz w:val="28"/>
               </w:rPr>
             </w:pPr>
             <w:r>
               <w:rPr>
-                <w:rFonts w:ascii="TH SarabunPSK" w:eastAsia="Cordia New" w:hAnsi="TH SarabunPSK" w:cs="TH SarabunPSK"/>
+                <w:rFonts w:ascii="TH Sarabun New" w:eastAsia="Cordia New" w:hAnsi="TH Sarabun New" w:cs="TH Sarabun New"/>
                 <w:sz w:val="28"/>
               </w:rPr>
               <w:t>{</w:t>
@@ -2131,7 +2097,7 @@
             <w:proofErr w:type="spellStart"/>
             <w:r>
               <w:rPr>
-                <w:rFonts w:ascii="TH SarabunPSK" w:eastAsia="Cordia New" w:hAnsi="TH SarabunPSK" w:cs="TH SarabunPSK"/>
+                <w:rFonts w:ascii="TH Sarabun New" w:eastAsia="Cordia New" w:hAnsi="TH Sarabun New" w:cs="TH Sarabun New"/>
                 <w:sz w:val="28"/>
               </w:rPr>
               <w:t>matCu</w:t>
@@ -2139,7 +2105,7 @@
             <w:proofErr w:type="spellEnd"/>
             <w:r>
               <w:rPr>
-                <w:rFonts w:ascii="TH SarabunPSK" w:eastAsia="Cordia New" w:hAnsi="TH SarabunPSK" w:cs="TH SarabunPSK"/>
+                <w:rFonts w:ascii="TH Sarabun New" w:eastAsia="Cordia New" w:hAnsi="TH Sarabun New" w:cs="TH Sarabun New"/>
                 <w:sz w:val="28"/>
               </w:rPr>
               <w:t>}</w:t>
@@ -2160,13 +2126,13 @@
             <w:pPr>
               <w:jc w:val="center"/>
               <w:rPr>
-                <w:rFonts w:ascii="TH SarabunPSK" w:eastAsia="Cordia New" w:hAnsi="TH SarabunPSK" w:cs="TH SarabunPSK" w:hint="cs"/>
+                <w:rFonts w:ascii="TH Sarabun New" w:eastAsia="Cordia New" w:hAnsi="TH Sarabun New" w:cs="TH Sarabun New"/>
                 <w:sz w:val="28"/>
               </w:rPr>
             </w:pPr>
             <w:r>
               <w:rPr>
-                <w:rFonts w:ascii="TH SarabunPSK" w:eastAsia="Cordia New" w:hAnsi="TH SarabunPSK" w:cs="TH SarabunPSK"/>
+                <w:rFonts w:ascii="TH Sarabun New" w:eastAsia="Cordia New" w:hAnsi="TH Sarabun New" w:cs="TH Sarabun New"/>
                 <w:sz w:val="28"/>
               </w:rPr>
               <w:t>{</w:t>
@@ -2174,7 +2140,7 @@
             <w:proofErr w:type="spellStart"/>
             <w:r>
               <w:rPr>
-                <w:rFonts w:ascii="TH SarabunPSK" w:eastAsia="Cordia New" w:hAnsi="TH SarabunPSK" w:cs="TH SarabunPSK"/>
+                <w:rFonts w:ascii="TH Sarabun New" w:eastAsia="Cordia New" w:hAnsi="TH Sarabun New" w:cs="TH Sarabun New"/>
                 <w:sz w:val="28"/>
               </w:rPr>
               <w:t>matTt</w:t>
@@ -2182,7 +2148,7 @@
             <w:proofErr w:type="spellEnd"/>
             <w:r>
               <w:rPr>
-                <w:rFonts w:ascii="TH SarabunPSK" w:eastAsia="Cordia New" w:hAnsi="TH SarabunPSK" w:cs="TH SarabunPSK"/>
+                <w:rFonts w:ascii="TH Sarabun New" w:eastAsia="Cordia New" w:hAnsi="TH Sarabun New" w:cs="TH Sarabun New"/>
                 <w:sz w:val="28"/>
               </w:rPr>
               <w:t>}</w:t>
@@ -2205,13 +2171,13 @@
             <w:pPr>
               <w:jc w:val="center"/>
               <w:rPr>
-                <w:rFonts w:ascii="TH SarabunPSK" w:eastAsia="Cordia New" w:hAnsi="TH SarabunPSK" w:cs="TH SarabunPSK" w:hint="cs"/>
+                <w:rFonts w:ascii="TH Sarabun New" w:eastAsia="Cordia New" w:hAnsi="TH Sarabun New" w:cs="TH Sarabun New"/>
                 <w:sz w:val="28"/>
               </w:rPr>
             </w:pPr>
             <w:r>
               <w:rPr>
-                <w:rFonts w:ascii="TH SarabunPSK" w:eastAsia="Cordia New" w:hAnsi="TH SarabunPSK" w:cs="TH SarabunPSK" w:hint="cs"/>
+                <w:rFonts w:ascii="TH Sarabun New" w:eastAsia="Cordia New" w:hAnsi="TH Sarabun New" w:cs="TH Sarabun New"/>
                 <w:sz w:val="28"/>
                 <w:cs/>
               </w:rPr>
@@ -2233,13 +2199,13 @@
             <w:pPr>
               <w:jc w:val="center"/>
               <w:rPr>
-                <w:rFonts w:ascii="TH SarabunPSK" w:eastAsia="Cordia New" w:hAnsi="TH SarabunPSK" w:cs="TH SarabunPSK" w:hint="cs"/>
+                <w:rFonts w:ascii="TH Sarabun New" w:eastAsia="Cordia New" w:hAnsi="TH Sarabun New" w:cs="TH Sarabun New"/>
                 <w:sz w:val="28"/>
               </w:rPr>
             </w:pPr>
             <w:r>
               <w:rPr>
-                <w:rFonts w:ascii="TH SarabunPSK" w:eastAsia="Cordia New" w:hAnsi="TH SarabunPSK" w:cs="TH SarabunPSK"/>
+                <w:rFonts w:ascii="TH Sarabun New" w:eastAsia="Cordia New" w:hAnsi="TH Sarabun New" w:cs="TH Sarabun New"/>
                 <w:sz w:val="28"/>
               </w:rPr>
               <w:t>{</w:t>
@@ -2247,7 +2213,7 @@
             <w:proofErr w:type="spellStart"/>
             <w:r>
               <w:rPr>
-                <w:rFonts w:ascii="TH SarabunPSK" w:eastAsia="Cordia New" w:hAnsi="TH SarabunPSK" w:cs="TH SarabunPSK"/>
+                <w:rFonts w:ascii="TH Sarabun New" w:eastAsia="Cordia New" w:hAnsi="TH Sarabun New" w:cs="TH Sarabun New"/>
                 <w:sz w:val="28"/>
               </w:rPr>
               <w:t>perUs</w:t>
@@ -2255,7 +2221,7 @@
             <w:proofErr w:type="spellEnd"/>
             <w:r>
               <w:rPr>
-                <w:rFonts w:ascii="TH SarabunPSK" w:eastAsia="Cordia New" w:hAnsi="TH SarabunPSK" w:cs="TH SarabunPSK"/>
+                <w:rFonts w:ascii="TH Sarabun New" w:eastAsia="Cordia New" w:hAnsi="TH Sarabun New" w:cs="TH Sarabun New"/>
                 <w:sz w:val="28"/>
               </w:rPr>
               <w:t>}</w:t>
@@ -2276,13 +2242,13 @@
             <w:pPr>
               <w:jc w:val="center"/>
               <w:rPr>
-                <w:rFonts w:ascii="TH SarabunPSK" w:eastAsia="Cordia New" w:hAnsi="TH SarabunPSK" w:cs="TH SarabunPSK" w:hint="cs"/>
+                <w:rFonts w:ascii="TH Sarabun New" w:eastAsia="Cordia New" w:hAnsi="TH Sarabun New" w:cs="TH Sarabun New"/>
                 <w:sz w:val="28"/>
               </w:rPr>
             </w:pPr>
             <w:r>
               <w:rPr>
-                <w:rFonts w:ascii="TH SarabunPSK" w:eastAsia="Cordia New" w:hAnsi="TH SarabunPSK" w:cs="TH SarabunPSK"/>
+                <w:rFonts w:ascii="TH Sarabun New" w:eastAsia="Cordia New" w:hAnsi="TH Sarabun New" w:cs="TH Sarabun New"/>
                 <w:sz w:val="28"/>
               </w:rPr>
               <w:t>{</w:t>
@@ -2290,7 +2256,7 @@
             <w:proofErr w:type="spellStart"/>
             <w:r>
               <w:rPr>
-                <w:rFonts w:ascii="TH SarabunPSK" w:eastAsia="Cordia New" w:hAnsi="TH SarabunPSK" w:cs="TH SarabunPSK"/>
+                <w:rFonts w:ascii="TH Sarabun New" w:eastAsia="Cordia New" w:hAnsi="TH Sarabun New" w:cs="TH Sarabun New"/>
                 <w:sz w:val="28"/>
               </w:rPr>
               <w:t>perCu</w:t>
@@ -2298,7 +2264,7 @@
             <w:proofErr w:type="spellEnd"/>
             <w:r>
               <w:rPr>
-                <w:rFonts w:ascii="TH SarabunPSK" w:eastAsia="Cordia New" w:hAnsi="TH SarabunPSK" w:cs="TH SarabunPSK"/>
+                <w:rFonts w:ascii="TH Sarabun New" w:eastAsia="Cordia New" w:hAnsi="TH Sarabun New" w:cs="TH Sarabun New"/>
                 <w:sz w:val="28"/>
               </w:rPr>
               <w:t>}</w:t>
@@ -2319,13 +2285,13 @@
             <w:pPr>
               <w:jc w:val="center"/>
               <w:rPr>
-                <w:rFonts w:ascii="TH SarabunPSK" w:eastAsia="Cordia New" w:hAnsi="TH SarabunPSK" w:cs="TH SarabunPSK" w:hint="cs"/>
+                <w:rFonts w:ascii="TH Sarabun New" w:eastAsia="Cordia New" w:hAnsi="TH Sarabun New" w:cs="TH Sarabun New"/>
                 <w:sz w:val="28"/>
               </w:rPr>
             </w:pPr>
             <w:r>
               <w:rPr>
-                <w:rFonts w:ascii="TH SarabunPSK" w:eastAsia="Cordia New" w:hAnsi="TH SarabunPSK" w:cs="TH SarabunPSK"/>
+                <w:rFonts w:ascii="TH Sarabun New" w:eastAsia="Cordia New" w:hAnsi="TH Sarabun New" w:cs="TH Sarabun New"/>
                 <w:sz w:val="28"/>
               </w:rPr>
               <w:t>{</w:t>
@@ -2333,7 +2299,7 @@
             <w:proofErr w:type="spellStart"/>
             <w:r>
               <w:rPr>
-                <w:rFonts w:ascii="TH SarabunPSK" w:eastAsia="Cordia New" w:hAnsi="TH SarabunPSK" w:cs="TH SarabunPSK"/>
+                <w:rFonts w:ascii="TH Sarabun New" w:eastAsia="Cordia New" w:hAnsi="TH Sarabun New" w:cs="TH Sarabun New"/>
                 <w:sz w:val="28"/>
               </w:rPr>
               <w:t>perTt</w:t>
@@ -2341,7 +2307,7 @@
             <w:proofErr w:type="spellEnd"/>
             <w:r>
               <w:rPr>
-                <w:rFonts w:ascii="TH SarabunPSK" w:eastAsia="Cordia New" w:hAnsi="TH SarabunPSK" w:cs="TH SarabunPSK"/>
+                <w:rFonts w:ascii="TH Sarabun New" w:eastAsia="Cordia New" w:hAnsi="TH Sarabun New" w:cs="TH Sarabun New"/>
                 <w:sz w:val="28"/>
               </w:rPr>
               <w:t>}</w:t>
@@ -2358,14 +2324,14 @@
         <w:spacing w:after="0" w:line="20" w:lineRule="atLeast"/>
         <w:ind w:left="3600" w:firstLine="720"/>
         <w:rPr>
-          <w:rFonts w:ascii="TH SarabunPSK" w:eastAsia="Cordia New" w:hAnsi="TH SarabunPSK" w:cs="TH SarabunPSK"/>
+          <w:rFonts w:ascii="TH Sarabun New" w:eastAsia="Cordia New" w:hAnsi="TH Sarabun New" w:cs="TH Sarabun New"/>
           <w:sz w:val="32"/>
           <w:szCs w:val="32"/>
         </w:rPr>
       </w:pPr>
       <w:r>
         <w:rPr>
-          <w:rFonts w:ascii="TH SarabunPSK" w:eastAsia="Cordia New" w:hAnsi="TH SarabunPSK" w:cs="TH SarabunPSK" w:hint="cs"/>
+          <w:rFonts w:ascii="TH Sarabun New" w:eastAsia="Cordia New" w:hAnsi="TH Sarabun New" w:cs="TH Sarabun New"/>
           <w:sz w:val="28"/>
         </w:rPr>
         <w:tab/>
@@ -2376,34 +2342,34 @@
         <w:spacing w:after="0" w:line="20" w:lineRule="atLeast"/>
         <w:ind w:left="720"/>
         <w:rPr>
-          <w:rFonts w:ascii="TH SarabunPSK" w:eastAsia="Cordia New" w:hAnsi="TH SarabunPSK" w:cs="TH SarabunPSK"/>
+          <w:rFonts w:ascii="TH Sarabun New" w:eastAsia="Cordia New" w:hAnsi="TH Sarabun New" w:cs="TH Sarabun New"/>
           <w:sz w:val="28"/>
         </w:rPr>
       </w:pPr>
       <w:r>
         <w:rPr>
-          <w:rFonts w:ascii="TH SarabunPSK" w:eastAsia="Cordia New" w:hAnsi="TH SarabunPSK" w:cs="TH SarabunPSK" w:hint="cs"/>
+          <w:rFonts w:ascii="TH Sarabun New" w:eastAsia="Cordia New" w:hAnsi="TH Sarabun New" w:cs="TH Sarabun New"/>
           <w:sz w:val="28"/>
         </w:rPr>
         <w:tab/>
       </w:r>
       <w:r>
         <w:rPr>
-          <w:rFonts w:ascii="TH SarabunPSK" w:eastAsia="Cordia New" w:hAnsi="TH SarabunPSK" w:cs="TH SarabunPSK" w:hint="cs"/>
+          <w:rFonts w:ascii="TH Sarabun New" w:eastAsia="Cordia New" w:hAnsi="TH Sarabun New" w:cs="TH Sarabun New"/>
           <w:sz w:val="28"/>
         </w:rPr>
         <w:tab/>
       </w:r>
       <w:r>
         <w:rPr>
-          <w:rFonts w:ascii="TH SarabunPSK" w:eastAsia="Cordia New" w:hAnsi="TH SarabunPSK" w:cs="TH SarabunPSK" w:hint="cs"/>
+          <w:rFonts w:ascii="TH Sarabun New" w:eastAsia="Cordia New" w:hAnsi="TH Sarabun New" w:cs="TH Sarabun New"/>
           <w:sz w:val="28"/>
         </w:rPr>
         <w:tab/>
       </w:r>
       <w:r>
         <w:rPr>
-          <w:rFonts w:ascii="TH SarabunPSK" w:eastAsia="Cordia New" w:hAnsi="TH SarabunPSK" w:cs="TH SarabunPSK" w:hint="cs"/>
+          <w:rFonts w:ascii="TH Sarabun New" w:eastAsia="Cordia New" w:hAnsi="TH Sarabun New" w:cs="TH Sarabun New"/>
           <w:sz w:val="28"/>
         </w:rPr>
         <w:tab/>
@@ -2417,45 +2383,37 @@
         <w:spacing w:after="0" w:line="20" w:lineRule="atLeast"/>
         <w:ind w:left="3600" w:firstLine="720"/>
         <w:rPr>
-          <w:rFonts w:ascii="TH SarabunPSK" w:eastAsia="Cordia New" w:hAnsi="TH SarabunPSK" w:cs="TH SarabunPSK"/>
+          <w:rFonts w:ascii="TH Sarabun New" w:eastAsia="Cordia New" w:hAnsi="TH Sarabun New" w:cs="TH Sarabun New"/>
           <w:sz w:val="32"/>
           <w:szCs w:val="32"/>
         </w:rPr>
       </w:pPr>
       <w:r>
         <w:rPr>
-          <w:rFonts w:ascii="TH SarabunPSK" w:eastAsia="Cordia New" w:hAnsi="TH SarabunPSK" w:cs="TH SarabunPSK"/>
+          <w:rFonts w:ascii="TH Sarabun New" w:eastAsia="Cordia New" w:hAnsi="TH Sarabun New" w:cs="TH Sarabun New"/>
           <w:sz w:val="28"/>
         </w:rPr>
         <w:t xml:space="preserve"> </w:t>
       </w:r>
       <w:r>
         <w:rPr>
-          <w:rFonts w:ascii="TH SarabunPSK" w:eastAsia="Cordia New" w:hAnsi="TH SarabunPSK" w:cs="TH SarabunPSK"/>
+          <w:rFonts w:ascii="TH Sarabun New" w:eastAsia="Cordia New" w:hAnsi="TH Sarabun New" w:cs="TH Sarabun New"/>
           <w:sz w:val="28"/>
         </w:rPr>
         <w:tab/>
       </w:r>
       <w:r>
         <w:rPr>
-          <w:rFonts w:ascii="TH SarabunPSK" w:eastAsia="Cordia New" w:hAnsi="TH SarabunPSK" w:cs="TH SarabunPSK" w:hint="cs"/>
-          <w:sz w:val="32"/>
-          <w:szCs w:val="32"/>
-        </w:rPr>
-        <w:t>(</w:t>
-      </w:r>
-      <w:r>
-        <w:rPr>
-          <w:rFonts w:ascii="TH SarabunPSK" w:eastAsia="Cordia New" w:hAnsi="TH SarabunPSK" w:cs="TH SarabunPSK"/>
-          <w:sz w:val="32"/>
-          <w:szCs w:val="32"/>
-        </w:rPr>
-        <w:t>{</w:t>
+          <w:rFonts w:ascii="TH Sarabun New" w:eastAsia="Cordia New" w:hAnsi="TH Sarabun New" w:cs="TH Sarabun New"/>
+          <w:sz w:val="32"/>
+          <w:szCs w:val="32"/>
+        </w:rPr>
+        <w:t>({</w:t>
       </w:r>
       <w:proofErr w:type="spellStart"/>
       <w:r>
         <w:rPr>
-          <w:rFonts w:ascii="TH SarabunPSK" w:eastAsia="Cordia New" w:hAnsi="TH SarabunPSK" w:cs="TH SarabunPSK"/>
+          <w:rFonts w:ascii="TH Sarabun New" w:eastAsia="Cordia New" w:hAnsi="TH Sarabun New" w:cs="TH Sarabun New"/>
           <w:sz w:val="32"/>
           <w:szCs w:val="32"/>
         </w:rPr>
@@ -2464,7 +2422,7 @@
       <w:proofErr w:type="spellEnd"/>
       <w:r>
         <w:rPr>
-          <w:rFonts w:ascii="TH SarabunPSK" w:eastAsia="Cordia New" w:hAnsi="TH SarabunPSK" w:cs="TH SarabunPSK"/>
+          <w:rFonts w:ascii="TH Sarabun New" w:eastAsia="Cordia New" w:hAnsi="TH Sarabun New" w:cs="TH Sarabun New"/>
           <w:sz w:val="32"/>
           <w:szCs w:val="32"/>
         </w:rPr>
@@ -2473,7 +2431,7 @@
       <w:proofErr w:type="spellStart"/>
       <w:r>
         <w:rPr>
-          <w:rFonts w:ascii="TH SarabunPSK" w:eastAsia="Cordia New" w:hAnsi="TH SarabunPSK" w:cs="TH SarabunPSK"/>
+          <w:rFonts w:ascii="TH Sarabun New" w:eastAsia="Cordia New" w:hAnsi="TH Sarabun New" w:cs="TH Sarabun New"/>
           <w:sz w:val="32"/>
           <w:szCs w:val="32"/>
         </w:rPr>
@@ -2482,30 +2440,22 @@
       <w:proofErr w:type="spellEnd"/>
       <w:r>
         <w:rPr>
-          <w:rFonts w:ascii="TH SarabunPSK" w:eastAsia="Cordia New" w:hAnsi="TH SarabunPSK" w:cs="TH SarabunPSK"/>
-          <w:sz w:val="32"/>
-          <w:szCs w:val="32"/>
-        </w:rPr>
-        <w:t>}</w:t>
-      </w:r>
-      <w:r>
-        <w:rPr>
-          <w:rFonts w:ascii="TH SarabunPSK" w:eastAsia="Cordia New" w:hAnsi="TH SarabunPSK" w:cs="TH SarabunPSK" w:hint="cs"/>
-          <w:sz w:val="32"/>
-          <w:szCs w:val="32"/>
-        </w:rPr>
-        <w:t>)</w:t>
-      </w:r>
-      <w:r>
-        <w:rPr>
-          <w:rFonts w:ascii="TH SarabunPSK" w:eastAsia="Cordia New" w:hAnsi="TH SarabunPSK" w:cs="TH SarabunPSK" w:hint="cs"/>
+          <w:rFonts w:ascii="TH Sarabun New" w:eastAsia="Cordia New" w:hAnsi="TH Sarabun New" w:cs="TH Sarabun New"/>
+          <w:sz w:val="32"/>
+          <w:szCs w:val="32"/>
+        </w:rPr>
+        <w:t>})</w:t>
+      </w:r>
+      <w:r>
+        <w:rPr>
+          <w:rFonts w:ascii="TH Sarabun New" w:eastAsia="Cordia New" w:hAnsi="TH Sarabun New" w:cs="TH Sarabun New"/>
           <w:sz w:val="28"/>
         </w:rPr>
         <w:tab/>
       </w:r>
       <w:r>
         <w:rPr>
-          <w:rFonts w:ascii="TH SarabunPSK" w:eastAsia="Cordia New" w:hAnsi="TH SarabunPSK" w:cs="TH SarabunPSK" w:hint="cs"/>
+          <w:rFonts w:ascii="TH Sarabun New" w:eastAsia="Cordia New" w:hAnsi="TH Sarabun New" w:cs="TH Sarabun New"/>
           <w:sz w:val="28"/>
         </w:rPr>
         <w:tab/>
@@ -2513,7 +2463,7 @@
       </w:r>
       <w:r>
         <w:rPr>
-          <w:rFonts w:ascii="TH SarabunPSK" w:eastAsia="Cordia New" w:hAnsi="TH SarabunPSK" w:cs="TH SarabunPSK" w:hint="cs"/>
+          <w:rFonts w:ascii="TH Sarabun New" w:eastAsia="Cordia New" w:hAnsi="TH Sarabun New" w:cs="TH Sarabun New"/>
           <w:sz w:val="28"/>
           <w:cs/>
         </w:rPr>
@@ -2521,7 +2471,7 @@
       </w:r>
       <w:r>
         <w:rPr>
-          <w:rFonts w:ascii="TH SarabunPSK" w:eastAsia="Cordia New" w:hAnsi="TH SarabunPSK" w:cs="TH SarabunPSK" w:hint="cs"/>
+          <w:rFonts w:ascii="TH Sarabun New" w:eastAsia="Cordia New" w:hAnsi="TH Sarabun New" w:cs="TH Sarabun New"/>
           <w:sz w:val="28"/>
           <w:cs/>
         </w:rPr>
@@ -2529,7 +2479,7 @@
       </w:r>
       <w:r>
         <w:rPr>
-          <w:rFonts w:ascii="TH SarabunPSK" w:eastAsia="Cordia New" w:hAnsi="TH SarabunPSK" w:cs="TH SarabunPSK" w:hint="cs"/>
+          <w:rFonts w:ascii="TH Sarabun New" w:eastAsia="Cordia New" w:hAnsi="TH Sarabun New" w:cs="TH Sarabun New"/>
           <w:sz w:val="28"/>
           <w:cs/>
         </w:rPr>
@@ -2537,7 +2487,7 @@
       </w:r>
       <w:r>
         <w:rPr>
-          <w:rFonts w:ascii="TH SarabunPSK" w:eastAsia="Cordia New" w:hAnsi="TH SarabunPSK" w:cs="TH SarabunPSK" w:hint="cs"/>
+          <w:rFonts w:ascii="TH Sarabun New" w:eastAsia="Cordia New" w:hAnsi="TH Sarabun New" w:cs="TH Sarabun New"/>
           <w:sz w:val="28"/>
           <w:cs/>
         </w:rPr>
@@ -2545,7 +2495,7 @@
       </w:r>
       <w:r>
         <w:rPr>
-          <w:rFonts w:ascii="TH SarabunPSK" w:eastAsia="Cordia New" w:hAnsi="TH SarabunPSK" w:cs="TH SarabunPSK" w:hint="cs"/>
+          <w:rFonts w:ascii="TH Sarabun New" w:eastAsia="Cordia New" w:hAnsi="TH Sarabun New" w:cs="TH Sarabun New"/>
           <w:sz w:val="28"/>
           <w:cs/>
         </w:rPr>
@@ -2553,7 +2503,7 @@
       </w:r>
       <w:r>
         <w:rPr>
-          <w:rFonts w:ascii="TH SarabunPSK" w:eastAsia="Cordia New" w:hAnsi="TH SarabunPSK" w:cs="TH SarabunPSK" w:hint="cs"/>
+          <w:rFonts w:ascii="TH Sarabun New" w:eastAsia="Cordia New" w:hAnsi="TH Sarabun New" w:cs="TH Sarabun New"/>
           <w:sz w:val="28"/>
           <w:cs/>
         </w:rPr>
@@ -2561,7 +2511,7 @@
       </w:r>
       <w:r>
         <w:rPr>
-          <w:rFonts w:ascii="TH SarabunPSK" w:eastAsia="Cordia New" w:hAnsi="TH SarabunPSK" w:cs="TH SarabunPSK" w:hint="cs"/>
+          <w:rFonts w:ascii="TH Sarabun New" w:eastAsia="Cordia New" w:hAnsi="TH Sarabun New" w:cs="TH Sarabun New"/>
           <w:sz w:val="28"/>
           <w:cs/>
         </w:rPr>
@@ -2573,13 +2523,13 @@
         <w:spacing w:after="0" w:line="20" w:lineRule="atLeast"/>
         <w:ind w:left="5040" w:firstLine="720"/>
         <w:rPr>
-          <w:rFonts w:ascii="TH SarabunPSK" w:eastAsia="Cordia New" w:hAnsi="TH SarabunPSK" w:cs="TH SarabunPSK"/>
+          <w:rFonts w:ascii="TH Sarabun New" w:eastAsia="Cordia New" w:hAnsi="TH Sarabun New" w:cs="TH Sarabun New"/>
           <w:sz w:val="28"/>
         </w:rPr>
       </w:pPr>
       <w:r>
         <w:rPr>
-          <w:rFonts w:ascii="TH SarabunPSK" w:eastAsia="Cordia New" w:hAnsi="TH SarabunPSK" w:cs="TH SarabunPSK" w:hint="cs"/>
+          <w:rFonts w:ascii="TH Sarabun New" w:eastAsia="Cordia New" w:hAnsi="TH Sarabun New" w:cs="TH Sarabun New"/>
           <w:sz w:val="28"/>
           <w:cs/>
         </w:rPr>
@@ -2587,7 +2537,7 @@
       </w:r>
       <w:r>
         <w:rPr>
-          <w:rFonts w:ascii="TH SarabunPSK" w:eastAsia="Cordia New" w:hAnsi="TH SarabunPSK" w:cs="TH SarabunPSK" w:hint="cs"/>
+          <w:rFonts w:ascii="TH Sarabun New" w:eastAsia="Cordia New" w:hAnsi="TH Sarabun New" w:cs="TH Sarabun New"/>
           <w:sz w:val="32"/>
           <w:szCs w:val="32"/>
           <w:cs/>
@@ -2596,41 +2546,24 @@
       </w:r>
       <w:r>
         <w:rPr>
-          <w:rFonts w:ascii="TH SarabunPSK" w:eastAsia="Cordia New" w:hAnsi="TH SarabunPSK" w:cs="TH SarabunPSK" w:hint="cs"/>
-          <w:sz w:val="32"/>
-          <w:szCs w:val="32"/>
-        </w:rPr>
-        <w:t>.</w:t>
-      </w:r>
-      <w:r>
-        <w:rPr>
-          <w:rFonts w:ascii="TH SarabunPSK" w:eastAsia="Cordia New" w:hAnsi="TH SarabunPSK" w:cs="TH SarabunPSK"/>
-          <w:sz w:val="32"/>
-          <w:szCs w:val="32"/>
-        </w:rPr>
-        <w:t>.</w:t>
-      </w:r>
-      <w:r>
-        <w:rPr>
-          <w:rFonts w:ascii="TH SarabunPSK" w:eastAsia="Cordia New" w:hAnsi="TH SarabunPSK" w:cs="TH SarabunPSK" w:hint="cs"/>
-          <w:sz w:val="32"/>
-          <w:szCs w:val="32"/>
-        </w:rPr>
-        <w:t>.</w:t>
-      </w:r>
-      <w:r>
-        <w:rPr>
-          <w:rFonts w:ascii="TH SarabunPSK" w:eastAsia="Cordia New" w:hAnsi="TH SarabunPSK" w:cs="TH SarabunPSK"/>
+          <w:rFonts w:ascii="TH Sarabun New" w:eastAsia="Cordia New" w:hAnsi="TH Sarabun New" w:cs="TH Sarabun New"/>
+          <w:sz w:val="32"/>
+          <w:szCs w:val="32"/>
+        </w:rPr>
+        <w:t>...</w:t>
+      </w:r>
+      <w:r>
+        <w:rPr>
+          <w:rFonts w:ascii="TH Sarabun New" w:eastAsia="Cordia New" w:hAnsi="TH Sarabun New" w:cs="TH Sarabun New"/>
           <w:sz w:val="32"/>
           <w:szCs w:val="32"/>
         </w:rPr>
         <w:t>{</w:t>
       </w:r>
       <w:proofErr w:type="spellStart"/>
-      <w:proofErr w:type="gramStart"/>
-      <w:r>
-        <w:rPr>
-          <w:rFonts w:ascii="TH SarabunPSK" w:eastAsia="Cordia New" w:hAnsi="TH SarabunPSK" w:cs="TH SarabunPSK"/>
+      <w:r>
+        <w:rPr>
+          <w:rFonts w:ascii="TH Sarabun New" w:eastAsia="Cordia New" w:hAnsi="TH Sarabun New" w:cs="TH Sarabun New"/>
           <w:sz w:val="32"/>
           <w:szCs w:val="32"/>
         </w:rPr>
@@ -2639,7 +2572,7 @@
       <w:proofErr w:type="spellEnd"/>
       <w:r>
         <w:rPr>
-          <w:rFonts w:ascii="TH SarabunPSK" w:eastAsia="Cordia New" w:hAnsi="TH SarabunPSK" w:cs="TH SarabunPSK"/>
+          <w:rFonts w:ascii="TH Sarabun New" w:eastAsia="Cordia New" w:hAnsi="TH Sarabun New" w:cs="TH Sarabun New"/>
           <w:sz w:val="32"/>
           <w:szCs w:val="32"/>
         </w:rPr>
@@ -2647,14 +2580,13 @@
       </w:r>
       <w:r>
         <w:rPr>
-          <w:rFonts w:ascii="TH SarabunPSK" w:eastAsia="Cordia New" w:hAnsi="TH SarabunPSK" w:cs="TH SarabunPSK" w:hint="cs"/>
+          <w:rFonts w:ascii="TH Sarabun New" w:eastAsia="Cordia New" w:hAnsi="TH Sarabun New" w:cs="TH Sarabun New"/>
           <w:sz w:val="32"/>
           <w:szCs w:val="32"/>
           <w:cs/>
         </w:rPr>
         <w:t>…</w:t>
       </w:r>
-      <w:proofErr w:type="gramEnd"/>
     </w:p>
     <w:p>
       <w:pPr>
@@ -2664,34 +2596,34 @@
         <w:spacing w:after="0" w:line="20" w:lineRule="atLeast"/>
         <w:ind w:left="5040" w:firstLine="720"/>
         <w:rPr>
-          <w:rFonts w:ascii="TH SarabunPSK" w:eastAsia="Cordia New" w:hAnsi="TH SarabunPSK" w:cs="TH SarabunPSK"/>
+          <w:rFonts w:ascii="TH Sarabun New" w:eastAsia="Cordia New" w:hAnsi="TH Sarabun New" w:cs="TH Sarabun New"/>
           <w:sz w:val="28"/>
         </w:rPr>
       </w:pPr>
       <w:r>
         <w:rPr>
-          <w:rFonts w:ascii="TH SarabunPSK" w:eastAsia="Cordia New" w:hAnsi="TH SarabunPSK" w:cs="TH SarabunPSK" w:hint="cs"/>
+          <w:rFonts w:ascii="TH Sarabun New" w:eastAsia="Cordia New" w:hAnsi="TH Sarabun New" w:cs="TH Sarabun New"/>
           <w:sz w:val="28"/>
         </w:rPr>
         <w:t xml:space="preserve">  </w:t>
       </w:r>
       <w:r>
         <w:rPr>
-          <w:rFonts w:ascii="TH SarabunPSK" w:eastAsia="Cordia New" w:hAnsi="TH SarabunPSK" w:cs="TH SarabunPSK"/>
+          <w:rFonts w:ascii="TH Sarabun New" w:eastAsia="Cordia New" w:hAnsi="TH Sarabun New" w:cs="TH Sarabun New"/>
           <w:sz w:val="28"/>
         </w:rPr>
         <w:t xml:space="preserve">        </w:t>
       </w:r>
       <w:r>
         <w:rPr>
-          <w:rFonts w:ascii="TH SarabunPSK" w:eastAsia="Cordia New" w:hAnsi="TH SarabunPSK" w:cs="TH SarabunPSK"/>
+          <w:rFonts w:ascii="TH Sarabun New" w:eastAsia="Cordia New" w:hAnsi="TH Sarabun New" w:cs="TH Sarabun New"/>
           <w:sz w:val="28"/>
         </w:rPr>
         <w:t xml:space="preserve">  </w:t>
       </w:r>
       <w:r>
         <w:rPr>
-          <w:rFonts w:ascii="TH SarabunPSK" w:eastAsia="Times New Roman" w:hAnsi="TH SarabunPSK" w:cs="TH SarabunPSK" w:hint="cs"/>
+          <w:rFonts w:ascii="TH Sarabun New" w:eastAsia="Times New Roman" w:hAnsi="TH Sarabun New" w:cs="TH Sarabun New"/>
           <w:sz w:val="32"/>
           <w:szCs w:val="32"/>
         </w:rPr>
@@ -2699,7 +2631,7 @@
       </w:r>
       <w:r>
         <w:rPr>
-          <w:rFonts w:ascii="TH SarabunPSK" w:eastAsia="Times New Roman" w:hAnsi="TH SarabunPSK" w:cs="TH SarabunPSK" w:hint="cs"/>
+          <w:rFonts w:ascii="TH Sarabun New" w:eastAsia="Times New Roman" w:hAnsi="TH Sarabun New" w:cs="TH Sarabun New"/>
           <w:sz w:val="32"/>
           <w:szCs w:val="32"/>
           <w:u w:val="single"/>
@@ -2712,14 +2644,14 @@
       <w:pPr>
         <w:spacing w:after="0" w:line="20" w:lineRule="atLeast"/>
         <w:rPr>
-          <w:rFonts w:ascii="TH SarabunPSK" w:eastAsia="Times New Roman" w:hAnsi="TH SarabunPSK" w:cs="TH SarabunPSK"/>
+          <w:rFonts w:ascii="TH Sarabun New" w:eastAsia="Times New Roman" w:hAnsi="TH Sarabun New" w:cs="TH Sarabun New"/>
           <w:sz w:val="32"/>
           <w:szCs w:val="32"/>
         </w:rPr>
       </w:pPr>
       <w:r>
         <w:rPr>
-          <w:rFonts w:ascii="TH SarabunPSK" w:eastAsia="Times New Roman" w:hAnsi="TH SarabunPSK" w:cs="TH SarabunPSK" w:hint="cs"/>
+          <w:rFonts w:ascii="TH Sarabun New" w:eastAsia="Times New Roman" w:hAnsi="TH Sarabun New" w:cs="TH Sarabun New"/>
           <w:sz w:val="32"/>
           <w:szCs w:val="32"/>
         </w:rPr>
@@ -2730,7 +2662,7 @@
       <w:pPr>
         <w:spacing w:after="0" w:line="20" w:lineRule="atLeast"/>
         <w:rPr>
-          <w:rFonts w:ascii="TH SarabunPSK" w:eastAsia="Times New Roman" w:hAnsi="TH SarabunPSK" w:cs="TH SarabunPSK"/>
+          <w:rFonts w:ascii="TH Sarabun New" w:eastAsia="Times New Roman" w:hAnsi="TH Sarabun New" w:cs="TH Sarabun New"/>
           <w:sz w:val="16"/>
           <w:szCs w:val="16"/>
         </w:rPr>
@@ -2740,14 +2672,14 @@
       <w:pPr>
         <w:spacing w:after="0" w:line="20" w:lineRule="atLeast"/>
         <w:rPr>
-          <w:rFonts w:ascii="TH SarabunPSK" w:eastAsia="Times New Roman" w:hAnsi="TH SarabunPSK" w:cs="TH SarabunPSK"/>
+          <w:rFonts w:ascii="TH Sarabun New" w:eastAsia="Times New Roman" w:hAnsi="TH Sarabun New" w:cs="TH Sarabun New"/>
           <w:sz w:val="32"/>
           <w:szCs w:val="32"/>
         </w:rPr>
       </w:pPr>
       <w:r>
         <w:rPr>
-          <w:rFonts w:ascii="TH SarabunPSK" w:eastAsia="Times New Roman" w:hAnsi="TH SarabunPSK" w:cs="TH SarabunPSK" w:hint="cs"/>
+          <w:rFonts w:ascii="TH Sarabun New" w:eastAsia="Times New Roman" w:hAnsi="TH Sarabun New" w:cs="TH Sarabun New"/>
           <w:sz w:val="32"/>
           <w:szCs w:val="32"/>
         </w:rPr>
@@ -2755,7 +2687,7 @@
       </w:r>
       <w:r>
         <w:rPr>
-          <w:rFonts w:ascii="TH SarabunPSK" w:eastAsia="Times New Roman" w:hAnsi="TH SarabunPSK" w:cs="TH SarabunPSK"/>
+          <w:rFonts w:ascii="TH Sarabun New" w:eastAsia="Times New Roman" w:hAnsi="TH Sarabun New" w:cs="TH Sarabun New"/>
           <w:sz w:val="32"/>
           <w:szCs w:val="32"/>
         </w:rPr>
@@ -2763,7 +2695,7 @@
       </w:r>
       <w:r>
         <w:rPr>
-          <w:rFonts w:ascii="TH SarabunPSK" w:eastAsia="Times New Roman" w:hAnsi="TH SarabunPSK" w:cs="TH SarabunPSK" w:hint="cs"/>
+          <w:rFonts w:ascii="TH Sarabun New" w:eastAsia="Times New Roman" w:hAnsi="TH Sarabun New" w:cs="TH Sarabun New"/>
           <w:sz w:val="32"/>
           <w:szCs w:val="32"/>
           <w:cs/>
@@ -2772,7 +2704,7 @@
       </w:r>
       <w:r>
         <w:rPr>
-          <w:rFonts w:ascii="TH SarabunPSK" w:eastAsia="Times New Roman" w:hAnsi="TH SarabunPSK" w:cs="TH SarabunPSK" w:hint="cs"/>
+          <w:rFonts w:ascii="TH Sarabun New" w:eastAsia="Times New Roman" w:hAnsi="TH Sarabun New" w:cs="TH Sarabun New"/>
           <w:sz w:val="32"/>
           <w:szCs w:val="32"/>
         </w:rPr>
@@ -2780,7 +2712,7 @@
       </w:r>
       <w:r>
         <w:rPr>
-          <w:rFonts w:ascii="TH SarabunPSK" w:eastAsia="Times New Roman" w:hAnsi="TH SarabunPSK" w:cs="TH SarabunPSK" w:hint="cs"/>
+          <w:rFonts w:ascii="TH Sarabun New" w:eastAsia="Times New Roman" w:hAnsi="TH Sarabun New" w:cs="TH Sarabun New"/>
           <w:sz w:val="32"/>
           <w:szCs w:val="32"/>
           <w:cs/>
@@ -2789,34 +2721,24 @@
       </w:r>
       <w:r>
         <w:rPr>
-          <w:rFonts w:ascii="TH SarabunPSK" w:eastAsia="Times New Roman" w:hAnsi="TH SarabunPSK" w:cs="TH SarabunPSK" w:hint="cs"/>
-          <w:sz w:val="32"/>
-          <w:szCs w:val="32"/>
-        </w:rPr>
-        <w:t>)……………………………………</w:t>
-      </w:r>
-      <w:proofErr w:type="gramStart"/>
-      <w:r>
-        <w:rPr>
-          <w:rFonts w:ascii="TH SarabunPSK" w:eastAsia="Times New Roman" w:hAnsi="TH SarabunPSK" w:cs="TH SarabunPSK" w:hint="cs"/>
-          <w:sz w:val="32"/>
-          <w:szCs w:val="32"/>
-        </w:rPr>
-        <w:t>….</w:t>
-      </w:r>
-      <w:r>
-        <w:rPr>
-          <w:rFonts w:ascii="TH SarabunPSK" w:eastAsia="Times New Roman" w:hAnsi="TH SarabunPSK" w:cs="TH SarabunPSK" w:hint="cs"/>
+          <w:rFonts w:ascii="TH Sarabun New" w:eastAsia="Times New Roman" w:hAnsi="TH Sarabun New" w:cs="TH Sarabun New"/>
+          <w:sz w:val="32"/>
+          <w:szCs w:val="32"/>
+        </w:rPr>
+        <w:t>)……………………………………….</w:t>
+      </w:r>
+      <w:r>
+        <w:rPr>
+          <w:rFonts w:ascii="TH Sarabun New" w:eastAsia="Times New Roman" w:hAnsi="TH Sarabun New" w:cs="TH Sarabun New"/>
           <w:sz w:val="32"/>
           <w:szCs w:val="32"/>
           <w:cs/>
         </w:rPr>
         <w:t>ผู้ตรวจสอบ</w:t>
       </w:r>
-      <w:proofErr w:type="gramEnd"/>
-      <w:r>
-        <w:rPr>
-          <w:rFonts w:ascii="TH SarabunPSK" w:eastAsia="Times New Roman" w:hAnsi="TH SarabunPSK" w:cs="TH SarabunPSK" w:hint="cs"/>
+      <w:r>
+        <w:rPr>
+          <w:rFonts w:ascii="TH Sarabun New" w:eastAsia="Times New Roman" w:hAnsi="TH Sarabun New" w:cs="TH Sarabun New"/>
           <w:sz w:val="32"/>
           <w:szCs w:val="32"/>
         </w:rPr>
@@ -2825,49 +2747,25 @@
       </w:r>
       <w:r>
         <w:rPr>
-          <w:rFonts w:ascii="TH SarabunPSK" w:eastAsia="Times New Roman" w:hAnsi="TH SarabunPSK" w:cs="TH SarabunPSK" w:hint="cs"/>
-          <w:sz w:val="32"/>
-          <w:szCs w:val="32"/>
-        </w:rPr>
-        <w:t xml:space="preserve">   </w:t>
-      </w:r>
-      <w:r>
-        <w:rPr>
-          <w:rFonts w:ascii="TH SarabunPSK" w:eastAsia="Times New Roman" w:hAnsi="TH SarabunPSK" w:cs="TH SarabunPSK"/>
-          <w:sz w:val="32"/>
-          <w:szCs w:val="32"/>
-        </w:rPr>
-        <w:t xml:space="preserve">      </w:t>
-      </w:r>
-      <w:r>
-        <w:rPr>
-          <w:rFonts w:ascii="TH SarabunPSK" w:eastAsia="Times New Roman" w:hAnsi="TH SarabunPSK" w:cs="TH SarabunPSK"/>
-          <w:sz w:val="32"/>
-          <w:szCs w:val="32"/>
-        </w:rPr>
-        <w:t xml:space="preserve">               </w:t>
-      </w:r>
-      <w:r>
-        <w:rPr>
-          <w:rFonts w:ascii="TH SarabunPSK" w:eastAsia="Times New Roman" w:hAnsi="TH SarabunPSK" w:cs="TH SarabunPSK" w:hint="cs"/>
-          <w:sz w:val="32"/>
-          <w:szCs w:val="32"/>
-        </w:rPr>
-        <w:t xml:space="preserve">……………………………………………….                                             </w:t>
+          <w:rFonts w:ascii="TH Sarabun New" w:eastAsia="Times New Roman" w:hAnsi="TH Sarabun New" w:cs="TH Sarabun New"/>
+          <w:sz w:val="32"/>
+          <w:szCs w:val="32"/>
+        </w:rPr>
+        <w:t xml:space="preserve">                        ……………………………………………….                                             </w:t>
       </w:r>
     </w:p>
     <w:p>
       <w:pPr>
         <w:spacing w:after="0" w:line="20" w:lineRule="atLeast"/>
         <w:rPr>
-          <w:rFonts w:ascii="TH SarabunPSK" w:eastAsia="Times New Roman" w:hAnsi="TH SarabunPSK" w:cs="TH SarabunPSK"/>
+          <w:rFonts w:ascii="TH Sarabun New" w:eastAsia="Times New Roman" w:hAnsi="TH Sarabun New" w:cs="TH Sarabun New"/>
           <w:sz w:val="32"/>
           <w:szCs w:val="32"/>
         </w:rPr>
       </w:pPr>
       <w:r>
         <w:rPr>
-          <w:rFonts w:ascii="TH SarabunPSK" w:eastAsia="Times New Roman" w:hAnsi="TH SarabunPSK" w:cs="TH SarabunPSK" w:hint="cs"/>
+          <w:rFonts w:ascii="TH Sarabun New" w:eastAsia="Times New Roman" w:hAnsi="TH Sarabun New" w:cs="TH Sarabun New"/>
           <w:sz w:val="32"/>
           <w:szCs w:val="32"/>
         </w:rPr>
@@ -2875,7 +2773,7 @@
       </w:r>
       <w:r>
         <w:rPr>
-          <w:rFonts w:ascii="TH SarabunPSK" w:eastAsia="Times New Roman" w:hAnsi="TH SarabunPSK" w:cs="TH SarabunPSK"/>
+          <w:rFonts w:ascii="TH Sarabun New" w:eastAsia="Times New Roman" w:hAnsi="TH Sarabun New" w:cs="TH Sarabun New"/>
           <w:sz w:val="32"/>
           <w:szCs w:val="32"/>
         </w:rPr>
@@ -2883,7 +2781,7 @@
       </w:r>
       <w:r>
         <w:rPr>
-          <w:rFonts w:ascii="TH SarabunPSK" w:eastAsia="Times New Roman" w:hAnsi="TH SarabunPSK" w:cs="TH SarabunPSK" w:hint="cs"/>
+          <w:rFonts w:ascii="TH Sarabun New" w:eastAsia="Times New Roman" w:hAnsi="TH Sarabun New" w:cs="TH Sarabun New"/>
           <w:sz w:val="32"/>
           <w:szCs w:val="32"/>
         </w:rPr>
@@ -2891,7 +2789,7 @@
       </w:r>
       <w:r>
         <w:rPr>
-          <w:rFonts w:ascii="TH SarabunPSK" w:eastAsia="Times New Roman" w:hAnsi="TH SarabunPSK" w:cs="TH SarabunPSK" w:hint="cs"/>
+          <w:rFonts w:ascii="TH Sarabun New" w:eastAsia="Times New Roman" w:hAnsi="TH Sarabun New" w:cs="TH Sarabun New"/>
           <w:sz w:val="32"/>
           <w:szCs w:val="32"/>
           <w:cs/>
@@ -2900,7 +2798,7 @@
       </w:r>
       <w:r>
         <w:rPr>
-          <w:rFonts w:ascii="TH SarabunPSK" w:eastAsia="Times New Roman" w:hAnsi="TH SarabunPSK" w:cs="TH SarabunPSK" w:hint="cs"/>
+          <w:rFonts w:ascii="TH Sarabun New" w:eastAsia="Times New Roman" w:hAnsi="TH Sarabun New" w:cs="TH Sarabun New"/>
           <w:sz w:val="32"/>
           <w:szCs w:val="32"/>
         </w:rPr>
@@ -2911,14 +2809,14 @@
       <w:pPr>
         <w:spacing w:after="0" w:line="20" w:lineRule="atLeast"/>
         <w:rPr>
-          <w:rFonts w:ascii="TH SarabunPSK" w:eastAsia="Times New Roman" w:hAnsi="TH SarabunPSK" w:cs="TH SarabunPSK"/>
+          <w:rFonts w:ascii="TH Sarabun New" w:eastAsia="Times New Roman" w:hAnsi="TH Sarabun New" w:cs="TH Sarabun New"/>
           <w:sz w:val="32"/>
           <w:szCs w:val="32"/>
         </w:rPr>
       </w:pPr>
       <w:r>
         <w:rPr>
-          <w:rFonts w:ascii="TH SarabunPSK" w:eastAsia="Times New Roman" w:hAnsi="TH SarabunPSK" w:cs="TH SarabunPSK" w:hint="cs"/>
+          <w:rFonts w:ascii="TH Sarabun New" w:eastAsia="Times New Roman" w:hAnsi="TH Sarabun New" w:cs="TH Sarabun New"/>
           <w:sz w:val="32"/>
           <w:szCs w:val="32"/>
           <w:cs/>
@@ -2927,31 +2825,15 @@
       </w:r>
       <w:r>
         <w:rPr>
-          <w:rFonts w:ascii="TH SarabunPSK" w:eastAsia="Times New Roman" w:hAnsi="TH SarabunPSK" w:cs="TH SarabunPSK" w:hint="cs"/>
-          <w:sz w:val="32"/>
-          <w:szCs w:val="32"/>
-        </w:rPr>
-        <w:t xml:space="preserve">                       </w:t>
-      </w:r>
-      <w:r>
-        <w:rPr>
-          <w:rFonts w:ascii="TH SarabunPSK" w:eastAsia="Times New Roman" w:hAnsi="TH SarabunPSK" w:cs="TH SarabunPSK"/>
-          <w:sz w:val="32"/>
-          <w:szCs w:val="32"/>
-        </w:rPr>
-        <w:t xml:space="preserve">              </w:t>
-      </w:r>
-      <w:r>
-        <w:rPr>
-          <w:rFonts w:ascii="TH SarabunPSK" w:eastAsia="Times New Roman" w:hAnsi="TH SarabunPSK" w:cs="TH SarabunPSK" w:hint="cs"/>
-          <w:sz w:val="32"/>
-          <w:szCs w:val="32"/>
-        </w:rPr>
-        <w:t>(</w:t>
-      </w:r>
-      <w:r>
-        <w:rPr>
-          <w:rFonts w:ascii="TH SarabunPSK" w:eastAsia="Times New Roman" w:hAnsi="TH SarabunPSK" w:cs="TH SarabunPSK" w:hint="cs"/>
+          <w:rFonts w:ascii="TH Sarabun New" w:eastAsia="Times New Roman" w:hAnsi="TH Sarabun New" w:cs="TH Sarabun New"/>
+          <w:sz w:val="32"/>
+          <w:szCs w:val="32"/>
+        </w:rPr>
+        <w:t xml:space="preserve">                                     (</w:t>
+      </w:r>
+      <w:r>
+        <w:rPr>
+          <w:rFonts w:ascii="TH Sarabun New" w:eastAsia="Times New Roman" w:hAnsi="TH Sarabun New" w:cs="TH Sarabun New"/>
           <w:sz w:val="32"/>
           <w:szCs w:val="32"/>
           <w:cs/>
@@ -2960,7 +2842,7 @@
       </w:r>
       <w:r>
         <w:rPr>
-          <w:rFonts w:ascii="TH SarabunPSK" w:eastAsia="Times New Roman" w:hAnsi="TH SarabunPSK" w:cs="TH SarabunPSK" w:hint="cs"/>
+          <w:rFonts w:ascii="TH Sarabun New" w:eastAsia="Times New Roman" w:hAnsi="TH Sarabun New" w:cs="TH Sarabun New"/>
           <w:sz w:val="32"/>
           <w:szCs w:val="32"/>
         </w:rPr>
@@ -2968,7 +2850,7 @@
       </w:r>
       <w:r>
         <w:rPr>
-          <w:rFonts w:ascii="TH SarabunPSK" w:eastAsia="Times New Roman" w:hAnsi="TH SarabunPSK" w:cs="TH SarabunPSK" w:hint="cs"/>
+          <w:rFonts w:ascii="TH Sarabun New" w:eastAsia="Times New Roman" w:hAnsi="TH Sarabun New" w:cs="TH Sarabun New"/>
           <w:sz w:val="32"/>
           <w:szCs w:val="32"/>
           <w:cs/>
@@ -2977,7 +2859,7 @@
       </w:r>
       <w:r>
         <w:rPr>
-          <w:rFonts w:ascii="TH SarabunPSK" w:eastAsia="Times New Roman" w:hAnsi="TH SarabunPSK" w:cs="TH SarabunPSK" w:hint="cs"/>
+          <w:rFonts w:ascii="TH Sarabun New" w:eastAsia="Times New Roman" w:hAnsi="TH Sarabun New" w:cs="TH Sarabun New"/>
           <w:sz w:val="32"/>
           <w:szCs w:val="32"/>
         </w:rPr>
@@ -2988,14 +2870,14 @@
       <w:pPr>
         <w:spacing w:after="0" w:line="20" w:lineRule="atLeast"/>
         <w:rPr>
-          <w:rFonts w:ascii="TH SarabunPSK" w:eastAsia="Times New Roman" w:hAnsi="TH SarabunPSK" w:cs="TH SarabunPSK"/>
+          <w:rFonts w:ascii="TH Sarabun New" w:eastAsia="Times New Roman" w:hAnsi="TH Sarabun New" w:cs="TH Sarabun New"/>
           <w:sz w:val="32"/>
           <w:szCs w:val="32"/>
         </w:rPr>
       </w:pPr>
       <w:r>
         <w:rPr>
-          <w:rFonts w:ascii="TH SarabunPSK" w:eastAsia="Times New Roman" w:hAnsi="TH SarabunPSK" w:cs="TH SarabunPSK" w:hint="cs"/>
+          <w:rFonts w:ascii="TH Sarabun New" w:eastAsia="Times New Roman" w:hAnsi="TH Sarabun New" w:cs="TH Sarabun New"/>
           <w:sz w:val="32"/>
           <w:szCs w:val="32"/>
           <w:cs/>
@@ -3004,7 +2886,7 @@
       </w:r>
       <w:r>
         <w:rPr>
-          <w:rFonts w:ascii="TH SarabunPSK" w:eastAsia="Times New Roman" w:hAnsi="TH SarabunPSK" w:cs="TH SarabunPSK"/>
+          <w:rFonts w:ascii="TH Sarabun New" w:eastAsia="Times New Roman" w:hAnsi="TH Sarabun New" w:cs="TH Sarabun New"/>
           <w:sz w:val="32"/>
           <w:szCs w:val="32"/>
         </w:rPr>
@@ -3012,7 +2894,7 @@
       </w:r>
       <w:r>
         <w:rPr>
-          <w:rFonts w:ascii="TH SarabunPSK" w:eastAsia="Times New Roman" w:hAnsi="TH SarabunPSK" w:cs="TH SarabunPSK" w:hint="cs"/>
+          <w:rFonts w:ascii="TH Sarabun New" w:eastAsia="Times New Roman" w:hAnsi="TH Sarabun New" w:cs="TH Sarabun New"/>
           <w:sz w:val="32"/>
           <w:szCs w:val="32"/>
           <w:cs/>
@@ -3021,7 +2903,7 @@
       </w:r>
       <w:r>
         <w:rPr>
-          <w:rFonts w:ascii="TH SarabunPSK" w:eastAsia="Times New Roman" w:hAnsi="TH SarabunPSK" w:cs="TH SarabunPSK" w:hint="cs"/>
+          <w:rFonts w:ascii="TH Sarabun New" w:eastAsia="Times New Roman" w:hAnsi="TH Sarabun New" w:cs="TH Sarabun New"/>
           <w:sz w:val="32"/>
           <w:szCs w:val="32"/>
         </w:rPr>
@@ -3029,7 +2911,7 @@
       </w:r>
       <w:r>
         <w:rPr>
-          <w:rFonts w:ascii="TH SarabunPSK" w:eastAsia="Times New Roman" w:hAnsi="TH SarabunPSK" w:cs="TH SarabunPSK" w:hint="cs"/>
+          <w:rFonts w:ascii="TH Sarabun New" w:eastAsia="Times New Roman" w:hAnsi="TH Sarabun New" w:cs="TH Sarabun New"/>
           <w:sz w:val="32"/>
           <w:szCs w:val="32"/>
         </w:rPr>
@@ -3037,7 +2919,7 @@
       </w:r>
       <w:r>
         <w:rPr>
-          <w:rFonts w:ascii="TH SarabunPSK" w:eastAsia="Times New Roman" w:hAnsi="TH SarabunPSK" w:cs="TH SarabunPSK" w:hint="cs"/>
+          <w:rFonts w:ascii="TH Sarabun New" w:eastAsia="Times New Roman" w:hAnsi="TH Sarabun New" w:cs="TH Sarabun New"/>
           <w:sz w:val="32"/>
           <w:szCs w:val="32"/>
         </w:rPr>
@@ -3045,7 +2927,7 @@
       </w:r>
       <w:r>
         <w:rPr>
-          <w:rFonts w:ascii="TH SarabunPSK" w:eastAsia="Times New Roman" w:hAnsi="TH SarabunPSK" w:cs="TH SarabunPSK" w:hint="cs"/>
+          <w:rFonts w:ascii="TH Sarabun New" w:eastAsia="Times New Roman" w:hAnsi="TH Sarabun New" w:cs="TH Sarabun New"/>
           <w:sz w:val="32"/>
           <w:szCs w:val="32"/>
         </w:rPr>
@@ -3053,7 +2935,7 @@
       </w:r>
       <w:r>
         <w:rPr>
-          <w:rFonts w:ascii="TH SarabunPSK" w:eastAsia="Times New Roman" w:hAnsi="TH SarabunPSK" w:cs="TH SarabunPSK" w:hint="cs"/>
+          <w:rFonts w:ascii="TH Sarabun New" w:eastAsia="Times New Roman" w:hAnsi="TH Sarabun New" w:cs="TH Sarabun New"/>
           <w:sz w:val="32"/>
           <w:szCs w:val="32"/>
         </w:rPr>
@@ -3061,7 +2943,7 @@
       </w:r>
       <w:r>
         <w:rPr>
-          <w:rFonts w:ascii="TH SarabunPSK" w:eastAsia="Times New Roman" w:hAnsi="TH SarabunPSK" w:cs="TH SarabunPSK" w:hint="cs"/>
+          <w:rFonts w:ascii="TH Sarabun New" w:eastAsia="Times New Roman" w:hAnsi="TH Sarabun New" w:cs="TH Sarabun New"/>
           <w:sz w:val="32"/>
           <w:szCs w:val="32"/>
         </w:rPr>
@@ -3069,23 +2951,15 @@
       </w:r>
       <w:r>
         <w:rPr>
-          <w:rFonts w:ascii="TH SarabunPSK" w:eastAsia="Times New Roman" w:hAnsi="TH SarabunPSK" w:cs="TH SarabunPSK" w:hint="cs"/>
-          <w:sz w:val="32"/>
-          <w:szCs w:val="32"/>
-        </w:rPr>
-        <w:t xml:space="preserve">       </w:t>
-      </w:r>
-      <w:r>
-        <w:rPr>
-          <w:rFonts w:ascii="TH SarabunPSK" w:eastAsia="Times New Roman" w:hAnsi="TH SarabunPSK" w:cs="TH SarabunPSK"/>
-          <w:sz w:val="32"/>
-          <w:szCs w:val="32"/>
-        </w:rPr>
-        <w:t xml:space="preserve">                                  </w:t>
-      </w:r>
-      <w:r>
-        <w:rPr>
-          <w:rFonts w:ascii="TH SarabunPSK" w:eastAsia="Times New Roman" w:hAnsi="TH SarabunPSK" w:cs="TH SarabunPSK"/>
+          <w:rFonts w:ascii="TH Sarabun New" w:eastAsia="Times New Roman" w:hAnsi="TH Sarabun New" w:cs="TH Sarabun New"/>
+          <w:sz w:val="32"/>
+          <w:szCs w:val="32"/>
+        </w:rPr>
+        <w:t xml:space="preserve">                                         </w:t>
+      </w:r>
+      <w:r>
+        <w:rPr>
+          <w:rFonts w:ascii="TH Sarabun New" w:eastAsia="Times New Roman" w:hAnsi="TH Sarabun New" w:cs="TH Sarabun New"/>
           <w:sz w:val="32"/>
           <w:szCs w:val="32"/>
         </w:rPr>
@@ -3093,7 +2967,7 @@
       </w:r>
       <w:r>
         <w:rPr>
-          <w:rFonts w:ascii="TH SarabunPSK" w:eastAsia="Times New Roman" w:hAnsi="TH SarabunPSK" w:cs="TH SarabunPSK" w:hint="cs"/>
+          <w:rFonts w:ascii="TH Sarabun New" w:eastAsia="Times New Roman" w:hAnsi="TH Sarabun New" w:cs="TH Sarabun New"/>
           <w:sz w:val="32"/>
           <w:szCs w:val="32"/>
         </w:rPr>
@@ -3101,7 +2975,7 @@
       </w:r>
       <w:r>
         <w:rPr>
-          <w:rFonts w:ascii="TH SarabunPSK" w:eastAsia="Times New Roman" w:hAnsi="TH SarabunPSK" w:cs="TH SarabunPSK" w:hint="cs"/>
+          <w:rFonts w:ascii="TH Sarabun New" w:eastAsia="Times New Roman" w:hAnsi="TH Sarabun New" w:cs="TH Sarabun New"/>
           <w:sz w:val="32"/>
           <w:szCs w:val="32"/>
           <w:cs/>
@@ -3110,7 +2984,7 @@
       </w:r>
       <w:r>
         <w:rPr>
-          <w:rFonts w:ascii="TH SarabunPSK" w:eastAsia="Times New Roman" w:hAnsi="TH SarabunPSK" w:cs="TH SarabunPSK"/>
+          <w:rFonts w:ascii="TH Sarabun New" w:eastAsia="Times New Roman" w:hAnsi="TH Sarabun New" w:cs="TH Sarabun New"/>
           <w:sz w:val="32"/>
           <w:szCs w:val="32"/>
         </w:rPr>
@@ -3118,7 +2992,7 @@
       </w:r>
       <w:r>
         <w:rPr>
-          <w:rFonts w:ascii="TH SarabunPSK" w:eastAsia="Times New Roman" w:hAnsi="TH SarabunPSK" w:cs="TH SarabunPSK" w:hint="cs"/>
+          <w:rFonts w:ascii="TH Sarabun New" w:eastAsia="Times New Roman" w:hAnsi="TH Sarabun New" w:cs="TH Sarabun New"/>
           <w:sz w:val="32"/>
           <w:szCs w:val="32"/>
           <w:cs/>
@@ -3127,7 +3001,7 @@
       </w:r>
       <w:r>
         <w:rPr>
-          <w:rFonts w:ascii="TH SarabunPSK" w:eastAsia="Times New Roman" w:hAnsi="TH SarabunPSK" w:cs="TH SarabunPSK"/>
+          <w:rFonts w:ascii="TH Sarabun New" w:eastAsia="Times New Roman" w:hAnsi="TH Sarabun New" w:cs="TH Sarabun New"/>
           <w:sz w:val="32"/>
           <w:szCs w:val="32"/>
         </w:rPr>
@@ -3135,7 +3009,7 @@
       </w:r>
       <w:r>
         <w:rPr>
-          <w:rFonts w:ascii="TH SarabunPSK" w:eastAsia="Times New Roman" w:hAnsi="TH SarabunPSK" w:cs="TH SarabunPSK"/>
+          <w:rFonts w:ascii="TH Sarabun New" w:eastAsia="Times New Roman" w:hAnsi="TH Sarabun New" w:cs="TH Sarabun New"/>
           <w:sz w:val="32"/>
           <w:szCs w:val="32"/>
         </w:rPr>
@@ -3143,7 +3017,7 @@
       </w:r>
       <w:r>
         <w:rPr>
-          <w:rFonts w:ascii="TH SarabunPSK" w:eastAsia="Times New Roman" w:hAnsi="TH SarabunPSK" w:cs="TH SarabunPSK" w:hint="cs"/>
+          <w:rFonts w:ascii="TH Sarabun New" w:eastAsia="Times New Roman" w:hAnsi="TH Sarabun New" w:cs="TH Sarabun New"/>
           <w:sz w:val="32"/>
           <w:szCs w:val="32"/>
           <w:cs/>
@@ -3152,7 +3026,7 @@
       </w:r>
       <w:r>
         <w:rPr>
-          <w:rFonts w:ascii="TH SarabunPSK" w:eastAsia="Times New Roman" w:hAnsi="TH SarabunPSK" w:cs="TH SarabunPSK" w:hint="cs"/>
+          <w:rFonts w:ascii="TH Sarabun New" w:eastAsia="Times New Roman" w:hAnsi="TH Sarabun New" w:cs="TH Sarabun New"/>
           <w:sz w:val="32"/>
           <w:szCs w:val="32"/>
         </w:rPr>
@@ -3166,14 +3040,14 @@
         </w:tabs>
         <w:spacing w:after="0" w:line="240" w:lineRule="auto"/>
         <w:rPr>
-          <w:rFonts w:ascii="TH SarabunPSK" w:eastAsia="Times New Roman" w:hAnsi="TH SarabunPSK" w:cs="TH SarabunPSK"/>
+          <w:rFonts w:ascii="TH Sarabun New" w:eastAsia="Times New Roman" w:hAnsi="TH Sarabun New" w:cs="TH Sarabun New"/>
           <w:sz w:val="32"/>
           <w:szCs w:val="32"/>
         </w:rPr>
       </w:pPr>
       <w:r>
         <w:rPr>
-          <w:rFonts w:ascii="TH SarabunPSK" w:eastAsia="Cordia New" w:hAnsi="TH SarabunPSK" w:cs="TH SarabunPSK" w:hint="cs"/>
+          <w:rFonts w:ascii="TH Sarabun New" w:eastAsia="Cordia New" w:hAnsi="TH Sarabun New" w:cs="TH Sarabun New"/>
           <w:sz w:val="32"/>
           <w:szCs w:val="32"/>
           <w:cs/>
@@ -3182,7 +3056,7 @@
       </w:r>
       <w:r>
         <w:rPr>
-          <w:rFonts w:ascii="TH SarabunPSK" w:eastAsia="Cordia New" w:hAnsi="TH SarabunPSK" w:cs="TH SarabunPSK" w:hint="cs"/>
+          <w:rFonts w:ascii="TH Sarabun New" w:eastAsia="Cordia New" w:hAnsi="TH Sarabun New" w:cs="TH Sarabun New"/>
           <w:sz w:val="32"/>
           <w:szCs w:val="32"/>
           <w:cs/>
@@ -3191,7 +3065,7 @@
       </w:r>
       <w:r>
         <w:rPr>
-          <w:rFonts w:ascii="TH SarabunPSK" w:eastAsia="Cordia New" w:hAnsi="TH SarabunPSK" w:cs="TH SarabunPSK"/>
+          <w:rFonts w:ascii="TH Sarabun New" w:eastAsia="Cordia New" w:hAnsi="TH Sarabun New" w:cs="TH Sarabun New"/>
           <w:sz w:val="32"/>
           <w:szCs w:val="32"/>
         </w:rPr>
@@ -3200,7 +3074,7 @@
       <w:proofErr w:type="spellStart"/>
       <w:r>
         <w:rPr>
-          <w:rFonts w:ascii="TH SarabunPSK" w:eastAsia="Cordia New" w:hAnsi="TH SarabunPSK" w:cs="TH SarabunPSK"/>
+          <w:rFonts w:ascii="TH Sarabun New" w:eastAsia="Cordia New" w:hAnsi="TH Sarabun New" w:cs="TH Sarabun New"/>
           <w:sz w:val="32"/>
           <w:szCs w:val="32"/>
         </w:rPr>
@@ -3209,7 +3083,7 @@
       <w:proofErr w:type="spellEnd"/>
       <w:r>
         <w:rPr>
-          <w:rFonts w:ascii="TH SarabunPSK" w:eastAsia="Cordia New" w:hAnsi="TH SarabunPSK" w:cs="TH SarabunPSK"/>
+          <w:rFonts w:ascii="TH Sarabun New" w:eastAsia="Cordia New" w:hAnsi="TH Sarabun New" w:cs="TH Sarabun New"/>
           <w:sz w:val="32"/>
           <w:szCs w:val="32"/>
         </w:rPr>
@@ -3217,7 +3091,7 @@
       </w:r>
       <w:r>
         <w:rPr>
-          <w:rFonts w:ascii="TH SarabunPSK" w:eastAsia="Cordia New" w:hAnsi="TH SarabunPSK" w:cs="TH SarabunPSK"/>
+          <w:rFonts w:ascii="TH Sarabun New" w:eastAsia="Cordia New" w:hAnsi="TH Sarabun New" w:cs="TH Sarabun New"/>
           <w:sz w:val="32"/>
           <w:szCs w:val="32"/>
         </w:rPr>
@@ -3226,7 +3100,7 @@
       <w:proofErr w:type="spellStart"/>
       <w:r>
         <w:rPr>
-          <w:rFonts w:ascii="TH SarabunPSK" w:eastAsia="Cordia New" w:hAnsi="TH SarabunPSK" w:cs="TH SarabunPSK"/>
+          <w:rFonts w:ascii="TH Sarabun New" w:eastAsia="Cordia New" w:hAnsi="TH Sarabun New" w:cs="TH Sarabun New"/>
           <w:sz w:val="32"/>
           <w:szCs w:val="32"/>
         </w:rPr>
@@ -3235,7 +3109,7 @@
       <w:proofErr w:type="spellEnd"/>
       <w:r>
         <w:rPr>
-          <w:rFonts w:ascii="TH SarabunPSK" w:eastAsia="Cordia New" w:hAnsi="TH SarabunPSK" w:cs="TH SarabunPSK"/>
+          <w:rFonts w:ascii="TH Sarabun New" w:eastAsia="Cordia New" w:hAnsi="TH Sarabun New" w:cs="TH Sarabun New"/>
           <w:sz w:val="32"/>
           <w:szCs w:val="32"/>
         </w:rPr>
@@ -3243,7 +3117,7 @@
       </w:r>
       <w:r>
         <w:rPr>
-          <w:rFonts w:ascii="TH SarabunPSK" w:eastAsia="Cordia New" w:hAnsi="TH SarabunPSK" w:cs="TH SarabunPSK" w:hint="cs"/>
+          <w:rFonts w:ascii="TH Sarabun New" w:eastAsia="Cordia New" w:hAnsi="TH Sarabun New" w:cs="TH Sarabun New"/>
           <w:sz w:val="32"/>
           <w:szCs w:val="32"/>
           <w:cs/>
@@ -3252,7 +3126,7 @@
       </w:r>
       <w:r>
         <w:rPr>
-          <w:rFonts w:ascii="TH SarabunPSK" w:eastAsia="Times New Roman" w:hAnsi="TH SarabunPSK" w:cs="TH SarabunPSK"/>
+          <w:rFonts w:ascii="TH Sarabun New" w:eastAsia="Times New Roman" w:hAnsi="TH Sarabun New" w:cs="TH Sarabun New"/>
           <w:sz w:val="32"/>
           <w:szCs w:val="32"/>
         </w:rPr>
@@ -3260,7 +3134,7 @@
       </w:r>
       <w:r>
         <w:rPr>
-          <w:rFonts w:ascii="TH SarabunPSK" w:eastAsia="Times New Roman" w:hAnsi="TH SarabunPSK" w:cs="TH SarabunPSK"/>
+          <w:rFonts w:ascii="TH Sarabun New" w:eastAsia="Times New Roman" w:hAnsi="TH Sarabun New" w:cs="TH Sarabun New"/>
           <w:sz w:val="32"/>
           <w:szCs w:val="32"/>
         </w:rPr>
@@ -3268,7 +3142,7 @@
       </w:r>
       <w:r>
         <w:rPr>
-          <w:rFonts w:ascii="TH SarabunPSK" w:eastAsia="Times New Roman" w:hAnsi="TH SarabunPSK" w:cs="TH SarabunPSK" w:hint="cs"/>
+          <w:rFonts w:ascii="TH Sarabun New" w:eastAsia="Times New Roman" w:hAnsi="TH Sarabun New" w:cs="TH Sarabun New"/>
           <w:sz w:val="32"/>
           <w:szCs w:val="32"/>
           <w:cs/>
@@ -3277,7 +3151,7 @@
       </w:r>
       <w:r>
         <w:rPr>
-          <w:rFonts w:ascii="TH SarabunPSK" w:eastAsia="Times New Roman" w:hAnsi="TH SarabunPSK" w:cs="TH SarabunPSK" w:hint="cs"/>
+          <w:rFonts w:ascii="TH Sarabun New" w:eastAsia="Times New Roman" w:hAnsi="TH Sarabun New" w:cs="TH Sarabun New"/>
           <w:sz w:val="32"/>
           <w:szCs w:val="32"/>
         </w:rPr>
@@ -3285,7 +3159,7 @@
       </w:r>
       <w:r>
         <w:rPr>
-          <w:rFonts w:ascii="TH SarabunPSK" w:eastAsia="Times New Roman" w:hAnsi="TH SarabunPSK" w:cs="TH SarabunPSK" w:hint="cs"/>
+          <w:rFonts w:ascii="TH Sarabun New" w:eastAsia="Times New Roman" w:hAnsi="TH Sarabun New" w:cs="TH Sarabun New"/>
           <w:sz w:val="32"/>
           <w:szCs w:val="32"/>
           <w:cs/>
@@ -3294,7 +3168,7 @@
       </w:r>
       <w:r>
         <w:rPr>
-          <w:rFonts w:ascii="TH SarabunPSK" w:eastAsia="Times New Roman" w:hAnsi="TH SarabunPSK" w:cs="TH SarabunPSK"/>
+          <w:rFonts w:ascii="TH Sarabun New" w:eastAsia="Times New Roman" w:hAnsi="TH Sarabun New" w:cs="TH Sarabun New"/>
           <w:sz w:val="32"/>
           <w:szCs w:val="32"/>
         </w:rPr>
@@ -3302,23 +3176,15 @@
       </w:r>
       <w:r>
         <w:rPr>
-          <w:rFonts w:ascii="TH SarabunPSK" w:eastAsia="Times New Roman" w:hAnsi="TH SarabunPSK" w:cs="TH SarabunPSK" w:hint="cs"/>
-          <w:sz w:val="32"/>
-          <w:szCs w:val="32"/>
-        </w:rPr>
-        <w:t>……</w:t>
-      </w:r>
-      <w:r>
-        <w:rPr>
-          <w:rFonts w:ascii="TH SarabunPSK" w:eastAsia="Times New Roman" w:hAnsi="TH SarabunPSK" w:cs="TH SarabunPSK"/>
-          <w:sz w:val="32"/>
-          <w:szCs w:val="32"/>
-        </w:rPr>
-        <w:t>….</w:t>
-      </w:r>
-      <w:r>
-        <w:rPr>
-          <w:rFonts w:ascii="TH SarabunPSK" w:eastAsia="Times New Roman" w:hAnsi="TH SarabunPSK" w:cs="TH SarabunPSK"/>
+          <w:rFonts w:ascii="TH Sarabun New" w:eastAsia="Times New Roman" w:hAnsi="TH Sarabun New" w:cs="TH Sarabun New"/>
+          <w:sz w:val="32"/>
+          <w:szCs w:val="32"/>
+        </w:rPr>
+        <w:t>……….</w:t>
+      </w:r>
+      <w:r>
+        <w:rPr>
+          <w:rFonts w:ascii="TH Sarabun New" w:eastAsia="Times New Roman" w:hAnsi="TH Sarabun New" w:cs="TH Sarabun New"/>
           <w:sz w:val="32"/>
           <w:szCs w:val="32"/>
         </w:rPr>
@@ -3329,14 +3195,14 @@
       <w:pPr>
         <w:spacing w:after="0" w:line="240" w:lineRule="auto"/>
         <w:rPr>
-          <w:rFonts w:ascii="TH SarabunPSK" w:eastAsia="Cordia New" w:hAnsi="TH SarabunPSK" w:cs="TH SarabunPSK"/>
+          <w:rFonts w:ascii="TH Sarabun New" w:eastAsia="Cordia New" w:hAnsi="TH Sarabun New" w:cs="TH Sarabun New"/>
           <w:sz w:val="32"/>
           <w:szCs w:val="32"/>
         </w:rPr>
       </w:pPr>
       <w:r>
         <w:rPr>
-          <w:rFonts w:ascii="TH SarabunPSK" w:eastAsia="Cordia New" w:hAnsi="TH SarabunPSK" w:cs="TH SarabunPSK"/>
+          <w:rFonts w:ascii="TH Sarabun New" w:eastAsia="Cordia New" w:hAnsi="TH Sarabun New" w:cs="TH Sarabun New"/>
           <w:sz w:val="32"/>
           <w:szCs w:val="32"/>
         </w:rPr>
@@ -3344,7 +3210,7 @@
       </w:r>
       <w:r>
         <w:rPr>
-          <w:rFonts w:ascii="TH SarabunPSK" w:eastAsia="Cordia New" w:hAnsi="TH SarabunPSK" w:cs="TH SarabunPSK" w:hint="cs"/>
+          <w:rFonts w:ascii="TH Sarabun New" w:eastAsia="Cordia New" w:hAnsi="TH Sarabun New" w:cs="TH Sarabun New"/>
           <w:sz w:val="32"/>
           <w:szCs w:val="32"/>
         </w:rPr>
@@ -3352,7 +3218,7 @@
       </w:r>
       <w:r>
         <w:rPr>
-          <w:rFonts w:ascii="TH SarabunPSK" w:eastAsia="Cordia New" w:hAnsi="TH SarabunPSK" w:cs="TH SarabunPSK" w:hint="cs"/>
+          <w:rFonts w:ascii="TH Sarabun New" w:eastAsia="Cordia New" w:hAnsi="TH Sarabun New" w:cs="TH Sarabun New"/>
           <w:sz w:val="32"/>
           <w:szCs w:val="32"/>
           <w:cs/>
@@ -3361,24 +3227,15 @@
       </w:r>
       <w:r>
         <w:rPr>
-          <w:rFonts w:ascii="TH SarabunPSK" w:eastAsia="Cordia New" w:hAnsi="TH SarabunPSK" w:cs="TH SarabunPSK" w:hint="cs"/>
-          <w:sz w:val="32"/>
-          <w:szCs w:val="32"/>
-        </w:rPr>
-        <w:t>)…………………………………</w:t>
-      </w:r>
-      <w:proofErr w:type="gramStart"/>
-      <w:r>
-        <w:rPr>
-          <w:rFonts w:ascii="TH SarabunPSK" w:eastAsia="Cordia New" w:hAnsi="TH SarabunPSK" w:cs="TH SarabunPSK" w:hint="cs"/>
-          <w:sz w:val="32"/>
-          <w:szCs w:val="32"/>
-        </w:rPr>
-        <w:t>…</w:t>
-      </w:r>
-      <w:r>
-        <w:rPr>
-          <w:rFonts w:ascii="TH SarabunPSK" w:eastAsia="Times New Roman" w:hAnsi="TH SarabunPSK" w:cs="TH SarabunPSK" w:hint="cs"/>
+          <w:rFonts w:ascii="TH Sarabun New" w:eastAsia="Cordia New" w:hAnsi="TH Sarabun New" w:cs="TH Sarabun New"/>
+          <w:sz w:val="32"/>
+          <w:szCs w:val="32"/>
+        </w:rPr>
+        <w:t>)……………………………………</w:t>
+      </w:r>
+      <w:r>
+        <w:rPr>
+          <w:rFonts w:ascii="TH Sarabun New" w:eastAsia="Times New Roman" w:hAnsi="TH Sarabun New" w:cs="TH Sarabun New"/>
           <w:sz w:val="32"/>
           <w:szCs w:val="32"/>
         </w:rPr>
@@ -3386,16 +3243,15 @@
       </w:r>
       <w:r>
         <w:rPr>
-          <w:rFonts w:ascii="TH SarabunPSK" w:eastAsia="Times New Roman" w:hAnsi="TH SarabunPSK" w:cs="TH SarabunPSK" w:hint="cs"/>
+          <w:rFonts w:ascii="TH Sarabun New" w:eastAsia="Times New Roman" w:hAnsi="TH Sarabun New" w:cs="TH Sarabun New"/>
           <w:sz w:val="32"/>
           <w:szCs w:val="32"/>
         </w:rPr>
         <w:t>.</w:t>
       </w:r>
-      <w:proofErr w:type="gramEnd"/>
-      <w:r>
-        <w:rPr>
-          <w:rFonts w:ascii="TH SarabunPSK" w:eastAsia="Cordia New" w:hAnsi="TH SarabunPSK" w:cs="TH SarabunPSK" w:hint="cs"/>
+      <w:r>
+        <w:rPr>
+          <w:rFonts w:ascii="TH Sarabun New" w:eastAsia="Cordia New" w:hAnsi="TH Sarabun New" w:cs="TH Sarabun New"/>
           <w:sz w:val="32"/>
           <w:szCs w:val="32"/>
           <w:cs/>
@@ -3404,7 +3260,7 @@
       </w:r>
       <w:r>
         <w:rPr>
-          <w:rFonts w:ascii="TH SarabunPSK" w:eastAsia="Times New Roman" w:hAnsi="TH SarabunPSK" w:cs="TH SarabunPSK" w:hint="cs"/>
+          <w:rFonts w:ascii="TH Sarabun New" w:eastAsia="Times New Roman" w:hAnsi="TH Sarabun New" w:cs="TH Sarabun New"/>
           <w:sz w:val="32"/>
           <w:szCs w:val="32"/>
           <w:cs/>
@@ -3413,7 +3269,7 @@
       </w:r>
       <w:r>
         <w:rPr>
-          <w:rFonts w:ascii="TH SarabunPSK" w:eastAsia="Times New Roman" w:hAnsi="TH SarabunPSK" w:cs="TH SarabunPSK"/>
+          <w:rFonts w:ascii="TH Sarabun New" w:eastAsia="Times New Roman" w:hAnsi="TH Sarabun New" w:cs="TH Sarabun New"/>
           <w:sz w:val="32"/>
           <w:szCs w:val="32"/>
         </w:rPr>
@@ -3421,7 +3277,7 @@
       </w:r>
       <w:r>
         <w:rPr>
-          <w:rFonts w:ascii="TH SarabunPSK" w:eastAsia="Times New Roman" w:hAnsi="TH SarabunPSK" w:cs="TH SarabunPSK"/>
+          <w:rFonts w:ascii="TH Sarabun New" w:eastAsia="Times New Roman" w:hAnsi="TH Sarabun New" w:cs="TH Sarabun New"/>
           <w:sz w:val="32"/>
           <w:szCs w:val="32"/>
         </w:rPr>
@@ -3429,7 +3285,7 @@
       </w:r>
       <w:r>
         <w:rPr>
-          <w:rFonts w:ascii="TH SarabunPSK" w:eastAsia="Times New Roman" w:hAnsi="TH SarabunPSK" w:cs="TH SarabunPSK" w:hint="cs"/>
+          <w:rFonts w:ascii="TH Sarabun New" w:eastAsia="Times New Roman" w:hAnsi="TH Sarabun New" w:cs="TH Sarabun New"/>
           <w:sz w:val="32"/>
           <w:szCs w:val="32"/>
           <w:cs/>
@@ -3438,7 +3294,7 @@
       </w:r>
       <w:r>
         <w:rPr>
-          <w:rFonts w:ascii="TH SarabunPSK" w:eastAsia="Times New Roman" w:hAnsi="TH SarabunPSK" w:cs="TH SarabunPSK" w:hint="cs"/>
+          <w:rFonts w:ascii="TH Sarabun New" w:eastAsia="Times New Roman" w:hAnsi="TH Sarabun New" w:cs="TH Sarabun New"/>
           <w:sz w:val="32"/>
           <w:szCs w:val="32"/>
         </w:rPr>
@@ -3446,7 +3302,7 @@
       </w:r>
       <w:r>
         <w:rPr>
-          <w:rFonts w:ascii="TH SarabunPSK" w:eastAsia="Times New Roman" w:hAnsi="TH SarabunPSK" w:cs="TH SarabunPSK"/>
+          <w:rFonts w:ascii="TH Sarabun New" w:eastAsia="Times New Roman" w:hAnsi="TH Sarabun New" w:cs="TH Sarabun New"/>
           <w:sz w:val="32"/>
           <w:szCs w:val="32"/>
         </w:rPr>
@@ -3454,15 +3310,15 @@
       </w:r>
       <w:r>
         <w:rPr>
-          <w:rFonts w:ascii="TH SarabunPSK" w:eastAsia="Times New Roman" w:hAnsi="TH SarabunPSK" w:cs="TH SarabunPSK" w:hint="cs"/>
-          <w:sz w:val="32"/>
-          <w:szCs w:val="32"/>
-        </w:rPr>
-        <w:t>…</w:t>
-      </w:r>
-      <w:r>
-        <w:rPr>
-          <w:rFonts w:ascii="TH SarabunPSK" w:eastAsia="Times New Roman" w:hAnsi="TH SarabunPSK" w:cs="TH SarabunPSK"/>
+          <w:rFonts w:ascii="TH Sarabun New" w:eastAsia="Times New Roman" w:hAnsi="TH Sarabun New" w:cs="TH Sarabun New"/>
+          <w:sz w:val="32"/>
+          <w:szCs w:val="32"/>
+        </w:rPr>
+        <w:t>….../……</w:t>
+      </w:r>
+      <w:r>
+        <w:rPr>
+          <w:rFonts w:ascii="TH Sarabun New" w:eastAsia="Times New Roman" w:hAnsi="TH Sarabun New" w:cs="TH Sarabun New"/>
           <w:sz w:val="32"/>
           <w:szCs w:val="32"/>
         </w:rPr>
@@ -3470,23 +3326,7 @@
       </w:r>
       <w:r>
         <w:rPr>
-          <w:rFonts w:ascii="TH SarabunPSK" w:eastAsia="Times New Roman" w:hAnsi="TH SarabunPSK" w:cs="TH SarabunPSK" w:hint="cs"/>
-          <w:sz w:val="32"/>
-          <w:szCs w:val="32"/>
-        </w:rPr>
-        <w:t>../……</w:t>
-      </w:r>
-      <w:r>
-        <w:rPr>
-          <w:rFonts w:ascii="TH SarabunPSK" w:eastAsia="Times New Roman" w:hAnsi="TH SarabunPSK" w:cs="TH SarabunPSK"/>
-          <w:sz w:val="32"/>
-          <w:szCs w:val="32"/>
-        </w:rPr>
-        <w:t>.</w:t>
-      </w:r>
-      <w:r>
-        <w:rPr>
-          <w:rFonts w:ascii="TH SarabunPSK" w:eastAsia="Times New Roman" w:hAnsi="TH SarabunPSK" w:cs="TH SarabunPSK" w:hint="cs"/>
+          <w:rFonts w:ascii="TH Sarabun New" w:eastAsia="Times New Roman" w:hAnsi="TH Sarabun New" w:cs="TH Sarabun New"/>
           <w:sz w:val="32"/>
           <w:szCs w:val="32"/>
         </w:rPr>
@@ -3494,7 +3334,7 @@
       </w:r>
       <w:r>
         <w:rPr>
-          <w:rFonts w:ascii="TH SarabunPSK" w:eastAsia="Times New Roman" w:hAnsi="TH SarabunPSK" w:cs="TH SarabunPSK"/>
+          <w:rFonts w:ascii="TH Sarabun New" w:eastAsia="Times New Roman" w:hAnsi="TH Sarabun New" w:cs="TH Sarabun New"/>
           <w:sz w:val="32"/>
           <w:szCs w:val="32"/>
         </w:rPr>
@@ -3505,7 +3345,7 @@
       <w:pPr>
         <w:spacing w:after="0" w:line="360" w:lineRule="auto"/>
         <w:rPr>
-          <w:rFonts w:ascii="TH SarabunPSK" w:eastAsia="Cordia New" w:hAnsi="TH SarabunPSK" w:cs="TH SarabunPSK"/>
+          <w:rFonts w:ascii="TH Sarabun New" w:eastAsia="Cordia New" w:hAnsi="TH Sarabun New" w:cs="TH Sarabun New"/>
           <w:b/>
           <w:bCs/>
           <w:sz w:val="28"/>
@@ -3513,7 +3353,7 @@
       </w:pPr>
       <w:r>
         <w:rPr>
-          <w:rFonts w:ascii="TH SarabunPSK" w:eastAsia="Times New Roman" w:hAnsi="TH SarabunPSK" w:cs="TH SarabunPSK" w:hint="cs"/>
+          <w:rFonts w:ascii="TH Sarabun New" w:eastAsia="Times New Roman" w:hAnsi="TH Sarabun New" w:cs="TH Sarabun New"/>
           <w:sz w:val="32"/>
           <w:szCs w:val="32"/>
           <w:cs/>
@@ -3522,7 +3362,7 @@
       </w:r>
       <w:r>
         <w:rPr>
-          <w:rFonts w:ascii="TH SarabunPSK" w:eastAsia="Times New Roman" w:hAnsi="TH SarabunPSK" w:cs="TH SarabunPSK" w:hint="cs"/>
+          <w:rFonts w:ascii="TH Sarabun New" w:eastAsia="Times New Roman" w:hAnsi="TH Sarabun New" w:cs="TH Sarabun New"/>
           <w:sz w:val="32"/>
           <w:szCs w:val="32"/>
           <w:cs/>
@@ -3531,7 +3371,7 @@
       </w:r>
       <w:r>
         <w:rPr>
-          <w:rFonts w:ascii="TH SarabunPSK" w:eastAsia="Times New Roman" w:hAnsi="TH SarabunPSK" w:cs="TH SarabunPSK" w:hint="cs"/>
+          <w:rFonts w:ascii="TH Sarabun New" w:eastAsia="Times New Roman" w:hAnsi="TH Sarabun New" w:cs="TH Sarabun New"/>
           <w:sz w:val="32"/>
           <w:szCs w:val="32"/>
         </w:rPr>
@@ -3539,7 +3379,7 @@
       </w:r>
       <w:r>
         <w:rPr>
-          <w:rFonts w:ascii="TH SarabunPSK" w:eastAsia="Times New Roman" w:hAnsi="TH SarabunPSK" w:cs="TH SarabunPSK" w:hint="cs"/>
+          <w:rFonts w:ascii="TH Sarabun New" w:eastAsia="Times New Roman" w:hAnsi="TH Sarabun New" w:cs="TH Sarabun New"/>
           <w:sz w:val="32"/>
           <w:szCs w:val="32"/>
           <w:cs/>
@@ -3548,7 +3388,7 @@
       </w:r>
       <w:r>
         <w:rPr>
-          <w:rFonts w:ascii="TH SarabunPSK" w:eastAsia="Times New Roman" w:hAnsi="TH SarabunPSK" w:cs="TH SarabunPSK"/>
+          <w:rFonts w:ascii="TH Sarabun New" w:eastAsia="Times New Roman" w:hAnsi="TH Sarabun New" w:cs="TH Sarabun New"/>
           <w:sz w:val="32"/>
           <w:szCs w:val="32"/>
         </w:rPr>
@@ -3556,7 +3396,7 @@
       </w:r>
       <w:r>
         <w:rPr>
-          <w:rFonts w:ascii="TH SarabunPSK" w:eastAsia="Times New Roman" w:hAnsi="TH SarabunPSK" w:cs="TH SarabunPSK"/>
+          <w:rFonts w:ascii="TH Sarabun New" w:eastAsia="Times New Roman" w:hAnsi="TH Sarabun New" w:cs="TH Sarabun New"/>
           <w:sz w:val="32"/>
           <w:szCs w:val="32"/>
         </w:rPr>
@@ -3564,7 +3404,7 @@
       </w:r>
       <w:r>
         <w:rPr>
-          <w:rFonts w:ascii="TH SarabunPSK" w:eastAsia="Times New Roman" w:hAnsi="TH SarabunPSK" w:cs="TH SarabunPSK"/>
+          <w:rFonts w:ascii="TH Sarabun New" w:eastAsia="Times New Roman" w:hAnsi="TH Sarabun New" w:cs="TH Sarabun New"/>
           <w:sz w:val="32"/>
           <w:szCs w:val="32"/>
         </w:rPr>
@@ -3572,7 +3412,7 @@
       </w:r>
       <w:r>
         <w:rPr>
-          <w:rFonts w:ascii="TH SarabunPSK" w:eastAsia="Times New Roman" w:hAnsi="TH SarabunPSK" w:cs="TH SarabunPSK"/>
+          <w:rFonts w:ascii="TH Sarabun New" w:eastAsia="Times New Roman" w:hAnsi="TH Sarabun New" w:cs="TH Sarabun New"/>
           <w:sz w:val="32"/>
           <w:szCs w:val="32"/>
         </w:rPr>
@@ -3580,7 +3420,7 @@
       </w:r>
       <w:r>
         <w:rPr>
-          <w:rFonts w:ascii="TH SarabunPSK" w:eastAsia="Cordia New" w:hAnsi="TH SarabunPSK" w:cs="TH SarabunPSK" w:hint="cs"/>
+          <w:rFonts w:ascii="TH Sarabun New" w:eastAsia="Cordia New" w:hAnsi="TH Sarabun New" w:cs="TH Sarabun New"/>
           <w:b/>
           <w:bCs/>
           <w:sz w:val="28"/>
@@ -3590,7 +3430,7 @@
       </w:r>
       <w:r>
         <w:rPr>
-          <w:rFonts w:ascii="TH SarabunPSK" w:eastAsia="Cordia New" w:hAnsi="TH SarabunPSK" w:cs="TH SarabunPSK"/>
+          <w:rFonts w:ascii="TH Sarabun New" w:eastAsia="Cordia New" w:hAnsi="TH Sarabun New" w:cs="TH Sarabun New"/>
           <w:b/>
           <w:bCs/>
           <w:sz w:val="28"/>
@@ -3599,7 +3439,7 @@
       </w:r>
       <w:r>
         <w:rPr>
-          <w:rFonts w:ascii="TH SarabunPSK" w:eastAsia="Cordia New" w:hAnsi="TH SarabunPSK" w:cs="TH SarabunPSK" w:hint="cs"/>
+          <w:rFonts w:ascii="TH Sarabun New" w:eastAsia="Cordia New" w:hAnsi="TH Sarabun New" w:cs="TH Sarabun New"/>
           <w:b/>
           <w:bCs/>
           <w:sz w:val="28"/>
@@ -3608,7 +3448,7 @@
       </w:r>
       <w:r>
         <w:rPr>
-          <w:rFonts w:ascii="TH SarabunPSK" w:eastAsia="Cordia New" w:hAnsi="TH SarabunPSK" w:cs="TH SarabunPSK" w:hint="cs"/>
+          <w:rFonts w:ascii="TH Sarabun New" w:eastAsia="Cordia New" w:hAnsi="TH Sarabun New" w:cs="TH Sarabun New"/>
           <w:b/>
           <w:bCs/>
           <w:sz w:val="28"/>
@@ -3617,7 +3457,7 @@
       </w:r>
       <w:r>
         <w:rPr>
-          <w:rFonts w:ascii="TH SarabunPSK" w:eastAsia="Cordia New" w:hAnsi="TH SarabunPSK" w:cs="TH SarabunPSK" w:hint="cs"/>
+          <w:rFonts w:ascii="TH Sarabun New" w:eastAsia="Cordia New" w:hAnsi="TH Sarabun New" w:cs="TH Sarabun New"/>
           <w:b/>
           <w:bCs/>
           <w:sz w:val="28"/>
@@ -3627,7 +3467,7 @@
       </w:r>
       <w:r>
         <w:rPr>
-          <w:rFonts w:ascii="TH SarabunPSK" w:eastAsia="Cordia New" w:hAnsi="TH SarabunPSK" w:cs="TH SarabunPSK" w:hint="cs"/>
+          <w:rFonts w:ascii="TH Sarabun New" w:eastAsia="Cordia New" w:hAnsi="TH Sarabun New" w:cs="TH Sarabun New"/>
           <w:b/>
           <w:bCs/>
           <w:sz w:val="28"/>
@@ -3636,7 +3476,7 @@
       </w:r>
       <w:r>
         <w:rPr>
-          <w:rFonts w:ascii="TH SarabunPSK" w:eastAsia="Cordia New" w:hAnsi="TH SarabunPSK" w:cs="TH SarabunPSK" w:hint="cs"/>
+          <w:rFonts w:ascii="TH Sarabun New" w:eastAsia="Cordia New" w:hAnsi="TH Sarabun New" w:cs="TH Sarabun New"/>
           <w:b/>
           <w:bCs/>
           <w:sz w:val="28"/>
@@ -3645,7 +3485,7 @@
       </w:r>
       <w:r>
         <w:rPr>
-          <w:rFonts w:ascii="TH SarabunPSK" w:eastAsia="Cordia New" w:hAnsi="TH SarabunPSK" w:cs="TH SarabunPSK" w:hint="cs"/>
+          <w:rFonts w:ascii="TH Sarabun New" w:eastAsia="Cordia New" w:hAnsi="TH Sarabun New" w:cs="TH Sarabun New"/>
           <w:b/>
           <w:bCs/>
           <w:sz w:val="28"/>
@@ -3655,14 +3495,14 @@
       </w:r>
       <w:r>
         <w:rPr>
-          <w:rFonts w:ascii="TH SarabunPSK" w:eastAsia="Cordia New" w:hAnsi="TH SarabunPSK" w:cs="TH SarabunPSK" w:hint="cs"/>
+          <w:rFonts w:ascii="TH Sarabun New" w:eastAsia="Cordia New" w:hAnsi="TH Sarabun New" w:cs="TH Sarabun New"/>
           <w:sz w:val="28"/>
         </w:rPr>
         <w:t xml:space="preserve"> </w:t>
       </w:r>
       <w:r>
         <w:rPr>
-          <w:rFonts w:ascii="TH SarabunPSK" w:eastAsia="Cordia New" w:hAnsi="TH SarabunPSK" w:cs="TH SarabunPSK" w:hint="cs"/>
+          <w:rFonts w:ascii="TH Sarabun New" w:eastAsia="Cordia New" w:hAnsi="TH Sarabun New" w:cs="TH Sarabun New"/>
           <w:sz w:val="28"/>
         </w:rPr>
         <w:t xml:space="preserve"> </w:t>
@@ -3672,14 +3512,14 @@
       <w:pPr>
         <w:spacing w:after="0" w:line="240" w:lineRule="auto"/>
         <w:rPr>
-          <w:rFonts w:ascii="TH SarabunPSK" w:eastAsia="Times New Roman" w:hAnsi="TH SarabunPSK" w:cs="TH SarabunPSK"/>
+          <w:rFonts w:ascii="TH Sarabun New" w:eastAsia="Times New Roman" w:hAnsi="TH Sarabun New" w:cs="TH Sarabun New"/>
           <w:sz w:val="32"/>
           <w:szCs w:val="32"/>
         </w:rPr>
       </w:pPr>
       <w:r>
         <w:rPr>
-          <w:rFonts w:ascii="TH SarabunPSK" w:eastAsia="Cordia New" w:hAnsi="TH SarabunPSK" w:cs="TH SarabunPSK" w:hint="cs"/>
+          <w:rFonts w:ascii="TH Sarabun New" w:eastAsia="Cordia New" w:hAnsi="TH Sarabun New" w:cs="TH Sarabun New"/>
           <w:sz w:val="32"/>
           <w:szCs w:val="32"/>
         </w:rPr>
@@ -3687,7 +3527,7 @@
       </w:r>
       <w:r>
         <w:rPr>
-          <w:rFonts w:ascii="TH SarabunPSK" w:eastAsia="Cordia New" w:hAnsi="TH SarabunPSK" w:cs="TH SarabunPSK" w:hint="cs"/>
+          <w:rFonts w:ascii="TH Sarabun New" w:eastAsia="Cordia New" w:hAnsi="TH Sarabun New" w:cs="TH Sarabun New"/>
           <w:sz w:val="32"/>
           <w:szCs w:val="32"/>
         </w:rPr>
@@ -3695,7 +3535,7 @@
       </w:r>
       <w:r>
         <w:rPr>
-          <w:rFonts w:ascii="TH SarabunPSK" w:eastAsia="Cordia New" w:hAnsi="TH SarabunPSK" w:cs="TH SarabunPSK" w:hint="cs"/>
+          <w:rFonts w:ascii="TH Sarabun New" w:eastAsia="Cordia New" w:hAnsi="TH Sarabun New" w:cs="TH Sarabun New"/>
           <w:sz w:val="32"/>
           <w:szCs w:val="32"/>
         </w:rPr>
@@ -3703,7 +3543,7 @@
       </w:r>
       <w:r>
         <w:rPr>
-          <w:rFonts w:ascii="TH SarabunPSK" w:eastAsia="Cordia New" w:hAnsi="TH SarabunPSK" w:cs="TH SarabunPSK" w:hint="cs"/>
+          <w:rFonts w:ascii="TH Sarabun New" w:eastAsia="Cordia New" w:hAnsi="TH Sarabun New" w:cs="TH Sarabun New"/>
           <w:sz w:val="32"/>
           <w:szCs w:val="32"/>
           <w:cs/>
@@ -3712,33 +3552,15 @@
       </w:r>
       <w:r>
         <w:rPr>
-          <w:rFonts w:ascii="TH SarabunPSK" w:eastAsia="Cordia New" w:hAnsi="TH SarabunPSK" w:cs="TH SarabunPSK" w:hint="cs"/>
-          <w:sz w:val="32"/>
-          <w:szCs w:val="32"/>
-        </w:rPr>
-        <w:t>)……………………</w:t>
-      </w:r>
-      <w:proofErr w:type="gramStart"/>
-      <w:r>
-        <w:rPr>
-          <w:rFonts w:ascii="TH SarabunPSK" w:eastAsia="Cordia New" w:hAnsi="TH SarabunPSK" w:cs="TH SarabunPSK" w:hint="cs"/>
-          <w:sz w:val="32"/>
-          <w:szCs w:val="32"/>
-        </w:rPr>
-        <w:t>…..</w:t>
-      </w:r>
-      <w:proofErr w:type="gramEnd"/>
-      <w:r>
-        <w:rPr>
-          <w:rFonts w:ascii="TH SarabunPSK" w:eastAsia="Cordia New" w:hAnsi="TH SarabunPSK" w:cs="TH SarabunPSK" w:hint="cs"/>
-          <w:sz w:val="32"/>
-          <w:szCs w:val="32"/>
-        </w:rPr>
-        <w:t>………</w:t>
-      </w:r>
-      <w:r>
-        <w:rPr>
-          <w:rFonts w:ascii="TH SarabunPSK" w:eastAsia="Cordia New" w:hAnsi="TH SarabunPSK" w:cs="TH SarabunPSK"/>
+          <w:rFonts w:ascii="TH Sarabun New" w:eastAsia="Cordia New" w:hAnsi="TH Sarabun New" w:cs="TH Sarabun New"/>
+          <w:sz w:val="32"/>
+          <w:szCs w:val="32"/>
+        </w:rPr>
+        <w:t>)………………………..………</w:t>
+      </w:r>
+      <w:r>
+        <w:rPr>
+          <w:rFonts w:ascii="TH Sarabun New" w:eastAsia="Cordia New" w:hAnsi="TH Sarabun New" w:cs="TH Sarabun New"/>
           <w:sz w:val="32"/>
           <w:szCs w:val="32"/>
         </w:rPr>
@@ -3746,7 +3568,7 @@
       </w:r>
       <w:r>
         <w:rPr>
-          <w:rFonts w:ascii="TH SarabunPSK" w:eastAsia="Cordia New" w:hAnsi="TH SarabunPSK" w:cs="TH SarabunPSK" w:hint="cs"/>
+          <w:rFonts w:ascii="TH Sarabun New" w:eastAsia="Cordia New" w:hAnsi="TH Sarabun New" w:cs="TH Sarabun New"/>
           <w:sz w:val="32"/>
           <w:szCs w:val="32"/>
         </w:rPr>
@@ -3754,7 +3576,7 @@
       </w:r>
       <w:r>
         <w:rPr>
-          <w:rFonts w:ascii="TH SarabunPSK" w:eastAsia="Cordia New" w:hAnsi="TH SarabunPSK" w:cs="TH SarabunPSK" w:hint="cs"/>
+          <w:rFonts w:ascii="TH Sarabun New" w:eastAsia="Cordia New" w:hAnsi="TH Sarabun New" w:cs="TH Sarabun New"/>
           <w:sz w:val="32"/>
           <w:szCs w:val="32"/>
         </w:rPr>
@@ -3762,7 +3584,7 @@
       </w:r>
       <w:r>
         <w:rPr>
-          <w:rFonts w:ascii="TH SarabunPSK" w:eastAsia="Cordia New" w:hAnsi="TH SarabunPSK" w:cs="TH SarabunPSK" w:hint="cs"/>
+          <w:rFonts w:ascii="TH Sarabun New" w:eastAsia="Cordia New" w:hAnsi="TH Sarabun New" w:cs="TH Sarabun New"/>
           <w:sz w:val="32"/>
           <w:szCs w:val="32"/>
         </w:rPr>
@@ -3770,7 +3592,7 @@
       </w:r>
       <w:r>
         <w:rPr>
-          <w:rFonts w:ascii="TH SarabunPSK" w:eastAsia="Cordia New" w:hAnsi="TH SarabunPSK" w:cs="TH SarabunPSK" w:hint="cs"/>
+          <w:rFonts w:ascii="TH Sarabun New" w:eastAsia="Cordia New" w:hAnsi="TH Sarabun New" w:cs="TH Sarabun New"/>
           <w:sz w:val="32"/>
           <w:szCs w:val="32"/>
         </w:rPr>
@@ -3778,7 +3600,7 @@
       </w:r>
       <w:r>
         <w:rPr>
-          <w:rFonts w:ascii="TH SarabunPSK" w:eastAsia="Cordia New" w:hAnsi="TH SarabunPSK" w:cs="TH SarabunPSK" w:hint="cs"/>
+          <w:rFonts w:ascii="TH Sarabun New" w:eastAsia="Cordia New" w:hAnsi="TH Sarabun New" w:cs="TH Sarabun New"/>
           <w:sz w:val="32"/>
           <w:szCs w:val="32"/>
         </w:rPr>
@@ -3787,7 +3609,7 @@
       </w:r>
       <w:r>
         <w:rPr>
-          <w:rFonts w:ascii="TH SarabunPSK" w:eastAsia="Cordia New" w:hAnsi="TH SarabunPSK" w:cs="TH SarabunPSK" w:hint="cs"/>
+          <w:rFonts w:ascii="TH Sarabun New" w:eastAsia="Cordia New" w:hAnsi="TH Sarabun New" w:cs="TH Sarabun New"/>
           <w:sz w:val="32"/>
           <w:szCs w:val="32"/>
         </w:rPr>
@@ -3795,7 +3617,7 @@
       </w:r>
       <w:r>
         <w:rPr>
-          <w:rFonts w:ascii="TH SarabunPSK" w:eastAsia="Cordia New" w:hAnsi="TH SarabunPSK" w:cs="TH SarabunPSK"/>
+          <w:rFonts w:ascii="TH Sarabun New" w:eastAsia="Cordia New" w:hAnsi="TH Sarabun New" w:cs="TH Sarabun New"/>
           <w:sz w:val="32"/>
           <w:szCs w:val="32"/>
         </w:rPr>
@@ -3803,7 +3625,7 @@
       </w:r>
       <w:r>
         <w:rPr>
-          <w:rFonts w:ascii="TH SarabunPSK" w:eastAsia="Cordia New" w:hAnsi="TH SarabunPSK" w:cs="TH SarabunPSK" w:hint="cs"/>
+          <w:rFonts w:ascii="TH Sarabun New" w:eastAsia="Cordia New" w:hAnsi="TH Sarabun New" w:cs="TH Sarabun New"/>
           <w:sz w:val="32"/>
           <w:szCs w:val="32"/>
           <w:cs/>
@@ -3812,7 +3634,7 @@
       </w:r>
       <w:r>
         <w:rPr>
-          <w:rFonts w:ascii="TH SarabunPSK" w:eastAsia="Cordia New" w:hAnsi="TH SarabunPSK" w:cs="TH SarabunPSK" w:hint="cs"/>
+          <w:rFonts w:ascii="TH Sarabun New" w:eastAsia="Cordia New" w:hAnsi="TH Sarabun New" w:cs="TH Sarabun New"/>
           <w:sz w:val="32"/>
           <w:szCs w:val="32"/>
         </w:rPr>
@@ -3820,7 +3642,7 @@
       </w:r>
       <w:r>
         <w:rPr>
-          <w:rFonts w:ascii="TH SarabunPSK" w:eastAsia="Cordia New" w:hAnsi="TH SarabunPSK" w:cs="TH SarabunPSK"/>
+          <w:rFonts w:ascii="TH Sarabun New" w:eastAsia="Cordia New" w:hAnsi="TH Sarabun New" w:cs="TH Sarabun New"/>
           <w:sz w:val="32"/>
           <w:szCs w:val="32"/>
         </w:rPr>
@@ -3828,7 +3650,7 @@
       </w:r>
       <w:r>
         <w:rPr>
-          <w:rFonts w:ascii="TH SarabunPSK" w:eastAsia="Cordia New" w:hAnsi="TH SarabunPSK" w:cs="TH SarabunPSK" w:hint="cs"/>
+          <w:rFonts w:ascii="TH Sarabun New" w:eastAsia="Cordia New" w:hAnsi="TH Sarabun New" w:cs="TH Sarabun New"/>
           <w:sz w:val="32"/>
           <w:szCs w:val="32"/>
         </w:rPr>
@@ -3836,7 +3658,7 @@
       </w:r>
       <w:r>
         <w:rPr>
-          <w:rFonts w:ascii="TH SarabunPSK" w:eastAsia="Cordia New" w:hAnsi="TH SarabunPSK" w:cs="TH SarabunPSK" w:hint="cs"/>
+          <w:rFonts w:ascii="TH Sarabun New" w:eastAsia="Cordia New" w:hAnsi="TH Sarabun New" w:cs="TH Sarabun New"/>
           <w:sz w:val="32"/>
           <w:szCs w:val="32"/>
         </w:rPr>
@@ -3844,7 +3666,7 @@
       </w:r>
       <w:r>
         <w:rPr>
-          <w:rFonts w:ascii="TH SarabunPSK" w:eastAsia="Cordia New" w:hAnsi="TH SarabunPSK" w:cs="TH SarabunPSK"/>
+          <w:rFonts w:ascii="TH Sarabun New" w:eastAsia="Cordia New" w:hAnsi="TH Sarabun New" w:cs="TH Sarabun New"/>
           <w:sz w:val="32"/>
           <w:szCs w:val="32"/>
         </w:rPr>
@@ -3852,7 +3674,7 @@
       </w:r>
       <w:r>
         <w:rPr>
-          <w:rFonts w:ascii="TH SarabunPSK" w:eastAsia="Cordia New" w:hAnsi="TH SarabunPSK" w:cs="TH SarabunPSK" w:hint="cs"/>
+          <w:rFonts w:ascii="TH Sarabun New" w:eastAsia="Cordia New" w:hAnsi="TH Sarabun New" w:cs="TH Sarabun New"/>
           <w:sz w:val="32"/>
           <w:szCs w:val="32"/>
         </w:rPr>
@@ -3860,7 +3682,7 @@
       </w:r>
       <w:r>
         <w:rPr>
-          <w:rFonts w:ascii="TH SarabunPSK" w:eastAsia="Times New Roman" w:hAnsi="TH SarabunPSK" w:cs="TH SarabunPSK" w:hint="cs"/>
+          <w:rFonts w:ascii="TH Sarabun New" w:eastAsia="Times New Roman" w:hAnsi="TH Sarabun New" w:cs="TH Sarabun New"/>
           <w:sz w:val="32"/>
           <w:szCs w:val="32"/>
         </w:rPr>
@@ -3868,7 +3690,7 @@
       </w:r>
       <w:r>
         <w:rPr>
-          <w:rFonts w:ascii="TH SarabunPSK" w:eastAsia="Cordia New" w:hAnsi="TH SarabunPSK" w:cs="TH SarabunPSK" w:hint="cs"/>
+          <w:rFonts w:ascii="TH Sarabun New" w:eastAsia="Cordia New" w:hAnsi="TH Sarabun New" w:cs="TH Sarabun New"/>
           <w:sz w:val="32"/>
           <w:szCs w:val="32"/>
         </w:rPr>
@@ -3876,7 +3698,7 @@
       </w:r>
       <w:r>
         <w:rPr>
-          <w:rFonts w:ascii="TH SarabunPSK" w:eastAsia="Cordia New" w:hAnsi="TH SarabunPSK" w:cs="TH SarabunPSK"/>
+          <w:rFonts w:ascii="TH Sarabun New" w:eastAsia="Cordia New" w:hAnsi="TH Sarabun New" w:cs="TH Sarabun New"/>
           <w:sz w:val="32"/>
           <w:szCs w:val="32"/>
         </w:rPr>
@@ -3884,21 +3706,21 @@
       </w:r>
       <w:r>
         <w:rPr>
-          <w:rFonts w:ascii="TH SarabunPSK" w:eastAsia="Cordia New" w:hAnsi="TH SarabunPSK" w:cs="TH SarabunPSK" w:hint="cs"/>
+          <w:rFonts w:ascii="TH Sarabun New" w:eastAsia="Cordia New" w:hAnsi="TH Sarabun New" w:cs="TH Sarabun New"/>
           <w:sz w:val="28"/>
         </w:rPr>
         <w:tab/>
       </w:r>
       <w:r>
         <w:rPr>
-          <w:rFonts w:ascii="TH SarabunPSK" w:eastAsia="Cordia New" w:hAnsi="TH SarabunPSK" w:cs="TH SarabunPSK"/>
+          <w:rFonts w:ascii="TH Sarabun New" w:eastAsia="Cordia New" w:hAnsi="TH Sarabun New" w:cs="TH Sarabun New"/>
           <w:sz w:val="28"/>
         </w:rPr>
         <w:t xml:space="preserve">                                                                                     </w:t>
       </w:r>
       <w:r>
         <w:rPr>
-          <w:rFonts w:ascii="TH SarabunPSK" w:eastAsia="Times New Roman" w:hAnsi="TH SarabunPSK" w:cs="TH SarabunPSK" w:hint="cs"/>
+          <w:rFonts w:ascii="TH Sarabun New" w:eastAsia="Times New Roman" w:hAnsi="TH Sarabun New" w:cs="TH Sarabun New"/>
           <w:sz w:val="32"/>
           <w:szCs w:val="32"/>
           <w:cs/>
@@ -3907,31 +3729,15 @@
       </w:r>
       <w:r>
         <w:rPr>
-          <w:rFonts w:ascii="TH SarabunPSK" w:eastAsia="Times New Roman" w:hAnsi="TH SarabunPSK" w:cs="TH SarabunPSK" w:hint="cs"/>
-          <w:sz w:val="32"/>
-          <w:szCs w:val="32"/>
-        </w:rPr>
-        <w:t>……………..</w:t>
-      </w:r>
-      <w:r>
-        <w:rPr>
-          <w:rFonts w:ascii="TH SarabunPSK" w:eastAsia="Times New Roman" w:hAnsi="TH SarabunPSK" w:cs="TH SarabunPSK"/>
-          <w:sz w:val="32"/>
-          <w:szCs w:val="32"/>
-        </w:rPr>
-        <w:t>/</w:t>
-      </w:r>
-      <w:r>
-        <w:rPr>
-          <w:rFonts w:ascii="TH SarabunPSK" w:eastAsia="Times New Roman" w:hAnsi="TH SarabunPSK" w:cs="TH SarabunPSK" w:hint="cs"/>
-          <w:sz w:val="32"/>
-          <w:szCs w:val="32"/>
-        </w:rPr>
-        <w:t>……………../………</w:t>
-      </w:r>
-      <w:r>
-        <w:rPr>
-          <w:rFonts w:ascii="TH SarabunPSK" w:eastAsia="Times New Roman" w:hAnsi="TH SarabunPSK" w:cs="TH SarabunPSK"/>
+          <w:rFonts w:ascii="TH Sarabun New" w:eastAsia="Times New Roman" w:hAnsi="TH Sarabun New" w:cs="TH Sarabun New"/>
+          <w:sz w:val="32"/>
+          <w:szCs w:val="32"/>
+        </w:rPr>
+        <w:t>……………../……………../………</w:t>
+      </w:r>
+      <w:r>
+        <w:rPr>
+          <w:rFonts w:ascii="TH Sarabun New" w:eastAsia="Times New Roman" w:hAnsi="TH Sarabun New" w:cs="TH Sarabun New"/>
           <w:sz w:val="32"/>
           <w:szCs w:val="32"/>
         </w:rPr>
@@ -3939,7 +3745,7 @@
       </w:r>
       <w:r>
         <w:rPr>
-          <w:rFonts w:ascii="TH SarabunPSK" w:eastAsia="Times New Roman" w:hAnsi="TH SarabunPSK" w:cs="TH SarabunPSK" w:hint="cs"/>
+          <w:rFonts w:ascii="TH Sarabun New" w:eastAsia="Times New Roman" w:hAnsi="TH Sarabun New" w:cs="TH Sarabun New"/>
           <w:sz w:val="32"/>
           <w:szCs w:val="32"/>
         </w:rPr>
@@ -3960,7 +3766,7 @@
       <w:pPr>
         <w:spacing w:after="0" w:line="276" w:lineRule="auto"/>
         <w:rPr>
-          <w:rFonts w:ascii="TH SarabunIT๙" w:eastAsia="Cordia New" w:hAnsi="TH SarabunIT๙" w:cs="TH SarabunIT๙" w:hint="cs"/>
+          <w:rFonts w:ascii="TH SarabunIT๙" w:eastAsia="Cordia New" w:hAnsi="TH SarabunIT๙" w:cs="TH SarabunIT๙"/>
           <w:sz w:val="28"/>
         </w:rPr>
       </w:pPr>
@@ -4404,6 +4210,7 @@
   <w:style w:type="character" w:default="1" w:styleId="DefaultParagraphFont">
     <w:name w:val="Default Paragraph Font"/>
     <w:uiPriority w:val="1"/>
+    <w:semiHidden/>
     <w:unhideWhenUsed/>
   </w:style>
   <w:style w:type="table" w:default="1" w:styleId="TableNormal">

--- a/public/dataLeaveTemplate.docx
+++ b/public/dataLeaveTemplate.docx
@@ -7,13 +7,24 @@
         <w:spacing w:after="0" w:line="20" w:lineRule="atLeast"/>
         <w:jc w:val="center"/>
         <w:rPr>
-          <w:rFonts w:ascii="TH SarabunPSK" w:eastAsia="Cordia New" w:hAnsi="TH SarabunPSK" w:cs="TH SarabunPSK"/>
+          <w:rFonts w:ascii="TH Sarabun New" w:eastAsia="Cordia New" w:hAnsi="TH Sarabun New" w:cs="TH Sarabun New"/>
           <w:b/>
           <w:bCs/>
           <w:sz w:val="32"/>
           <w:szCs w:val="32"/>
         </w:rPr>
       </w:pPr>
+      <w:r>
+        <w:rPr>
+          <w:rFonts w:ascii="TH Sarabun New" w:eastAsia="Cordia New" w:hAnsi="TH Sarabun New" w:cs="TH Sarabun New"/>
+          <w:b/>
+          <w:bCs/>
+          <w:sz w:val="32"/>
+          <w:szCs w:val="32"/>
+          <w:cs/>
+        </w:rPr>
+        <w:t>ใบลาป่วย  ลาคลอดบุตร  ลากิจส่วนตัว</w:t>
+      </w:r>
     </w:p>
     <w:p>
       <w:pPr>
@@ -21,22 +32,111 @@
         <w:jc w:val="center"/>
         <w:rPr>
           <w:rFonts w:ascii="TH Sarabun New" w:eastAsia="Cordia New" w:hAnsi="TH Sarabun New" w:cs="TH Sarabun New"/>
-          <w:b/>
-          <w:bCs/>
-          <w:sz w:val="32"/>
-          <w:szCs w:val="32"/>
+          <w:sz w:val="32"/>
+          <w:szCs w:val="32"/>
+          <w:cs/>
         </w:rPr>
       </w:pPr>
       <w:r>
         <w:rPr>
           <w:rFonts w:ascii="TH Sarabun New" w:eastAsia="Cordia New" w:hAnsi="TH Sarabun New" w:cs="TH Sarabun New"/>
-          <w:b/>
-          <w:bCs/>
-          <w:sz w:val="32"/>
-          <w:szCs w:val="32"/>
-          <w:cs/>
-        </w:rPr>
-        <w:t>ใบลาป่วย  ลาคลอดบุตร  ลากิจส่วนตัว</w:t>
+          <w:sz w:val="28"/>
+        </w:rPr>
+        <w:t xml:space="preserve">                          </w:t>
+      </w:r>
+      <w:r>
+        <w:rPr>
+          <w:rFonts w:ascii="TH Sarabun New" w:eastAsia="Cordia New" w:hAnsi="TH Sarabun New" w:cs="TH Sarabun New"/>
+          <w:sz w:val="28"/>
+        </w:rPr>
+        <w:tab/>
+      </w:r>
+      <w:r>
+        <w:rPr>
+          <w:rFonts w:ascii="TH Sarabun New" w:eastAsia="Cordia New" w:hAnsi="TH Sarabun New" w:cs="TH Sarabun New"/>
+          <w:sz w:val="32"/>
+          <w:szCs w:val="32"/>
+        </w:rPr>
+        <w:t xml:space="preserve">                                </w:t>
+      </w:r>
+      <w:r>
+        <w:rPr>
+          <w:rFonts w:ascii="TH Sarabun New" w:eastAsia="Cordia New" w:hAnsi="TH Sarabun New" w:cs="TH Sarabun New"/>
+          <w:sz w:val="32"/>
+          <w:szCs w:val="32"/>
+          <w:cs/>
+        </w:rPr>
+        <w:t>เขียนที่</w:t>
+      </w:r>
+      <w:r>
+        <w:rPr>
+          <w:rFonts w:ascii="TH Sarabun New" w:eastAsia="Cordia New" w:hAnsi="TH Sarabun New" w:cs="TH Sarabun New"/>
+          <w:sz w:val="32"/>
+          <w:szCs w:val="32"/>
+        </w:rPr>
+        <w:t>…</w:t>
+      </w:r>
+      <w:r>
+        <w:rPr>
+          <w:rFonts w:ascii="TH Sarabun New" w:eastAsia="Cordia New" w:hAnsi="TH Sarabun New" w:cs="TH Sarabun New"/>
+          <w:sz w:val="32"/>
+          <w:szCs w:val="32"/>
+        </w:rPr>
+        <w:t>{</w:t>
+      </w:r>
+      <w:proofErr w:type="spellStart"/>
+      <w:r>
+        <w:rPr>
+          <w:rFonts w:ascii="TH Sarabun New" w:eastAsia="Cordia New" w:hAnsi="TH Sarabun New" w:cs="TH Sarabun New"/>
+          <w:sz w:val="32"/>
+          <w:szCs w:val="32"/>
+        </w:rPr>
+        <w:t>writeAt</w:t>
+      </w:r>
+      <w:proofErr w:type="spellEnd"/>
+      <w:r>
+        <w:rPr>
+          <w:rFonts w:ascii="TH Sarabun New" w:eastAsia="Cordia New" w:hAnsi="TH Sarabun New" w:cs="TH Sarabun New"/>
+          <w:sz w:val="32"/>
+          <w:szCs w:val="32"/>
+        </w:rPr>
+        <w:t>}</w:t>
+      </w:r>
+      <w:r>
+        <w:rPr>
+          <w:rFonts w:ascii="TH Sarabun New" w:eastAsia="Cordia New" w:hAnsi="TH Sarabun New" w:cs="TH Sarabun New"/>
+          <w:sz w:val="32"/>
+          <w:szCs w:val="32"/>
+          <w:cs/>
+        </w:rPr>
+        <w:t>........</w:t>
+      </w:r>
+      <w:r>
+        <w:rPr>
+          <w:rFonts w:ascii="TH Sarabun New" w:eastAsia="Cordia New" w:hAnsi="TH Sarabun New" w:cs="TH Sarabun New"/>
+          <w:sz w:val="32"/>
+          <w:szCs w:val="32"/>
+          <w:cs/>
+        </w:rPr>
+        <w:t>.</w:t>
+      </w:r>
+      <w:r>
+        <w:rPr>
+          <w:rFonts w:ascii="TH Sarabun New" w:eastAsia="Cordia New" w:hAnsi="TH Sarabun New" w:cs="TH Sarabun New"/>
+          <w:sz w:val="32"/>
+          <w:szCs w:val="32"/>
+          <w:cs/>
+        </w:rPr>
+        <w:t>..</w:t>
+      </w:r>
+      <w:r>
+        <w:rPr>
+          <w:rFonts w:ascii="TH Sarabun New" w:eastAsia="Cordia New" w:hAnsi="TH Sarabun New" w:cs="TH Sarabun New"/>
+          <w:sz w:val="32"/>
+          <w:szCs w:val="32"/>
+          <w:cs/>
+        </w:rPr>
+        <w:t xml:space="preserve"> </w:t>
       </w:r>
     </w:p>
     <w:p>
@@ -53,41 +153,35 @@
       <w:r>
         <w:rPr>
           <w:rFonts w:ascii="TH Sarabun New" w:eastAsia="Cordia New" w:hAnsi="TH Sarabun New" w:cs="TH Sarabun New"/>
-          <w:sz w:val="28"/>
-        </w:rPr>
-        <w:t xml:space="preserve">                          </w:t>
-      </w:r>
-      <w:r>
-        <w:rPr>
-          <w:rFonts w:ascii="TH Sarabun New" w:eastAsia="Cordia New" w:hAnsi="TH Sarabun New" w:cs="TH Sarabun New"/>
-          <w:sz w:val="28"/>
-        </w:rPr>
-        <w:tab/>
-      </w:r>
-      <w:r>
-        <w:rPr>
-          <w:rFonts w:ascii="TH Sarabun New" w:eastAsia="Cordia New" w:hAnsi="TH Sarabun New" w:cs="TH Sarabun New"/>
-          <w:sz w:val="32"/>
-          <w:szCs w:val="32"/>
-        </w:rPr>
-        <w:t xml:space="preserve">                                </w:t>
-      </w:r>
-      <w:r>
-        <w:rPr>
-          <w:rFonts w:ascii="TH Sarabun New" w:eastAsia="Cordia New" w:hAnsi="TH Sarabun New" w:cs="TH Sarabun New"/>
-          <w:sz w:val="32"/>
-          <w:szCs w:val="32"/>
-          <w:cs/>
-        </w:rPr>
-        <w:t>เขียนที่</w:t>
-      </w:r>
-      <w:r>
-        <w:rPr>
-          <w:rFonts w:ascii="TH Sarabun New" w:eastAsia="Cordia New" w:hAnsi="TH Sarabun New" w:cs="TH Sarabun New"/>
-          <w:sz w:val="32"/>
-          <w:szCs w:val="32"/>
-        </w:rPr>
-        <w:t>…</w:t>
+          <w:sz w:val="32"/>
+          <w:szCs w:val="32"/>
+        </w:rPr>
+        <w:t xml:space="preserve">                                                             </w:t>
+      </w:r>
+      <w:r>
+        <w:rPr>
+          <w:rFonts w:ascii="TH Sarabun New" w:eastAsia="Cordia New" w:hAnsi="TH Sarabun New" w:cs="TH Sarabun New"/>
+          <w:sz w:val="32"/>
+          <w:szCs w:val="32"/>
+        </w:rPr>
+        <w:t xml:space="preserve">  </w:t>
+      </w:r>
+      <w:r>
+        <w:rPr>
+          <w:rFonts w:ascii="TH Sarabun New" w:eastAsia="Cordia New" w:hAnsi="TH Sarabun New" w:cs="TH Sarabun New"/>
+          <w:sz w:val="32"/>
+          <w:szCs w:val="32"/>
+          <w:cs/>
+        </w:rPr>
+        <w:t>วันที่</w:t>
+      </w:r>
+      <w:r>
+        <w:rPr>
+          <w:rFonts w:ascii="TH Sarabun New" w:eastAsia="Cordia New" w:hAnsi="TH Sarabun New" w:cs="TH Sarabun New"/>
+          <w:sz w:val="32"/>
+          <w:szCs w:val="32"/>
+        </w:rPr>
+        <w:t>..</w:t>
       </w:r>
       <w:r>
         <w:rPr>
@@ -97,32 +191,14 @@
         </w:rPr>
         <w:t>{</w:t>
       </w:r>
-      <w:proofErr w:type="spellStart"/>
-      <w:r>
-        <w:rPr>
-          <w:rFonts w:ascii="TH Sarabun New" w:eastAsia="Cordia New" w:hAnsi="TH Sarabun New" w:cs="TH Sarabun New"/>
-          <w:sz w:val="32"/>
-          <w:szCs w:val="32"/>
-        </w:rPr>
-        <w:t>writeAt</w:t>
-      </w:r>
-      <w:proofErr w:type="spellEnd"/>
-      <w:r>
-        <w:rPr>
-          <w:rFonts w:ascii="TH Sarabun New" w:eastAsia="Cordia New" w:hAnsi="TH Sarabun New" w:cs="TH Sarabun New"/>
-          <w:sz w:val="32"/>
-          <w:szCs w:val="32"/>
-        </w:rPr>
-        <w:t>}</w:t>
-      </w:r>
-      <w:r>
-        <w:rPr>
-          <w:rFonts w:ascii="TH Sarabun New" w:eastAsia="Cordia New" w:hAnsi="TH Sarabun New" w:cs="TH Sarabun New"/>
-          <w:sz w:val="32"/>
-          <w:szCs w:val="32"/>
-          <w:cs/>
-        </w:rPr>
-        <w:t>........</w:t>
+      <w:proofErr w:type="gramStart"/>
+      <w:r>
+        <w:rPr>
+          <w:rFonts w:ascii="TH Sarabun New" w:eastAsia="Cordia New" w:hAnsi="TH Sarabun New" w:cs="TH Sarabun New"/>
+          <w:sz w:val="32"/>
+          <w:szCs w:val="32"/>
+        </w:rPr>
+        <w:t>D}</w:t>
       </w:r>
       <w:r>
         <w:rPr>
@@ -138,89 +214,10 @@
           <w:rFonts w:ascii="TH Sarabun New" w:eastAsia="Cordia New" w:hAnsi="TH Sarabun New" w:cs="TH Sarabun New"/>
           <w:sz w:val="32"/>
           <w:szCs w:val="32"/>
-          <w:cs/>
-        </w:rPr>
-        <w:t>..</w:t>
-      </w:r>
-      <w:r>
-        <w:rPr>
-          <w:rFonts w:ascii="TH Sarabun New" w:eastAsia="Cordia New" w:hAnsi="TH Sarabun New" w:cs="TH Sarabun New"/>
-          <w:sz w:val="32"/>
-          <w:szCs w:val="32"/>
-          <w:cs/>
-        </w:rPr>
-        <w:t xml:space="preserve"> </w:t>
-      </w:r>
-    </w:p>
-    <w:p>
-      <w:pPr>
-        <w:spacing w:after="0" w:line="20" w:lineRule="atLeast"/>
-        <w:jc w:val="center"/>
-        <w:rPr>
-          <w:rFonts w:ascii="TH Sarabun New" w:eastAsia="Cordia New" w:hAnsi="TH Sarabun New" w:cs="TH Sarabun New"/>
-          <w:sz w:val="32"/>
-          <w:szCs w:val="32"/>
-          <w:cs/>
-        </w:rPr>
-      </w:pPr>
-      <w:r>
-        <w:rPr>
-          <w:rFonts w:ascii="TH Sarabun New" w:eastAsia="Cordia New" w:hAnsi="TH Sarabun New" w:cs="TH Sarabun New"/>
-          <w:sz w:val="32"/>
-          <w:szCs w:val="32"/>
-        </w:rPr>
-        <w:t xml:space="preserve">                                                             </w:t>
-      </w:r>
-      <w:r>
-        <w:rPr>
-          <w:rFonts w:ascii="TH Sarabun New" w:eastAsia="Cordia New" w:hAnsi="TH Sarabun New" w:cs="TH Sarabun New"/>
-          <w:sz w:val="32"/>
-          <w:szCs w:val="32"/>
-        </w:rPr>
-        <w:t xml:space="preserve">  </w:t>
-      </w:r>
-      <w:r>
-        <w:rPr>
-          <w:rFonts w:ascii="TH Sarabun New" w:eastAsia="Cordia New" w:hAnsi="TH Sarabun New" w:cs="TH Sarabun New"/>
-          <w:sz w:val="32"/>
-          <w:szCs w:val="32"/>
-          <w:cs/>
-        </w:rPr>
-        <w:t>วันที่</w:t>
-      </w:r>
-      <w:r>
-        <w:rPr>
-          <w:rFonts w:ascii="TH Sarabun New" w:eastAsia="Cordia New" w:hAnsi="TH Sarabun New" w:cs="TH Sarabun New"/>
-          <w:sz w:val="32"/>
-          <w:szCs w:val="32"/>
-        </w:rPr>
-        <w:t>..</w:t>
-      </w:r>
-      <w:r>
-        <w:rPr>
-          <w:rFonts w:ascii="TH Sarabun New" w:eastAsia="Cordia New" w:hAnsi="TH Sarabun New" w:cs="TH Sarabun New"/>
-          <w:sz w:val="32"/>
-          <w:szCs w:val="32"/>
-        </w:rPr>
-        <w:t>{D}</w:t>
-      </w:r>
-      <w:r>
-        <w:rPr>
-          <w:rFonts w:ascii="TH Sarabun New" w:eastAsia="Cordia New" w:hAnsi="TH Sarabun New" w:cs="TH Sarabun New"/>
-          <w:sz w:val="32"/>
-          <w:szCs w:val="32"/>
-          <w:cs/>
         </w:rPr>
         <w:t>.</w:t>
       </w:r>
-      <w:r>
-        <w:rPr>
-          <w:rFonts w:ascii="TH Sarabun New" w:eastAsia="Cordia New" w:hAnsi="TH Sarabun New" w:cs="TH Sarabun New"/>
-          <w:sz w:val="32"/>
-          <w:szCs w:val="32"/>
-        </w:rPr>
-        <w:t>.</w:t>
-      </w:r>
+      <w:proofErr w:type="gramEnd"/>
       <w:r>
         <w:rPr>
           <w:rFonts w:ascii="TH Sarabun New" w:eastAsia="Cordia New" w:hAnsi="TH Sarabun New" w:cs="TH Sarabun New"/>
@@ -318,6 +315,7 @@
         <w:t>{</w:t>
       </w:r>
       <w:proofErr w:type="spellStart"/>
+      <w:proofErr w:type="gramStart"/>
       <w:r>
         <w:rPr>
           <w:rFonts w:ascii="TH Sarabun New" w:eastAsia="Cordia New" w:hAnsi="TH Sarabun New" w:cs="TH Sarabun New"/>
@@ -342,7 +340,17 @@
           <w:szCs w:val="32"/>
           <w:cs/>
         </w:rPr>
-        <w:t>....</w:t>
+        <w:t>...</w:t>
+      </w:r>
+      <w:proofErr w:type="gramEnd"/>
+      <w:r>
+        <w:rPr>
+          <w:rFonts w:ascii="TH Sarabun New" w:eastAsia="Cordia New" w:hAnsi="TH Sarabun New" w:cs="TH Sarabun New"/>
+          <w:sz w:val="32"/>
+          <w:szCs w:val="32"/>
+          <w:cs/>
+        </w:rPr>
+        <w:t>.</w:t>
       </w:r>
     </w:p>
     <w:p>
@@ -436,6 +444,7 @@
         <w:t>{</w:t>
       </w:r>
       <w:proofErr w:type="spellStart"/>
+      <w:proofErr w:type="gramStart"/>
       <w:r>
         <w:rPr>
           <w:rFonts w:ascii="TH Sarabun New" w:eastAsia="Cordia New" w:hAnsi="TH Sarabun New" w:cs="TH Sarabun New"/>
@@ -462,6 +471,7 @@
         <w:t>{</w:t>
       </w:r>
       <w:proofErr w:type="spellStart"/>
+      <w:proofErr w:type="gramEnd"/>
       <w:r>
         <w:rPr>
           <w:rFonts w:ascii="TH Sarabun New" w:eastAsia="Cordia New" w:hAnsi="TH Sarabun New" w:cs="TH Sarabun New"/>
@@ -1134,7 +1144,7 @@
       <w:pPr>
         <w:spacing w:after="0" w:line="20" w:lineRule="atLeast"/>
         <w:rPr>
-          <w:rFonts w:ascii="TH Sarabun New" w:eastAsia="Cordia New" w:hAnsi="TH Sarabun New" w:cs="TH Sarabun New" w:hint="cs"/>
+          <w:rFonts w:ascii="TH Sarabun New" w:eastAsia="Cordia New" w:hAnsi="TH Sarabun New" w:cs="TH Sarabun New"/>
           <w:sz w:val="32"/>
           <w:szCs w:val="32"/>
         </w:rPr>
@@ -1515,6 +1525,7 @@
         <w:t>{</w:t>
       </w:r>
       <w:proofErr w:type="spellStart"/>
+      <w:proofErr w:type="gramStart"/>
       <w:r>
         <w:rPr>
           <w:rFonts w:ascii="TH Sarabun New" w:eastAsia="Cordia New" w:hAnsi="TH Sarabun New" w:cs="TH Sarabun New"/>
@@ -1541,6 +1552,7 @@
         </w:rPr>
         <w:t>...</w:t>
       </w:r>
+      <w:proofErr w:type="gramEnd"/>
     </w:p>
     <w:p>
       <w:pPr>
@@ -1570,6 +1582,7 @@
         <w:t>{</w:t>
       </w:r>
       <w:proofErr w:type="spellStart"/>
+      <w:proofErr w:type="gramStart"/>
       <w:r>
         <w:rPr>
           <w:rFonts w:ascii="TH Sarabun New" w:eastAsia="Cordia New" w:hAnsi="TH Sarabun New" w:cs="TH Sarabun New"/>
@@ -1585,7 +1598,16 @@
           <w:sz w:val="32"/>
           <w:szCs w:val="32"/>
         </w:rPr>
-        <w:t>}….</w:t>
+        <w:t>}…</w:t>
+      </w:r>
+      <w:proofErr w:type="gramEnd"/>
+      <w:r>
+        <w:rPr>
+          <w:rFonts w:ascii="TH Sarabun New" w:eastAsia="Cordia New" w:hAnsi="TH Sarabun New" w:cs="TH Sarabun New"/>
+          <w:sz w:val="32"/>
+          <w:szCs w:val="32"/>
+        </w:rPr>
+        <w:t>.</w:t>
       </w:r>
     </w:p>
     <w:p>
@@ -2561,6 +2583,7 @@
         <w:t>{</w:t>
       </w:r>
       <w:proofErr w:type="spellStart"/>
+      <w:proofErr w:type="gramStart"/>
       <w:r>
         <w:rPr>
           <w:rFonts w:ascii="TH Sarabun New" w:eastAsia="Cordia New" w:hAnsi="TH Sarabun New" w:cs="TH Sarabun New"/>
@@ -2587,6 +2610,7 @@
         </w:rPr>
         <w:t>…</w:t>
       </w:r>
+      <w:proofErr w:type="gramEnd"/>
     </w:p>
     <w:p>
       <w:pPr>
@@ -2725,7 +2749,16 @@
           <w:sz w:val="32"/>
           <w:szCs w:val="32"/>
         </w:rPr>
-        <w:t>)……………………………………….</w:t>
+        <w:t>)……………………………………</w:t>
+      </w:r>
+      <w:proofErr w:type="gramStart"/>
+      <w:r>
+        <w:rPr>
+          <w:rFonts w:ascii="TH Sarabun New" w:eastAsia="Times New Roman" w:hAnsi="TH Sarabun New" w:cs="TH Sarabun New"/>
+          <w:sz w:val="32"/>
+          <w:szCs w:val="32"/>
+        </w:rPr>
+        <w:t>….</w:t>
       </w:r>
       <w:r>
         <w:rPr>
@@ -2736,6 +2769,7 @@
         </w:rPr>
         <w:t>ผู้ตรวจสอบ</w:t>
       </w:r>
+      <w:proofErr w:type="gramEnd"/>
       <w:r>
         <w:rPr>
           <w:rFonts w:ascii="TH Sarabun New" w:eastAsia="Times New Roman" w:hAnsi="TH Sarabun New" w:cs="TH Sarabun New"/>
@@ -3231,7 +3265,16 @@
           <w:sz w:val="32"/>
           <w:szCs w:val="32"/>
         </w:rPr>
-        <w:t>)……………………………………</w:t>
+        <w:t>)…………………………………</w:t>
+      </w:r>
+      <w:proofErr w:type="gramStart"/>
+      <w:r>
+        <w:rPr>
+          <w:rFonts w:ascii="TH Sarabun New" w:eastAsia="Cordia New" w:hAnsi="TH Sarabun New" w:cs="TH Sarabun New"/>
+          <w:sz w:val="32"/>
+          <w:szCs w:val="32"/>
+        </w:rPr>
+        <w:t>…</w:t>
       </w:r>
       <w:r>
         <w:rPr>
@@ -3249,6 +3292,7 @@
         </w:rPr>
         <w:t>.</w:t>
       </w:r>
+      <w:proofErr w:type="gramEnd"/>
       <w:r>
         <w:rPr>
           <w:rFonts w:ascii="TH Sarabun New" w:eastAsia="Cordia New" w:hAnsi="TH Sarabun New" w:cs="TH Sarabun New"/>
@@ -3556,7 +3600,25 @@
           <w:sz w:val="32"/>
           <w:szCs w:val="32"/>
         </w:rPr>
-        <w:t>)………………………..………</w:t>
+        <w:t>)……………………</w:t>
+      </w:r>
+      <w:proofErr w:type="gramStart"/>
+      <w:r>
+        <w:rPr>
+          <w:rFonts w:ascii="TH Sarabun New" w:eastAsia="Cordia New" w:hAnsi="TH Sarabun New" w:cs="TH Sarabun New"/>
+          <w:sz w:val="32"/>
+          <w:szCs w:val="32"/>
+        </w:rPr>
+        <w:t>…..</w:t>
+      </w:r>
+      <w:proofErr w:type="gramEnd"/>
+      <w:r>
+        <w:rPr>
+          <w:rFonts w:ascii="TH Sarabun New" w:eastAsia="Cordia New" w:hAnsi="TH Sarabun New" w:cs="TH Sarabun New"/>
+          <w:sz w:val="32"/>
+          <w:szCs w:val="32"/>
+        </w:rPr>
+        <w:t>………</w:t>
       </w:r>
       <w:r>
         <w:rPr>
@@ -3751,25 +3813,6 @@
         </w:rPr>
         <w:t>…….</w:t>
       </w:r>
-    </w:p>
-    <w:p>
-      <w:pPr>
-        <w:spacing w:after="0" w:line="240" w:lineRule="auto"/>
-        <w:rPr>
-          <w:rFonts w:ascii="TH SarabunPSK" w:eastAsia="Times New Roman" w:hAnsi="TH SarabunPSK" w:cs="TH SarabunPSK"/>
-          <w:sz w:val="32"/>
-          <w:szCs w:val="32"/>
-        </w:rPr>
-      </w:pPr>
-    </w:p>
-    <w:p>
-      <w:pPr>
-        <w:spacing w:after="0" w:line="276" w:lineRule="auto"/>
-        <w:rPr>
-          <w:rFonts w:ascii="TH SarabunIT๙" w:eastAsia="Cordia New" w:hAnsi="TH SarabunIT๙" w:cs="TH SarabunIT๙"/>
-          <w:sz w:val="28"/>
-        </w:rPr>
-      </w:pPr>
     </w:p>
     <w:sectPr>
       <w:pgSz w:w="11906" w:h="16838"/>

--- a/public/dataLeaveTemplate.docx
+++ b/public/dataLeaveTemplate.docx
@@ -4,7 +4,7 @@
   <w:body>
     <w:p>
       <w:pPr>
-        <w:spacing w:after="0" w:line="20" w:lineRule="atLeast"/>
+        <w:spacing w:after="0" w:line="440" w:lineRule="exact"/>
         <w:jc w:val="center"/>
         <w:rPr>
           <w:rFonts w:ascii="TH Sarabun New" w:eastAsia="Cordia New" w:hAnsi="TH Sarabun New" w:cs="TH Sarabun New"/>
@@ -28,7 +28,7 @@
     </w:p>
     <w:p>
       <w:pPr>
-        <w:spacing w:after="0" w:line="20" w:lineRule="atLeast"/>
+        <w:spacing w:after="0" w:line="440" w:lineRule="exact"/>
         <w:jc w:val="center"/>
         <w:rPr>
           <w:rFonts w:ascii="TH Sarabun New" w:eastAsia="Cordia New" w:hAnsi="TH Sarabun New" w:cs="TH Sarabun New"/>
@@ -40,23 +40,18 @@
       <w:r>
         <w:rPr>
           <w:rFonts w:ascii="TH Sarabun New" w:eastAsia="Cordia New" w:hAnsi="TH Sarabun New" w:cs="TH Sarabun New"/>
-          <w:sz w:val="28"/>
+          <w:sz w:val="32"/>
+          <w:szCs w:val="32"/>
         </w:rPr>
         <w:t xml:space="preserve">                          </w:t>
       </w:r>
       <w:r>
         <w:rPr>
           <w:rFonts w:ascii="TH Sarabun New" w:eastAsia="Cordia New" w:hAnsi="TH Sarabun New" w:cs="TH Sarabun New"/>
-          <w:sz w:val="28"/>
+          <w:sz w:val="32"/>
+          <w:szCs w:val="32"/>
         </w:rPr>
         <w:tab/>
-      </w:r>
-      <w:r>
-        <w:rPr>
-          <w:rFonts w:ascii="TH Sarabun New" w:eastAsia="Cordia New" w:hAnsi="TH Sarabun New" w:cs="TH Sarabun New"/>
-          <w:sz w:val="32"/>
-          <w:szCs w:val="32"/>
-        </w:rPr>
         <w:t xml:space="preserve">                                </w:t>
       </w:r>
       <w:r>
@@ -82,25 +77,7 @@
           <w:sz w:val="32"/>
           <w:szCs w:val="32"/>
         </w:rPr>
-        <w:t>{</w:t>
-      </w:r>
-      <w:proofErr w:type="spellStart"/>
-      <w:r>
-        <w:rPr>
-          <w:rFonts w:ascii="TH Sarabun New" w:eastAsia="Cordia New" w:hAnsi="TH Sarabun New" w:cs="TH Sarabun New"/>
-          <w:sz w:val="32"/>
-          <w:szCs w:val="32"/>
-        </w:rPr>
-        <w:t>writeAt</w:t>
-      </w:r>
-      <w:proofErr w:type="spellEnd"/>
-      <w:r>
-        <w:rPr>
-          <w:rFonts w:ascii="TH Sarabun New" w:eastAsia="Cordia New" w:hAnsi="TH Sarabun New" w:cs="TH Sarabun New"/>
-          <w:sz w:val="32"/>
-          <w:szCs w:val="32"/>
-        </w:rPr>
-        <w:t>}</w:t>
+        <w:t>{writeAt}</w:t>
       </w:r>
       <w:r>
         <w:rPr>
@@ -141,7 +118,7 @@
     </w:p>
     <w:p>
       <w:pPr>
-        <w:spacing w:after="0" w:line="20" w:lineRule="atLeast"/>
+        <w:spacing w:after="0" w:line="440" w:lineRule="exact"/>
         <w:jc w:val="center"/>
         <w:rPr>
           <w:rFonts w:ascii="TH Sarabun New" w:eastAsia="Cordia New" w:hAnsi="TH Sarabun New" w:cs="TH Sarabun New"/>
@@ -189,16 +166,7 @@
           <w:sz w:val="32"/>
           <w:szCs w:val="32"/>
         </w:rPr>
-        <w:t>{</w:t>
-      </w:r>
-      <w:proofErr w:type="gramStart"/>
-      <w:r>
-        <w:rPr>
-          <w:rFonts w:ascii="TH Sarabun New" w:eastAsia="Cordia New" w:hAnsi="TH Sarabun New" w:cs="TH Sarabun New"/>
-          <w:sz w:val="32"/>
-          <w:szCs w:val="32"/>
-        </w:rPr>
-        <w:t>D}</w:t>
+        <w:t>{D}</w:t>
       </w:r>
       <w:r>
         <w:rPr>
@@ -217,7 +185,6 @@
         </w:rPr>
         <w:t>.</w:t>
       </w:r>
-      <w:proofErr w:type="gramEnd"/>
       <w:r>
         <w:rPr>
           <w:rFonts w:ascii="TH Sarabun New" w:eastAsia="Cordia New" w:hAnsi="TH Sarabun New" w:cs="TH Sarabun New"/>
@@ -289,7 +256,7 @@
     <w:p>
       <w:pPr>
         <w:keepNext/>
-        <w:spacing w:after="0" w:line="20" w:lineRule="atLeast"/>
+        <w:spacing w:after="0" w:line="440" w:lineRule="exact"/>
         <w:outlineLvl w:val="0"/>
         <w:rPr>
           <w:rFonts w:ascii="TH Sarabun New" w:eastAsia="Cordia New" w:hAnsi="TH Sarabun New" w:cs="TH Sarabun New"/>
@@ -312,51 +279,22 @@
           <w:sz w:val="32"/>
           <w:szCs w:val="32"/>
         </w:rPr>
-        <w:t>{</w:t>
-      </w:r>
-      <w:proofErr w:type="spellStart"/>
-      <w:proofErr w:type="gramStart"/>
-      <w:r>
-        <w:rPr>
-          <w:rFonts w:ascii="TH Sarabun New" w:eastAsia="Cordia New" w:hAnsi="TH Sarabun New" w:cs="TH Sarabun New"/>
-          <w:sz w:val="32"/>
-          <w:szCs w:val="32"/>
-        </w:rPr>
-        <w:t>leaveType</w:t>
-      </w:r>
-      <w:proofErr w:type="spellEnd"/>
-      <w:r>
-        <w:rPr>
-          <w:rFonts w:ascii="TH Sarabun New" w:eastAsia="Cordia New" w:hAnsi="TH Sarabun New" w:cs="TH Sarabun New"/>
-          <w:sz w:val="32"/>
-          <w:szCs w:val="32"/>
-        </w:rPr>
-        <w:t>}</w:t>
-      </w:r>
-      <w:r>
-        <w:rPr>
-          <w:rFonts w:ascii="TH Sarabun New" w:eastAsia="Cordia New" w:hAnsi="TH Sarabun New" w:cs="TH Sarabun New"/>
-          <w:sz w:val="32"/>
-          <w:szCs w:val="32"/>
-          <w:cs/>
-        </w:rPr>
-        <w:t>...</w:t>
-      </w:r>
-      <w:proofErr w:type="gramEnd"/>
-      <w:r>
-        <w:rPr>
-          <w:rFonts w:ascii="TH Sarabun New" w:eastAsia="Cordia New" w:hAnsi="TH Sarabun New" w:cs="TH Sarabun New"/>
-          <w:sz w:val="32"/>
-          <w:szCs w:val="32"/>
-          <w:cs/>
-        </w:rPr>
-        <w:t>.</w:t>
+        <w:t>{leaveType}</w:t>
+      </w:r>
+      <w:r>
+        <w:rPr>
+          <w:rFonts w:ascii="TH Sarabun New" w:eastAsia="Cordia New" w:hAnsi="TH Sarabun New" w:cs="TH Sarabun New"/>
+          <w:sz w:val="32"/>
+          <w:szCs w:val="32"/>
+          <w:cs/>
+        </w:rPr>
+        <w:t>....</w:t>
       </w:r>
     </w:p>
     <w:p>
       <w:pPr>
         <w:keepNext/>
-        <w:spacing w:after="0" w:line="20" w:lineRule="atLeast"/>
+        <w:spacing w:after="0" w:line="440" w:lineRule="exact"/>
         <w:outlineLvl w:val="0"/>
         <w:rPr>
           <w:rFonts w:ascii="TH Sarabun New" w:eastAsia="Cordia New" w:hAnsi="TH Sarabun New" w:cs="TH Sarabun New"/>
@@ -394,7 +332,7 @@
     </w:p>
     <w:p>
       <w:pPr>
-        <w:spacing w:after="0" w:line="20" w:lineRule="atLeast"/>
+        <w:spacing w:after="0" w:line="440" w:lineRule="exact"/>
         <w:jc w:val="thaiDistribute"/>
         <w:rPr>
           <w:rFonts w:ascii="TH Sarabun New" w:eastAsia="Cordia New" w:hAnsi="TH Sarabun New" w:cs="TH Sarabun New"/>
@@ -441,53 +379,15 @@
           <w:sz w:val="32"/>
           <w:szCs w:val="32"/>
         </w:rPr>
-        <w:t>{</w:t>
-      </w:r>
-      <w:proofErr w:type="spellStart"/>
-      <w:proofErr w:type="gramStart"/>
-      <w:r>
-        <w:rPr>
-          <w:rFonts w:ascii="TH Sarabun New" w:eastAsia="Cordia New" w:hAnsi="TH Sarabun New" w:cs="TH Sarabun New"/>
-          <w:sz w:val="32"/>
-          <w:szCs w:val="32"/>
-        </w:rPr>
-        <w:t>gd</w:t>
-      </w:r>
-      <w:proofErr w:type="spellEnd"/>
-      <w:r>
-        <w:rPr>
-          <w:rFonts w:ascii="TH Sarabun New" w:eastAsia="Cordia New" w:hAnsi="TH Sarabun New" w:cs="TH Sarabun New"/>
-          <w:sz w:val="32"/>
-          <w:szCs w:val="32"/>
-        </w:rPr>
-        <w:t>}</w:t>
-      </w:r>
-      <w:r>
-        <w:rPr>
-          <w:rFonts w:ascii="TH Sarabun New" w:eastAsia="Cordia New" w:hAnsi="TH Sarabun New" w:cs="TH Sarabun New"/>
-          <w:sz w:val="32"/>
-          <w:szCs w:val="32"/>
-        </w:rPr>
-        <w:t>{</w:t>
-      </w:r>
-      <w:proofErr w:type="spellStart"/>
-      <w:proofErr w:type="gramEnd"/>
-      <w:r>
-        <w:rPr>
-          <w:rFonts w:ascii="TH Sarabun New" w:eastAsia="Cordia New" w:hAnsi="TH Sarabun New" w:cs="TH Sarabun New"/>
-          <w:sz w:val="32"/>
-          <w:szCs w:val="32"/>
-        </w:rPr>
-        <w:t>createdBy</w:t>
-      </w:r>
-      <w:proofErr w:type="spellEnd"/>
-      <w:r>
-        <w:rPr>
-          <w:rFonts w:ascii="TH Sarabun New" w:eastAsia="Cordia New" w:hAnsi="TH Sarabun New" w:cs="TH Sarabun New"/>
-          <w:sz w:val="32"/>
-          <w:szCs w:val="32"/>
-        </w:rPr>
-        <w:t>}</w:t>
+        <w:t>{gd}</w:t>
+      </w:r>
+      <w:r>
+        <w:rPr>
+          <w:rFonts w:ascii="TH Sarabun New" w:eastAsia="Cordia New" w:hAnsi="TH Sarabun New" w:cs="TH Sarabun New"/>
+          <w:sz w:val="32"/>
+          <w:szCs w:val="32"/>
+        </w:rPr>
+        <w:t>{createdBy}</w:t>
       </w:r>
       <w:r>
         <w:rPr>
@@ -537,25 +437,7 @@
           <w:sz w:val="32"/>
           <w:szCs w:val="32"/>
         </w:rPr>
-        <w:t>{</w:t>
-      </w:r>
-      <w:proofErr w:type="spellStart"/>
-      <w:r>
-        <w:rPr>
-          <w:rFonts w:ascii="TH Sarabun New" w:eastAsia="Cordia New" w:hAnsi="TH Sarabun New" w:cs="TH Sarabun New"/>
-          <w:sz w:val="32"/>
-          <w:szCs w:val="32"/>
-        </w:rPr>
-        <w:t>userPosition</w:t>
-      </w:r>
-      <w:proofErr w:type="spellEnd"/>
-      <w:r>
-        <w:rPr>
-          <w:rFonts w:ascii="TH Sarabun New" w:eastAsia="Cordia New" w:hAnsi="TH Sarabun New" w:cs="TH Sarabun New"/>
-          <w:sz w:val="32"/>
-          <w:szCs w:val="32"/>
-        </w:rPr>
-        <w:t>}</w:t>
+        <w:t>{userPosition}</w:t>
       </w:r>
       <w:r>
         <w:rPr>
@@ -585,7 +467,7 @@
     </w:p>
     <w:p>
       <w:pPr>
-        <w:spacing w:after="0" w:line="20" w:lineRule="atLeast"/>
+        <w:spacing w:after="0" w:line="440" w:lineRule="exact"/>
         <w:jc w:val="thaiDistribute"/>
         <w:rPr>
           <w:rFonts w:ascii="TH Sarabun New" w:eastAsia="Cordia New" w:hAnsi="TH Sarabun New" w:cs="TH Sarabun New"/>
@@ -664,7 +546,7 @@
     </w:p>
     <w:p>
       <w:pPr>
-        <w:spacing w:after="0" w:line="10" w:lineRule="atLeast"/>
+        <w:spacing w:after="0" w:line="440" w:lineRule="exact"/>
         <w:rPr>
           <w:rFonts w:ascii="TH Sarabun New" w:eastAsia="Cordia New" w:hAnsi="TH Sarabun New" w:cs="TH Sarabun New"/>
           <w:sz w:val="32"/>
@@ -673,8 +555,9 @@
       </w:pPr>
       <w:r>
         <w:rPr>
-          <w:rFonts w:ascii="TH SarabunPSK" w:eastAsia="Cordia New" w:hAnsi="TH SarabunPSK" w:cs="TH SarabunPSK" w:hint="cs"/>
-          <w:sz w:val="28"/>
+          <w:rFonts w:ascii="TH Sarabun New" w:eastAsia="Cordia New" w:hAnsi="TH Sarabun New" w:cs="TH Sarabun New"/>
+          <w:sz w:val="32"/>
+          <w:szCs w:val="32"/>
         </w:rPr>
         <w:tab/>
       </w:r>
@@ -689,7 +572,7 @@
       </w:r>
       <w:r>
         <w:rPr>
-          <w:rFonts w:ascii="TH SarabunPSK" w:eastAsia="Cordia New" w:hAnsi="TH SarabunPSK" w:cs="TH SarabunPSK" w:hint="cs"/>
+          <w:rFonts w:ascii="TH Sarabun New" w:eastAsia="Cordia New" w:hAnsi="TH Sarabun New" w:cs="TH Sarabun New"/>
           <w:sz w:val="32"/>
           <w:szCs w:val="32"/>
         </w:rPr>
@@ -701,29 +584,11 @@
           <w:sz w:val="32"/>
           <w:szCs w:val="32"/>
         </w:rPr>
-        <w:t>{</w:t>
-      </w:r>
-      <w:proofErr w:type="spellStart"/>
-      <w:r>
-        <w:rPr>
-          <w:rFonts w:ascii="Segoe UI Symbol" w:eastAsia="Cordia New" w:hAnsi="Segoe UI Symbol" w:cs="Segoe UI Symbol"/>
-          <w:sz w:val="32"/>
-          <w:szCs w:val="32"/>
-        </w:rPr>
-        <w:t>cS</w:t>
-      </w:r>
-      <w:proofErr w:type="spellEnd"/>
-      <w:r>
-        <w:rPr>
-          <w:rFonts w:ascii="Segoe UI Symbol" w:eastAsia="Cordia New" w:hAnsi="Segoe UI Symbol" w:cs="Segoe UI Symbol"/>
-          <w:sz w:val="32"/>
-          <w:szCs w:val="32"/>
-        </w:rPr>
-        <w:t>}</w:t>
-      </w:r>
-      <w:r>
-        <w:rPr>
-          <w:rFonts w:ascii="TH SarabunPSK" w:eastAsia="Cordia New" w:hAnsi="TH SarabunPSK" w:cs="TH SarabunPSK"/>
+        <w:t>{cS}</w:t>
+      </w:r>
+      <w:r>
+        <w:rPr>
+          <w:rFonts w:ascii="TH Sarabun New" w:eastAsia="Cordia New" w:hAnsi="TH Sarabun New" w:cs="TH Sarabun New"/>
           <w:sz w:val="32"/>
           <w:szCs w:val="32"/>
         </w:rPr>
@@ -731,7 +596,7 @@
       </w:r>
       <w:r>
         <w:rPr>
-          <w:rFonts w:ascii="TH SarabunPSK" w:eastAsia="Cordia New" w:hAnsi="TH SarabunPSK" w:cs="TH SarabunPSK"/>
+          <w:rFonts w:ascii="TH Sarabun New" w:eastAsia="Cordia New" w:hAnsi="TH Sarabun New" w:cs="TH Sarabun New"/>
           <w:sz w:val="32"/>
           <w:szCs w:val="32"/>
           <w:cs/>
@@ -775,10 +640,10 @@
     </w:p>
     <w:p>
       <w:pPr>
-        <w:spacing w:after="0" w:line="10" w:lineRule="atLeast"/>
+        <w:spacing w:after="0" w:line="440" w:lineRule="exact"/>
         <w:ind w:left="720" w:firstLine="720"/>
         <w:rPr>
-          <w:rFonts w:ascii="TH SarabunPSK" w:eastAsia="Cordia New" w:hAnsi="TH SarabunPSK" w:cs="TH SarabunPSK"/>
+          <w:rFonts w:ascii="TH Sarabun New" w:eastAsia="Cordia New" w:hAnsi="TH Sarabun New" w:cs="TH Sarabun New"/>
           <w:sz w:val="32"/>
           <w:szCs w:val="32"/>
         </w:rPr>
@@ -791,7 +656,6 @@
         </w:rPr>
         <w:t>{</w:t>
       </w:r>
-      <w:proofErr w:type="spellStart"/>
       <w:r>
         <w:rPr>
           <w:rFonts w:ascii="Segoe UI Symbol" w:eastAsia="Cordia New" w:hAnsi="Segoe UI Symbol" w:cs="Segoe UI Symbol"/>
@@ -800,7 +664,6 @@
         </w:rPr>
         <w:t>cP</w:t>
       </w:r>
-      <w:proofErr w:type="spellEnd"/>
       <w:r>
         <w:rPr>
           <w:rFonts w:ascii="Segoe UI Symbol" w:eastAsia="Cordia New" w:hAnsi="Segoe UI Symbol" w:cs="Segoe UI Symbol"/>
@@ -811,7 +674,7 @@
       </w:r>
       <w:r>
         <w:rPr>
-          <w:rFonts w:ascii="TH SarabunPSK" w:eastAsia="Cordia New" w:hAnsi="TH SarabunPSK" w:cs="TH SarabunPSK"/>
+          <w:rFonts w:ascii="TH Sarabun New" w:eastAsia="Cordia New" w:hAnsi="TH Sarabun New" w:cs="TH Sarabun New"/>
           <w:sz w:val="32"/>
           <w:szCs w:val="32"/>
           <w:cs/>
@@ -862,16 +725,16 @@
     </w:p>
     <w:p>
       <w:pPr>
-        <w:spacing w:after="0" w:line="10" w:lineRule="atLeast"/>
-        <w:rPr>
-          <w:rFonts w:ascii="TH SarabunPSK" w:eastAsia="Cordia New" w:hAnsi="TH SarabunPSK" w:cs="TH SarabunPSK"/>
+        <w:spacing w:after="0" w:line="440" w:lineRule="exact"/>
+        <w:rPr>
+          <w:rFonts w:ascii="TH Sarabun New" w:eastAsia="Cordia New" w:hAnsi="TH Sarabun New" w:cs="TH Sarabun New"/>
           <w:sz w:val="32"/>
           <w:szCs w:val="32"/>
         </w:rPr>
       </w:pPr>
       <w:r>
         <w:rPr>
-          <w:rFonts w:ascii="TH SarabunPSK" w:eastAsia="Cordia New" w:hAnsi="TH SarabunPSK" w:cs="TH SarabunPSK" w:hint="cs"/>
+          <w:rFonts w:ascii="TH Sarabun New" w:eastAsia="Cordia New" w:hAnsi="TH Sarabun New" w:cs="TH Sarabun New"/>
           <w:sz w:val="32"/>
           <w:szCs w:val="32"/>
           <w:cs/>
@@ -880,7 +743,7 @@
       </w:r>
       <w:r>
         <w:rPr>
-          <w:rFonts w:ascii="TH SarabunPSK" w:eastAsia="Cordia New" w:hAnsi="TH SarabunPSK" w:cs="TH SarabunPSK"/>
+          <w:rFonts w:ascii="TH Sarabun New" w:eastAsia="Cordia New" w:hAnsi="TH Sarabun New" w:cs="TH Sarabun New"/>
           <w:sz w:val="32"/>
           <w:szCs w:val="32"/>
           <w:cs/>
@@ -889,7 +752,7 @@
       </w:r>
       <w:r>
         <w:rPr>
-          <w:rFonts w:ascii="TH SarabunPSK" w:eastAsia="Cordia New" w:hAnsi="TH SarabunPSK" w:cs="TH SarabunPSK"/>
+          <w:rFonts w:ascii="TH Sarabun New" w:eastAsia="Cordia New" w:hAnsi="TH Sarabun New" w:cs="TH Sarabun New"/>
           <w:sz w:val="32"/>
           <w:szCs w:val="32"/>
           <w:cs/>
@@ -902,29 +765,11 @@
           <w:sz w:val="32"/>
           <w:szCs w:val="32"/>
         </w:rPr>
-        <w:t>{</w:t>
-      </w:r>
-      <w:proofErr w:type="spellStart"/>
-      <w:r>
-        <w:rPr>
-          <w:rFonts w:ascii="Segoe UI Symbol" w:eastAsia="Cordia New" w:hAnsi="Segoe UI Symbol" w:cs="Segoe UI Symbol"/>
-          <w:sz w:val="32"/>
-          <w:szCs w:val="32"/>
-        </w:rPr>
-        <w:t>cM</w:t>
-      </w:r>
-      <w:proofErr w:type="spellEnd"/>
-      <w:r>
-        <w:rPr>
-          <w:rFonts w:ascii="Segoe UI Symbol" w:eastAsia="Cordia New" w:hAnsi="Segoe UI Symbol" w:cs="Segoe UI Symbol"/>
-          <w:sz w:val="32"/>
-          <w:szCs w:val="32"/>
-        </w:rPr>
-        <w:t>}</w:t>
-      </w:r>
-      <w:r>
-        <w:rPr>
-          <w:rFonts w:ascii="TH SarabunPSK" w:eastAsia="Cordia New" w:hAnsi="TH SarabunPSK" w:cs="TH SarabunPSK"/>
+        <w:t>{cM}</w:t>
+      </w:r>
+      <w:r>
+        <w:rPr>
+          <w:rFonts w:ascii="TH Sarabun New" w:eastAsia="Cordia New" w:hAnsi="TH Sarabun New" w:cs="TH Sarabun New"/>
           <w:sz w:val="32"/>
           <w:szCs w:val="32"/>
           <w:cs/>
@@ -960,7 +805,7 @@
     </w:p>
     <w:p>
       <w:pPr>
-        <w:spacing w:after="0" w:line="20" w:lineRule="atLeast"/>
+        <w:spacing w:after="0" w:line="440" w:lineRule="exact"/>
         <w:rPr>
           <w:rFonts w:ascii="TH Sarabun New" w:eastAsia="Cordia New" w:hAnsi="TH Sarabun New" w:cs="TH Sarabun New"/>
           <w:sz w:val="32"/>
@@ -991,103 +836,66 @@
           <w:sz w:val="32"/>
           <w:szCs w:val="32"/>
         </w:rPr>
+        <w:t>{dateStart}</w:t>
+      </w:r>
+      <w:r>
+        <w:rPr>
+          <w:rFonts w:ascii="TH Sarabun New" w:eastAsia="Cordia New" w:hAnsi="TH Sarabun New" w:cs="TH Sarabun New"/>
+          <w:sz w:val="32"/>
+          <w:szCs w:val="32"/>
+        </w:rPr>
+        <w:t>………</w:t>
+      </w:r>
+      <w:r>
+        <w:rPr>
+          <w:rFonts w:ascii="TH Sarabun New" w:eastAsia="Cordia New" w:hAnsi="TH Sarabun New" w:cs="TH Sarabun New"/>
+          <w:sz w:val="32"/>
+          <w:szCs w:val="32"/>
+          <w:cs/>
+        </w:rPr>
+        <w:t>ถึงวันที่</w:t>
+      </w:r>
+      <w:r>
+        <w:rPr>
+          <w:rFonts w:ascii="TH Sarabun New" w:eastAsia="Cordia New" w:hAnsi="TH Sarabun New" w:cs="TH Sarabun New"/>
+          <w:sz w:val="32"/>
+          <w:szCs w:val="32"/>
+        </w:rPr>
+        <w:t>…</w:t>
+      </w:r>
+      <w:r>
+        <w:rPr>
+          <w:rFonts w:ascii="TH Sarabun New" w:eastAsia="Cordia New" w:hAnsi="TH Sarabun New" w:cs="TH Sarabun New"/>
+          <w:sz w:val="32"/>
+          <w:szCs w:val="32"/>
+        </w:rPr>
+        <w:t>{dateEnd}</w:t>
+      </w:r>
+      <w:r>
+        <w:rPr>
+          <w:rFonts w:ascii="TH Sarabun New" w:eastAsia="Cordia New" w:hAnsi="TH Sarabun New" w:cs="TH Sarabun New"/>
+          <w:sz w:val="32"/>
+          <w:szCs w:val="32"/>
+          <w:cs/>
+        </w:rPr>
+        <w:t>...........มีกำหนด</w:t>
+      </w:r>
+      <w:r>
+        <w:rPr>
+          <w:rFonts w:ascii="TH Sarabun New" w:eastAsia="Cordia New" w:hAnsi="TH Sarabun New" w:cs="TH Sarabun New"/>
+          <w:sz w:val="32"/>
+          <w:szCs w:val="32"/>
+        </w:rPr>
+        <w:t>…</w:t>
+      </w:r>
+      <w:r>
+        <w:rPr>
+          <w:rFonts w:ascii="TH Sarabun New" w:eastAsia="Cordia New" w:hAnsi="TH Sarabun New" w:cs="TH Sarabun New"/>
+          <w:sz w:val="32"/>
+          <w:szCs w:val="32"/>
+        </w:rPr>
         <w:t>{</w:t>
       </w:r>
-      <w:proofErr w:type="spellStart"/>
-      <w:r>
-        <w:rPr>
-          <w:rFonts w:ascii="TH Sarabun New" w:eastAsia="Cordia New" w:hAnsi="TH Sarabun New" w:cs="TH Sarabun New"/>
-          <w:sz w:val="32"/>
-          <w:szCs w:val="32"/>
-        </w:rPr>
-        <w:t>dateStart</w:t>
-      </w:r>
-      <w:proofErr w:type="spellEnd"/>
-      <w:r>
-        <w:rPr>
-          <w:rFonts w:ascii="TH Sarabun New" w:eastAsia="Cordia New" w:hAnsi="TH Sarabun New" w:cs="TH Sarabun New"/>
-          <w:sz w:val="32"/>
-          <w:szCs w:val="32"/>
-        </w:rPr>
-        <w:t>}</w:t>
-      </w:r>
-      <w:r>
-        <w:rPr>
-          <w:rFonts w:ascii="TH Sarabun New" w:eastAsia="Cordia New" w:hAnsi="TH Sarabun New" w:cs="TH Sarabun New"/>
-          <w:sz w:val="32"/>
-          <w:szCs w:val="32"/>
-        </w:rPr>
-        <w:t>………</w:t>
-      </w:r>
-      <w:r>
-        <w:rPr>
-          <w:rFonts w:ascii="TH Sarabun New" w:eastAsia="Cordia New" w:hAnsi="TH Sarabun New" w:cs="TH Sarabun New"/>
-          <w:sz w:val="32"/>
-          <w:szCs w:val="32"/>
-          <w:cs/>
-        </w:rPr>
-        <w:t>ถึงวันที่</w:t>
-      </w:r>
-      <w:r>
-        <w:rPr>
-          <w:rFonts w:ascii="TH Sarabun New" w:eastAsia="Cordia New" w:hAnsi="TH Sarabun New" w:cs="TH Sarabun New"/>
-          <w:sz w:val="32"/>
-          <w:szCs w:val="32"/>
-        </w:rPr>
-        <w:t>…</w:t>
-      </w:r>
-      <w:r>
-        <w:rPr>
-          <w:rFonts w:ascii="TH Sarabun New" w:eastAsia="Cordia New" w:hAnsi="TH Sarabun New" w:cs="TH Sarabun New"/>
-          <w:sz w:val="32"/>
-          <w:szCs w:val="32"/>
-        </w:rPr>
-        <w:t>{</w:t>
-      </w:r>
-      <w:proofErr w:type="spellStart"/>
-      <w:r>
-        <w:rPr>
-          <w:rFonts w:ascii="TH Sarabun New" w:eastAsia="Cordia New" w:hAnsi="TH Sarabun New" w:cs="TH Sarabun New"/>
-          <w:sz w:val="32"/>
-          <w:szCs w:val="32"/>
-        </w:rPr>
-        <w:t>dateEnd</w:t>
-      </w:r>
-      <w:proofErr w:type="spellEnd"/>
-      <w:r>
-        <w:rPr>
-          <w:rFonts w:ascii="TH Sarabun New" w:eastAsia="Cordia New" w:hAnsi="TH Sarabun New" w:cs="TH Sarabun New"/>
-          <w:sz w:val="32"/>
-          <w:szCs w:val="32"/>
-        </w:rPr>
-        <w:t>}</w:t>
-      </w:r>
-      <w:r>
-        <w:rPr>
-          <w:rFonts w:ascii="TH Sarabun New" w:eastAsia="Cordia New" w:hAnsi="TH Sarabun New" w:cs="TH Sarabun New"/>
-          <w:sz w:val="32"/>
-          <w:szCs w:val="32"/>
-          <w:cs/>
-        </w:rPr>
-        <w:t>...........มีกำหนด</w:t>
-      </w:r>
-      <w:r>
-        <w:rPr>
-          <w:rFonts w:ascii="TH Sarabun New" w:eastAsia="Cordia New" w:hAnsi="TH Sarabun New" w:cs="TH Sarabun New"/>
-          <w:sz w:val="32"/>
-          <w:szCs w:val="32"/>
-        </w:rPr>
-        <w:t>…</w:t>
-      </w:r>
-      <w:r>
-        <w:rPr>
-          <w:rFonts w:ascii="TH Sarabun New" w:eastAsia="Cordia New" w:hAnsi="TH Sarabun New" w:cs="TH Sarabun New"/>
-          <w:sz w:val="32"/>
-          <w:szCs w:val="32"/>
-        </w:rPr>
-        <w:t>{</w:t>
-      </w:r>
-      <w:proofErr w:type="spellStart"/>
       <w:r>
         <w:rPr>
           <w:rFonts w:ascii="TH Sarabun New" w:eastAsia="Cordia New" w:hAnsi="TH Sarabun New" w:cs="TH Sarabun New"/>
@@ -1096,7 +904,6 @@
         </w:rPr>
         <w:t>ctLeaveDays</w:t>
       </w:r>
-      <w:proofErr w:type="spellEnd"/>
       <w:r>
         <w:rPr>
           <w:rFonts w:ascii="TH Sarabun New" w:eastAsia="Cordia New" w:hAnsi="TH Sarabun New" w:cs="TH Sarabun New"/>
@@ -1142,7 +949,7 @@
     </w:p>
     <w:p>
       <w:pPr>
-        <w:spacing w:after="0" w:line="20" w:lineRule="atLeast"/>
+        <w:spacing w:after="0" w:line="440" w:lineRule="exact"/>
         <w:rPr>
           <w:rFonts w:ascii="TH Sarabun New" w:eastAsia="Cordia New" w:hAnsi="TH Sarabun New" w:cs="TH Sarabun New"/>
           <w:sz w:val="32"/>
@@ -1156,7 +963,7 @@
           <w:szCs w:val="32"/>
           <w:cs/>
         </w:rPr>
-        <w:t xml:space="preserve">ข้าพเจ้าได้ลา   </w:t>
+        <w:t xml:space="preserve">ข้าพเจ้าได้ลา  </w:t>
       </w:r>
       <w:r>
         <w:rPr>
@@ -1166,7 +973,6 @@
         </w:rPr>
         <w:t>{</w:t>
       </w:r>
-      <w:proofErr w:type="spellStart"/>
       <w:r>
         <w:rPr>
           <w:rFonts w:ascii="Segoe UI Symbol" w:eastAsia="Cordia New" w:hAnsi="Segoe UI Symbol" w:cs="Segoe UI Symbol"/>
@@ -1181,16 +987,73 @@
           <w:sz w:val="32"/>
           <w:szCs w:val="32"/>
         </w:rPr>
-        <w:t>S</w:t>
-      </w:r>
-      <w:proofErr w:type="spellEnd"/>
+        <w:t>S}</w:t>
+      </w:r>
+      <w:r>
+        <w:rPr>
+          <w:rFonts w:ascii="TH Sarabun New" w:eastAsia="Cordia New" w:hAnsi="TH Sarabun New" w:cs="TH Sarabun New"/>
+          <w:sz w:val="32"/>
+          <w:szCs w:val="32"/>
+        </w:rPr>
+        <w:t xml:space="preserve"> </w:t>
+      </w:r>
+      <w:r>
+        <w:rPr>
+          <w:rFonts w:ascii="TH Sarabun New" w:eastAsia="Cordia New" w:hAnsi="TH Sarabun New" w:cs="TH Sarabun New"/>
+          <w:sz w:val="32"/>
+          <w:szCs w:val="32"/>
+        </w:rPr>
+        <w:t xml:space="preserve"> </w:t>
+      </w:r>
+      <w:r>
+        <w:rPr>
+          <w:rFonts w:ascii="TH Sarabun New" w:eastAsia="Cordia New" w:hAnsi="TH Sarabun New" w:cs="TH Sarabun New"/>
+          <w:sz w:val="32"/>
+          <w:szCs w:val="32"/>
+          <w:cs/>
+        </w:rPr>
+        <w:t>ป่วย</w:t>
+      </w:r>
+      <w:r>
+        <w:rPr>
+          <w:rFonts w:ascii="TH Sarabun New" w:eastAsia="Cordia New" w:hAnsi="TH Sarabun New" w:cs="TH Sarabun New"/>
+          <w:sz w:val="32"/>
+          <w:szCs w:val="32"/>
+        </w:rPr>
+        <w:t xml:space="preserve"> </w:t>
+      </w:r>
+      <w:r>
+        <w:rPr>
+          <w:rFonts w:ascii="TH Sarabun New" w:eastAsia="Cordia New" w:hAnsi="TH Sarabun New" w:cs="TH Sarabun New"/>
+          <w:sz w:val="32"/>
+          <w:szCs w:val="32"/>
+          <w:cs/>
+        </w:rPr>
+        <w:t xml:space="preserve"> </w:t>
+      </w:r>
       <w:r>
         <w:rPr>
           <w:rFonts w:ascii="Segoe UI Symbol" w:eastAsia="Cordia New" w:hAnsi="Segoe UI Symbol" w:cs="Segoe UI Symbol"/>
           <w:sz w:val="32"/>
           <w:szCs w:val="32"/>
         </w:rPr>
-        <w:t>}</w:t>
+        <w:t>{</w:t>
+      </w:r>
+      <w:r>
+        <w:rPr>
+          <w:rFonts w:ascii="Segoe UI Symbol" w:eastAsia="Cordia New" w:hAnsi="Segoe UI Symbol" w:cs="Segoe UI Symbol"/>
+          <w:sz w:val="32"/>
+          <w:szCs w:val="32"/>
+        </w:rPr>
+        <w:t>s</w:t>
+      </w:r>
+      <w:r>
+        <w:rPr>
+          <w:rFonts w:ascii="Segoe UI Symbol" w:eastAsia="Cordia New" w:hAnsi="Segoe UI Symbol" w:cs="Segoe UI Symbol"/>
+          <w:sz w:val="32"/>
+          <w:szCs w:val="32"/>
+        </w:rPr>
+        <w:t>P}</w:t>
       </w:r>
       <w:r>
         <w:rPr>
@@ -1205,6 +1068,48 @@
           <w:rFonts w:ascii="TH Sarabun New" w:eastAsia="Cordia New" w:hAnsi="TH Sarabun New" w:cs="TH Sarabun New"/>
           <w:sz w:val="32"/>
           <w:szCs w:val="32"/>
+          <w:cs/>
+        </w:rPr>
+        <w:t>กิจส่วนตัว</w:t>
+      </w:r>
+      <w:r>
+        <w:rPr>
+          <w:rFonts w:ascii="TH Sarabun New" w:eastAsia="Cordia New" w:hAnsi="TH Sarabun New" w:cs="TH Sarabun New"/>
+          <w:sz w:val="32"/>
+          <w:szCs w:val="32"/>
+        </w:rPr>
+        <w:t xml:space="preserve">  </w:t>
+      </w:r>
+      <w:r>
+        <w:rPr>
+          <w:rFonts w:ascii="Segoe UI Symbol" w:eastAsia="Cordia New" w:hAnsi="Segoe UI Symbol" w:cs="Segoe UI Symbol"/>
+          <w:sz w:val="32"/>
+          <w:szCs w:val="32"/>
+        </w:rPr>
+        <w:t>{</w:t>
+      </w:r>
+      <w:r>
+        <w:rPr>
+          <w:rFonts w:ascii="Segoe UI Symbol" w:eastAsia="Cordia New" w:hAnsi="Segoe UI Symbol" w:cs="Segoe UI Symbol"/>
+          <w:sz w:val="32"/>
+          <w:szCs w:val="32"/>
+        </w:rPr>
+        <w:t>s</w:t>
+      </w:r>
+      <w:r>
+        <w:rPr>
+          <w:rFonts w:ascii="Segoe UI Symbol" w:eastAsia="Cordia New" w:hAnsi="Segoe UI Symbol" w:cs="Segoe UI Symbol"/>
+          <w:sz w:val="32"/>
+          <w:szCs w:val="32"/>
+        </w:rPr>
+        <w:t>M}</w:t>
+      </w:r>
+      <w:r>
+        <w:rPr>
+          <w:rFonts w:ascii="TH Sarabun New" w:eastAsia="Cordia New" w:hAnsi="TH Sarabun New" w:cs="TH Sarabun New"/>
+          <w:sz w:val="32"/>
+          <w:szCs w:val="32"/>
+          <w:cs/>
         </w:rPr>
         <w:t xml:space="preserve"> </w:t>
       </w:r>
@@ -1213,139 +1118,11 @@
           <w:rFonts w:ascii="TH Sarabun New" w:eastAsia="Cordia New" w:hAnsi="TH Sarabun New" w:cs="TH Sarabun New"/>
           <w:sz w:val="32"/>
           <w:szCs w:val="32"/>
-          <w:cs/>
-        </w:rPr>
-        <w:t>ป่วย</w:t>
-      </w:r>
-      <w:r>
-        <w:rPr>
-          <w:rFonts w:ascii="TH Sarabun New" w:eastAsia="Cordia New" w:hAnsi="TH Sarabun New" w:cs="TH Sarabun New"/>
-          <w:sz w:val="32"/>
-          <w:szCs w:val="32"/>
-        </w:rPr>
-        <w:t xml:space="preserve">  </w:t>
-      </w:r>
-      <w:r>
-        <w:rPr>
-          <w:rFonts w:ascii="TH Sarabun New" w:eastAsia="Cordia New" w:hAnsi="TH Sarabun New" w:cs="TH Sarabun New"/>
-          <w:sz w:val="32"/>
-          <w:szCs w:val="32"/>
-          <w:cs/>
         </w:rPr>
         <w:t xml:space="preserve"> </w:t>
       </w:r>
       <w:r>
         <w:rPr>
-          <w:rFonts w:ascii="Segoe UI Symbol" w:eastAsia="Cordia New" w:hAnsi="Segoe UI Symbol" w:cs="Segoe UI Symbol"/>
-          <w:sz w:val="32"/>
-          <w:szCs w:val="32"/>
-        </w:rPr>
-        <w:t>{</w:t>
-      </w:r>
-      <w:proofErr w:type="spellStart"/>
-      <w:r>
-        <w:rPr>
-          <w:rFonts w:ascii="Segoe UI Symbol" w:eastAsia="Cordia New" w:hAnsi="Segoe UI Symbol" w:cs="Segoe UI Symbol"/>
-          <w:sz w:val="32"/>
-          <w:szCs w:val="32"/>
-        </w:rPr>
-        <w:t>s</w:t>
-      </w:r>
-      <w:r>
-        <w:rPr>
-          <w:rFonts w:ascii="Segoe UI Symbol" w:eastAsia="Cordia New" w:hAnsi="Segoe UI Symbol" w:cs="Segoe UI Symbol"/>
-          <w:sz w:val="32"/>
-          <w:szCs w:val="32"/>
-        </w:rPr>
-        <w:t>P</w:t>
-      </w:r>
-      <w:proofErr w:type="spellEnd"/>
-      <w:r>
-        <w:rPr>
-          <w:rFonts w:ascii="Segoe UI Symbol" w:eastAsia="Cordia New" w:hAnsi="Segoe UI Symbol" w:cs="Segoe UI Symbol"/>
-          <w:sz w:val="32"/>
-          <w:szCs w:val="32"/>
-        </w:rPr>
-        <w:t>}</w:t>
-      </w:r>
-      <w:r>
-        <w:rPr>
-          <w:rFonts w:ascii="TH Sarabun New" w:eastAsia="Cordia New" w:hAnsi="TH Sarabun New" w:cs="TH Sarabun New"/>
-          <w:sz w:val="32"/>
-          <w:szCs w:val="32"/>
-        </w:rPr>
-        <w:t xml:space="preserve"> </w:t>
-      </w:r>
-      <w:r>
-        <w:rPr>
-          <w:rFonts w:ascii="TH Sarabun New" w:eastAsia="Cordia New" w:hAnsi="TH Sarabun New" w:cs="TH Sarabun New"/>
-          <w:sz w:val="32"/>
-          <w:szCs w:val="32"/>
-          <w:cs/>
-        </w:rPr>
-        <w:t>กิจส่วนตัว</w:t>
-      </w:r>
-      <w:r>
-        <w:rPr>
-          <w:rFonts w:ascii="TH Sarabun New" w:eastAsia="Cordia New" w:hAnsi="TH Sarabun New" w:cs="TH Sarabun New"/>
-          <w:sz w:val="32"/>
-          <w:szCs w:val="32"/>
-        </w:rPr>
-        <w:t xml:space="preserve">   </w:t>
-      </w:r>
-      <w:r>
-        <w:rPr>
-          <w:rFonts w:ascii="Segoe UI Symbol" w:eastAsia="Cordia New" w:hAnsi="Segoe UI Symbol" w:cs="Segoe UI Symbol"/>
-          <w:sz w:val="32"/>
-          <w:szCs w:val="32"/>
-        </w:rPr>
-        <w:t>{</w:t>
-      </w:r>
-      <w:proofErr w:type="spellStart"/>
-      <w:r>
-        <w:rPr>
-          <w:rFonts w:ascii="Segoe UI Symbol" w:eastAsia="Cordia New" w:hAnsi="Segoe UI Symbol" w:cs="Segoe UI Symbol"/>
-          <w:sz w:val="32"/>
-          <w:szCs w:val="32"/>
-        </w:rPr>
-        <w:t>s</w:t>
-      </w:r>
-      <w:r>
-        <w:rPr>
-          <w:rFonts w:ascii="Segoe UI Symbol" w:eastAsia="Cordia New" w:hAnsi="Segoe UI Symbol" w:cs="Segoe UI Symbol"/>
-          <w:sz w:val="32"/>
-          <w:szCs w:val="32"/>
-        </w:rPr>
-        <w:t>M</w:t>
-      </w:r>
-      <w:proofErr w:type="spellEnd"/>
-      <w:r>
-        <w:rPr>
-          <w:rFonts w:ascii="Segoe UI Symbol" w:eastAsia="Cordia New" w:hAnsi="Segoe UI Symbol" w:cs="Segoe UI Symbol"/>
-          <w:sz w:val="32"/>
-          <w:szCs w:val="32"/>
-        </w:rPr>
-        <w:t>}</w:t>
-      </w:r>
-      <w:r>
-        <w:rPr>
-          <w:rFonts w:ascii="TH Sarabun New" w:eastAsia="Cordia New" w:hAnsi="TH Sarabun New" w:cs="TH Sarabun New"/>
-          <w:sz w:val="32"/>
-          <w:szCs w:val="32"/>
-          <w:cs/>
-        </w:rPr>
-        <w:t xml:space="preserve"> </w:t>
-      </w:r>
-      <w:r>
-        <w:rPr>
-          <w:rFonts w:ascii="TH Sarabun New" w:eastAsia="Cordia New" w:hAnsi="TH Sarabun New" w:cs="TH Sarabun New"/>
-          <w:sz w:val="32"/>
-          <w:szCs w:val="32"/>
-        </w:rPr>
-        <w:t xml:space="preserve"> </w:t>
-      </w:r>
-      <w:r>
-        <w:rPr>
           <w:rFonts w:ascii="TH Sarabun New" w:eastAsia="Cordia New" w:hAnsi="TH Sarabun New" w:cs="TH Sarabun New"/>
           <w:sz w:val="32"/>
           <w:szCs w:val="32"/>
@@ -1367,25 +1144,7 @@
           <w:sz w:val="32"/>
           <w:szCs w:val="32"/>
         </w:rPr>
-        <w:t>{</w:t>
-      </w:r>
-      <w:proofErr w:type="spellStart"/>
-      <w:r>
-        <w:rPr>
-          <w:rFonts w:ascii="TH Sarabun New" w:eastAsia="Cordia New" w:hAnsi="TH Sarabun New" w:cs="TH Sarabun New"/>
-          <w:sz w:val="32"/>
-          <w:szCs w:val="32"/>
-        </w:rPr>
-        <w:t>dateStarts</w:t>
-      </w:r>
-      <w:proofErr w:type="spellEnd"/>
-      <w:r>
-        <w:rPr>
-          <w:rFonts w:ascii="TH Sarabun New" w:eastAsia="Cordia New" w:hAnsi="TH Sarabun New" w:cs="TH Sarabun New"/>
-          <w:sz w:val="32"/>
-          <w:szCs w:val="32"/>
-        </w:rPr>
-        <w:t>}</w:t>
+        <w:t>{dateStarts}</w:t>
       </w:r>
       <w:r>
         <w:rPr>
@@ -1398,7 +1157,7 @@
     </w:p>
     <w:p>
       <w:pPr>
-        <w:spacing w:after="0" w:line="20" w:lineRule="atLeast"/>
+        <w:spacing w:after="0" w:line="440" w:lineRule="exact"/>
         <w:rPr>
           <w:rFonts w:ascii="TH Sarabun New" w:eastAsia="Cordia New" w:hAnsi="TH Sarabun New" w:cs="TH Sarabun New"/>
           <w:sz w:val="32"/>
@@ -1428,18 +1187,74 @@
           <w:sz w:val="32"/>
           <w:szCs w:val="32"/>
         </w:rPr>
+        <w:t>{dateEnds}</w:t>
+      </w:r>
+      <w:r>
+        <w:rPr>
+          <w:rFonts w:ascii="TH Sarabun New" w:eastAsia="Cordia New" w:hAnsi="TH Sarabun New" w:cs="TH Sarabun New"/>
+          <w:sz w:val="32"/>
+          <w:szCs w:val="32"/>
+        </w:rPr>
+        <w:t>……….</w:t>
+      </w:r>
+      <w:r>
+        <w:rPr>
+          <w:rFonts w:ascii="TH Sarabun New" w:eastAsia="Cordia New" w:hAnsi="TH Sarabun New" w:cs="TH Sarabun New"/>
+          <w:sz w:val="32"/>
+          <w:szCs w:val="32"/>
+          <w:cs/>
+        </w:rPr>
+        <w:t>มีกำหนด</w:t>
+      </w:r>
+      <w:r>
+        <w:rPr>
+          <w:rFonts w:ascii="TH Sarabun New" w:eastAsia="Cordia New" w:hAnsi="TH Sarabun New" w:cs="TH Sarabun New"/>
+          <w:sz w:val="32"/>
+          <w:szCs w:val="32"/>
+        </w:rPr>
+        <w:t>…</w:t>
+      </w:r>
+      <w:r>
+        <w:rPr>
+          <w:rFonts w:ascii="TH Sarabun New" w:eastAsia="Cordia New" w:hAnsi="TH Sarabun New" w:cs="TH Sarabun New"/>
+          <w:sz w:val="32"/>
+          <w:szCs w:val="32"/>
+        </w:rPr>
+        <w:t>{leaveD}</w:t>
+      </w:r>
+      <w:r>
+        <w:rPr>
+          <w:rFonts w:ascii="TH Sarabun New" w:eastAsia="Cordia New" w:hAnsi="TH Sarabun New" w:cs="TH Sarabun New"/>
+          <w:sz w:val="32"/>
+          <w:szCs w:val="32"/>
+        </w:rPr>
+        <w:t>…</w:t>
+      </w:r>
+      <w:r>
+        <w:rPr>
+          <w:rFonts w:ascii="TH Sarabun New" w:eastAsia="Cordia New" w:hAnsi="TH Sarabun New" w:cs="TH Sarabun New"/>
+          <w:sz w:val="32"/>
+          <w:szCs w:val="32"/>
+          <w:cs/>
+        </w:rPr>
+        <w:t>วัน     ในระหว่างลาจะติดต่อข้าพเจ้าได้ที่....</w:t>
+      </w:r>
+      <w:r>
+        <w:rPr>
+          <w:rFonts w:ascii="TH Sarabun New" w:eastAsia="Cordia New" w:hAnsi="TH Sarabun New" w:cs="TH Sarabun New"/>
+          <w:sz w:val="32"/>
+          <w:szCs w:val="32"/>
+        </w:rPr>
         <w:t>{</w:t>
       </w:r>
-      <w:proofErr w:type="spellStart"/>
-      <w:r>
-        <w:rPr>
-          <w:rFonts w:ascii="TH Sarabun New" w:eastAsia="Cordia New" w:hAnsi="TH Sarabun New" w:cs="TH Sarabun New"/>
-          <w:sz w:val="32"/>
-          <w:szCs w:val="32"/>
-        </w:rPr>
-        <w:t>dateEnds</w:t>
-      </w:r>
-      <w:proofErr w:type="spellEnd"/>
+      <w:r>
+        <w:rPr>
+          <w:rFonts w:ascii="TH Sarabun New" w:eastAsia="Cordia New" w:hAnsi="TH Sarabun New" w:cs="TH Sarabun New"/>
+          <w:sz w:val="32"/>
+          <w:szCs w:val="32"/>
+        </w:rPr>
+        <w:t>cAd</w:t>
+      </w:r>
       <w:r>
         <w:rPr>
           <w:rFonts w:ascii="TH Sarabun New" w:eastAsia="Cordia New" w:hAnsi="TH Sarabun New" w:cs="TH Sarabun New"/>
@@ -1453,110 +1268,14 @@
           <w:rFonts w:ascii="TH Sarabun New" w:eastAsia="Cordia New" w:hAnsi="TH Sarabun New" w:cs="TH Sarabun New"/>
           <w:sz w:val="32"/>
           <w:szCs w:val="32"/>
-        </w:rPr>
-        <w:t>……….</w:t>
-      </w:r>
-      <w:r>
-        <w:rPr>
-          <w:rFonts w:ascii="TH Sarabun New" w:eastAsia="Cordia New" w:hAnsi="TH Sarabun New" w:cs="TH Sarabun New"/>
-          <w:sz w:val="32"/>
-          <w:szCs w:val="32"/>
-          <w:cs/>
-        </w:rPr>
-        <w:t>มีกำหนด</w:t>
-      </w:r>
-      <w:r>
-        <w:rPr>
-          <w:rFonts w:ascii="TH Sarabun New" w:eastAsia="Cordia New" w:hAnsi="TH Sarabun New" w:cs="TH Sarabun New"/>
-          <w:sz w:val="32"/>
-          <w:szCs w:val="32"/>
-        </w:rPr>
-        <w:t>…</w:t>
-      </w:r>
-      <w:r>
-        <w:rPr>
-          <w:rFonts w:ascii="TH Sarabun New" w:eastAsia="Cordia New" w:hAnsi="TH Sarabun New" w:cs="TH Sarabun New"/>
-          <w:sz w:val="32"/>
-          <w:szCs w:val="32"/>
-        </w:rPr>
-        <w:t>{</w:t>
-      </w:r>
-      <w:proofErr w:type="spellStart"/>
-      <w:r>
-        <w:rPr>
-          <w:rFonts w:ascii="TH Sarabun New" w:eastAsia="Cordia New" w:hAnsi="TH Sarabun New" w:cs="TH Sarabun New"/>
-          <w:sz w:val="32"/>
-          <w:szCs w:val="32"/>
-        </w:rPr>
-        <w:t>leaveD</w:t>
-      </w:r>
-      <w:proofErr w:type="spellEnd"/>
-      <w:r>
-        <w:rPr>
-          <w:rFonts w:ascii="TH Sarabun New" w:eastAsia="Cordia New" w:hAnsi="TH Sarabun New" w:cs="TH Sarabun New"/>
-          <w:sz w:val="32"/>
-          <w:szCs w:val="32"/>
-        </w:rPr>
-        <w:t>}</w:t>
-      </w:r>
-      <w:r>
-        <w:rPr>
-          <w:rFonts w:ascii="TH Sarabun New" w:eastAsia="Cordia New" w:hAnsi="TH Sarabun New" w:cs="TH Sarabun New"/>
-          <w:sz w:val="32"/>
-          <w:szCs w:val="32"/>
-        </w:rPr>
-        <w:t>…</w:t>
-      </w:r>
-      <w:r>
-        <w:rPr>
-          <w:rFonts w:ascii="TH Sarabun New" w:eastAsia="Cordia New" w:hAnsi="TH Sarabun New" w:cs="TH Sarabun New"/>
-          <w:sz w:val="32"/>
-          <w:szCs w:val="32"/>
-          <w:cs/>
-        </w:rPr>
-        <w:t>วัน     ในระหว่างลาจะติดต่อข้าพเจ้าได้ที่....</w:t>
-      </w:r>
-      <w:r>
-        <w:rPr>
-          <w:rFonts w:ascii="TH Sarabun New" w:eastAsia="Cordia New" w:hAnsi="TH Sarabun New" w:cs="TH Sarabun New"/>
-          <w:sz w:val="32"/>
-          <w:szCs w:val="32"/>
-        </w:rPr>
-        <w:t>{</w:t>
-      </w:r>
-      <w:proofErr w:type="spellStart"/>
-      <w:proofErr w:type="gramStart"/>
-      <w:r>
-        <w:rPr>
-          <w:rFonts w:ascii="TH Sarabun New" w:eastAsia="Cordia New" w:hAnsi="TH Sarabun New" w:cs="TH Sarabun New"/>
-          <w:sz w:val="32"/>
-          <w:szCs w:val="32"/>
-        </w:rPr>
-        <w:t>cAd</w:t>
-      </w:r>
-      <w:proofErr w:type="spellEnd"/>
-      <w:r>
-        <w:rPr>
-          <w:rFonts w:ascii="TH Sarabun New" w:eastAsia="Cordia New" w:hAnsi="TH Sarabun New" w:cs="TH Sarabun New"/>
-          <w:sz w:val="32"/>
-          <w:szCs w:val="32"/>
-        </w:rPr>
-        <w:t>}</w:t>
-      </w:r>
-      <w:r>
-        <w:rPr>
-          <w:rFonts w:ascii="TH Sarabun New" w:eastAsia="Cordia New" w:hAnsi="TH Sarabun New" w:cs="TH Sarabun New"/>
-          <w:sz w:val="32"/>
-          <w:szCs w:val="32"/>
           <w:cs/>
         </w:rPr>
         <w:t>...</w:t>
       </w:r>
-      <w:proofErr w:type="gramEnd"/>
     </w:p>
     <w:p>
       <w:pPr>
-        <w:spacing w:after="0" w:line="20" w:lineRule="atLeast"/>
+        <w:spacing w:after="0" w:line="440" w:lineRule="exact"/>
         <w:rPr>
           <w:rFonts w:ascii="TH Sarabun New" w:eastAsia="Cordia New" w:hAnsi="TH Sarabun New" w:cs="TH Sarabun New"/>
           <w:sz w:val="32"/>
@@ -1579,40 +1298,12 @@
           <w:sz w:val="32"/>
           <w:szCs w:val="32"/>
         </w:rPr>
-        <w:t>{</w:t>
-      </w:r>
-      <w:proofErr w:type="spellStart"/>
-      <w:proofErr w:type="gramStart"/>
-      <w:r>
-        <w:rPr>
-          <w:rFonts w:ascii="TH Sarabun New" w:eastAsia="Cordia New" w:hAnsi="TH Sarabun New" w:cs="TH Sarabun New"/>
-          <w:sz w:val="32"/>
-          <w:szCs w:val="32"/>
-        </w:rPr>
-        <w:t>contactPhone</w:t>
-      </w:r>
-      <w:proofErr w:type="spellEnd"/>
-      <w:r>
-        <w:rPr>
-          <w:rFonts w:ascii="TH Sarabun New" w:eastAsia="Cordia New" w:hAnsi="TH Sarabun New" w:cs="TH Sarabun New"/>
-          <w:sz w:val="32"/>
-          <w:szCs w:val="32"/>
-        </w:rPr>
-        <w:t>}…</w:t>
-      </w:r>
-      <w:proofErr w:type="gramEnd"/>
-      <w:r>
-        <w:rPr>
-          <w:rFonts w:ascii="TH Sarabun New" w:eastAsia="Cordia New" w:hAnsi="TH Sarabun New" w:cs="TH Sarabun New"/>
-          <w:sz w:val="32"/>
-          <w:szCs w:val="32"/>
-        </w:rPr>
-        <w:t>.</w:t>
+        <w:t>{contactPhone}….</w:t>
       </w:r>
     </w:p>
     <w:p>
       <w:pPr>
-        <w:spacing w:after="0" w:line="20" w:lineRule="atLeast"/>
+        <w:spacing w:after="0" w:line="440" w:lineRule="exact"/>
         <w:rPr>
           <w:rFonts w:ascii="TH Sarabun New" w:eastAsia="Cordia New" w:hAnsi="TH Sarabun New" w:cs="TH Sarabun New"/>
           <w:sz w:val="32"/>
@@ -1695,6 +1386,13 @@
           <w:szCs w:val="32"/>
         </w:rPr>
         <w:tab/>
+      </w:r>
+      <w:r>
+        <w:rPr>
+          <w:rFonts w:ascii="TH Sarabun New" w:eastAsia="Cordia New" w:hAnsi="TH Sarabun New" w:cs="TH Sarabun New"/>
+          <w:sz w:val="32"/>
+          <w:szCs w:val="32"/>
+        </w:rPr>
         <w:t xml:space="preserve"> </w:t>
       </w:r>
       <w:r>
@@ -1733,7 +1431,7 @@
           </w:tcPr>
           <w:p>
             <w:pPr>
-              <w:spacing w:line="360" w:lineRule="auto"/>
+              <w:spacing w:line="440" w:lineRule="exact"/>
               <w:jc w:val="center"/>
               <w:rPr>
                 <w:rFonts w:ascii="TH Sarabun New" w:eastAsia="Cordia New" w:hAnsi="TH Sarabun New" w:cs="TH Sarabun New"/>
@@ -1743,8 +1441,7 @@
             <w:r>
               <w:rPr>
                 <w:rFonts w:ascii="TH Sarabun New" w:hAnsi="TH Sarabun New" w:cs="TH Sarabun New"/>
-                <w:sz w:val="24"/>
-                <w:szCs w:val="24"/>
+                <w:sz w:val="28"/>
                 <w:cs/>
               </w:rPr>
               <w:t>ประเภทวันลา</w:t>
@@ -1763,19 +1460,17 @@
           </w:tcPr>
           <w:p>
             <w:pPr>
-              <w:spacing w:line="360" w:lineRule="auto"/>
+              <w:spacing w:line="440" w:lineRule="exact"/>
               <w:jc w:val="center"/>
               <w:rPr>
                 <w:rFonts w:ascii="TH Sarabun New" w:hAnsi="TH Sarabun New" w:cs="TH Sarabun New"/>
-                <w:sz w:val="24"/>
-                <w:szCs w:val="24"/>
+                <w:sz w:val="28"/>
               </w:rPr>
             </w:pPr>
             <w:r>
               <w:rPr>
                 <w:rFonts w:ascii="TH Sarabun New" w:hAnsi="TH Sarabun New" w:cs="TH Sarabun New"/>
-                <w:sz w:val="24"/>
-                <w:szCs w:val="24"/>
+                <w:sz w:val="28"/>
                 <w:cs/>
               </w:rPr>
               <w:t>ลามาแล้ว</w:t>
@@ -1794,19 +1489,17 @@
           </w:tcPr>
           <w:p>
             <w:pPr>
-              <w:spacing w:line="360" w:lineRule="auto"/>
+              <w:spacing w:line="440" w:lineRule="exact"/>
               <w:jc w:val="center"/>
               <w:rPr>
                 <w:rFonts w:ascii="TH Sarabun New" w:eastAsia="Cordia New" w:hAnsi="TH Sarabun New" w:cs="TH Sarabun New"/>
-                <w:sz w:val="24"/>
-                <w:szCs w:val="24"/>
+                <w:sz w:val="28"/>
               </w:rPr>
             </w:pPr>
             <w:r>
               <w:rPr>
                 <w:rFonts w:ascii="TH Sarabun New" w:eastAsia="Cordia New" w:hAnsi="TH Sarabun New" w:cs="TH Sarabun New"/>
-                <w:sz w:val="24"/>
-                <w:szCs w:val="24"/>
+                <w:sz w:val="28"/>
                 <w:cs/>
               </w:rPr>
               <w:t>ลาครั้งนี้</w:t>
@@ -1825,19 +1518,17 @@
           </w:tcPr>
           <w:p>
             <w:pPr>
-              <w:spacing w:line="360" w:lineRule="auto"/>
+              <w:spacing w:line="440" w:lineRule="exact"/>
               <w:jc w:val="center"/>
               <w:rPr>
                 <w:rFonts w:ascii="TH Sarabun New" w:eastAsia="Cordia New" w:hAnsi="TH Sarabun New" w:cs="TH Sarabun New"/>
-                <w:sz w:val="24"/>
-                <w:szCs w:val="24"/>
+                <w:sz w:val="28"/>
               </w:rPr>
             </w:pPr>
             <w:r>
               <w:rPr>
                 <w:rFonts w:ascii="TH Sarabun New" w:eastAsia="Cordia New" w:hAnsi="TH Sarabun New" w:cs="TH Sarabun New"/>
-                <w:sz w:val="24"/>
-                <w:szCs w:val="24"/>
+                <w:sz w:val="28"/>
                 <w:cs/>
               </w:rPr>
               <w:t>รวมวันลา</w:t>
@@ -1858,6 +1549,7 @@
           </w:tcPr>
           <w:p>
             <w:pPr>
+              <w:spacing w:line="440" w:lineRule="exact"/>
               <w:jc w:val="center"/>
               <w:rPr>
                 <w:rFonts w:ascii="TH Sarabun New" w:eastAsia="Cordia New" w:hAnsi="TH Sarabun New" w:cs="TH Sarabun New"/>
@@ -1894,6 +1586,7 @@
           </w:tcPr>
           <w:p>
             <w:pPr>
+              <w:spacing w:line="440" w:lineRule="exact"/>
               <w:jc w:val="center"/>
               <w:rPr>
                 <w:rFonts w:ascii="TH Sarabun New" w:eastAsia="Cordia New" w:hAnsi="TH Sarabun New" w:cs="TH Sarabun New"/>
@@ -1905,17 +1598,43 @@
                 <w:rFonts w:ascii="TH Sarabun New" w:eastAsia="Cordia New" w:hAnsi="TH Sarabun New" w:cs="TH Sarabun New"/>
                 <w:sz w:val="28"/>
               </w:rPr>
-              <w:t>{</w:t>
+              <w:t>{sickU}</w:t>
             </w:r>
-            <w:proofErr w:type="spellStart"/>
+          </w:p>
+        </w:tc>
+        <w:tc>
+          <w:tcPr>
+            <w:tcW w:w="990" w:type="dxa"/>
+            <w:tcBorders>
+              <w:top w:val="single" w:sz="8" w:space="0" w:color="auto"/>
+              <w:left w:val="single" w:sz="8" w:space="0" w:color="auto"/>
+              <w:bottom w:val="single" w:sz="8" w:space="0" w:color="auto"/>
+              <w:right w:val="single" w:sz="8" w:space="0" w:color="auto"/>
+            </w:tcBorders>
+          </w:tcPr>
+          <w:p>
+            <w:pPr>
+              <w:spacing w:line="440" w:lineRule="exact"/>
+              <w:jc w:val="center"/>
+              <w:rPr>
+                <w:rFonts w:ascii="TH Sarabun New" w:eastAsia="Cordia New" w:hAnsi="TH Sarabun New" w:cs="TH Sarabun New"/>
+                <w:sz w:val="28"/>
+              </w:rPr>
+            </w:pPr>
             <w:r>
               <w:rPr>
                 <w:rFonts w:ascii="TH Sarabun New" w:eastAsia="Cordia New" w:hAnsi="TH Sarabun New" w:cs="TH Sarabun New"/>
                 <w:sz w:val="28"/>
               </w:rPr>
-              <w:t>sickU</w:t>
+              <w:t>{sick</w:t>
             </w:r>
-            <w:proofErr w:type="spellEnd"/>
+            <w:r>
+              <w:rPr>
+                <w:rFonts w:ascii="TH Sarabun New" w:eastAsia="Cordia New" w:hAnsi="TH Sarabun New" w:cs="TH Sarabun New"/>
+                <w:sz w:val="28"/>
+              </w:rPr>
+              <w:t>C</w:t>
+            </w:r>
             <w:r>
               <w:rPr>
                 <w:rFonts w:ascii="TH Sarabun New" w:eastAsia="Cordia New" w:hAnsi="TH Sarabun New" w:cs="TH Sarabun New"/>
@@ -1937,6 +1656,7 @@
           </w:tcPr>
           <w:p>
             <w:pPr>
+              <w:spacing w:line="440" w:lineRule="exact"/>
               <w:jc w:val="center"/>
               <w:rPr>
                 <w:rFonts w:ascii="TH Sarabun New" w:eastAsia="Cordia New" w:hAnsi="TH Sarabun New" w:cs="TH Sarabun New"/>
@@ -1948,73 +1668,7 @@
                 <w:rFonts w:ascii="TH Sarabun New" w:eastAsia="Cordia New" w:hAnsi="TH Sarabun New" w:cs="TH Sarabun New"/>
                 <w:sz w:val="28"/>
               </w:rPr>
-              <w:t>{</w:t>
-            </w:r>
-            <w:proofErr w:type="spellStart"/>
-            <w:r>
-              <w:rPr>
-                <w:rFonts w:ascii="TH Sarabun New" w:eastAsia="Cordia New" w:hAnsi="TH Sarabun New" w:cs="TH Sarabun New"/>
-                <w:sz w:val="28"/>
-              </w:rPr>
-              <w:t>sick</w:t>
-            </w:r>
-            <w:r>
-              <w:rPr>
-                <w:rFonts w:ascii="TH Sarabun New" w:eastAsia="Cordia New" w:hAnsi="TH Sarabun New" w:cs="TH Sarabun New"/>
-                <w:sz w:val="28"/>
-              </w:rPr>
-              <w:t>C</w:t>
-            </w:r>
-            <w:proofErr w:type="spellEnd"/>
-            <w:r>
-              <w:rPr>
-                <w:rFonts w:ascii="TH Sarabun New" w:eastAsia="Cordia New" w:hAnsi="TH Sarabun New" w:cs="TH Sarabun New"/>
-                <w:sz w:val="28"/>
-              </w:rPr>
-              <w:t>}</w:t>
-            </w:r>
-          </w:p>
-        </w:tc>
-        <w:tc>
-          <w:tcPr>
-            <w:tcW w:w="990" w:type="dxa"/>
-            <w:tcBorders>
-              <w:top w:val="single" w:sz="8" w:space="0" w:color="auto"/>
-              <w:left w:val="single" w:sz="8" w:space="0" w:color="auto"/>
-              <w:bottom w:val="single" w:sz="8" w:space="0" w:color="auto"/>
-              <w:right w:val="single" w:sz="8" w:space="0" w:color="auto"/>
-            </w:tcBorders>
-          </w:tcPr>
-          <w:p>
-            <w:pPr>
-              <w:jc w:val="center"/>
-              <w:rPr>
-                <w:rFonts w:ascii="TH Sarabun New" w:eastAsia="Cordia New" w:hAnsi="TH Sarabun New" w:cs="TH Sarabun New"/>
-                <w:sz w:val="28"/>
-              </w:rPr>
-            </w:pPr>
-            <w:r>
-              <w:rPr>
-                <w:rFonts w:ascii="TH Sarabun New" w:eastAsia="Cordia New" w:hAnsi="TH Sarabun New" w:cs="TH Sarabun New"/>
-                <w:sz w:val="28"/>
-              </w:rPr>
-              <w:t>{</w:t>
-            </w:r>
-            <w:proofErr w:type="spellStart"/>
-            <w:r>
-              <w:rPr>
-                <w:rFonts w:ascii="TH Sarabun New" w:eastAsia="Cordia New" w:hAnsi="TH Sarabun New" w:cs="TH Sarabun New"/>
-                <w:sz w:val="28"/>
-              </w:rPr>
-              <w:t>sickTt</w:t>
-            </w:r>
-            <w:proofErr w:type="spellEnd"/>
-            <w:r>
-              <w:rPr>
-                <w:rFonts w:ascii="TH Sarabun New" w:eastAsia="Cordia New" w:hAnsi="TH Sarabun New" w:cs="TH Sarabun New"/>
-                <w:sz w:val="28"/>
-              </w:rPr>
-              <w:t>}</w:t>
+              <w:t>{sickTt}</w:t>
             </w:r>
           </w:p>
         </w:tc>
@@ -2032,6 +1686,7 @@
           </w:tcPr>
           <w:p>
             <w:pPr>
+              <w:spacing w:line="440" w:lineRule="exact"/>
               <w:jc w:val="center"/>
               <w:rPr>
                 <w:rFonts w:ascii="TH Sarabun New" w:eastAsia="Cordia New" w:hAnsi="TH Sarabun New" w:cs="TH Sarabun New"/>
@@ -2060,6 +1715,7 @@
           </w:tcPr>
           <w:p>
             <w:pPr>
+              <w:spacing w:line="440" w:lineRule="exact"/>
               <w:jc w:val="center"/>
               <w:rPr>
                 <w:rFonts w:ascii="TH Sarabun New" w:eastAsia="Cordia New" w:hAnsi="TH Sarabun New" w:cs="TH Sarabun New"/>
@@ -2071,23 +1727,7 @@
                 <w:rFonts w:ascii="TH Sarabun New" w:eastAsia="Cordia New" w:hAnsi="TH Sarabun New" w:cs="TH Sarabun New"/>
                 <w:sz w:val="28"/>
               </w:rPr>
-              <w:t>{</w:t>
-            </w:r>
-            <w:proofErr w:type="spellStart"/>
-            <w:r>
-              <w:rPr>
-                <w:rFonts w:ascii="TH Sarabun New" w:eastAsia="Cordia New" w:hAnsi="TH Sarabun New" w:cs="TH Sarabun New"/>
-                <w:sz w:val="28"/>
-              </w:rPr>
-              <w:t>matUs</w:t>
-            </w:r>
-            <w:proofErr w:type="spellEnd"/>
-            <w:r>
-              <w:rPr>
-                <w:rFonts w:ascii="TH Sarabun New" w:eastAsia="Cordia New" w:hAnsi="TH Sarabun New" w:cs="TH Sarabun New"/>
-                <w:sz w:val="28"/>
-              </w:rPr>
-              <w:t>}</w:t>
+              <w:t>{matUs}</w:t>
             </w:r>
           </w:p>
         </w:tc>
@@ -2103,6 +1743,7 @@
           </w:tcPr>
           <w:p>
             <w:pPr>
+              <w:spacing w:line="440" w:lineRule="exact"/>
               <w:jc w:val="center"/>
               <w:rPr>
                 <w:rFonts w:ascii="TH Sarabun New" w:eastAsia="Cordia New" w:hAnsi="TH Sarabun New" w:cs="TH Sarabun New"/>
@@ -2114,23 +1755,7 @@
                 <w:rFonts w:ascii="TH Sarabun New" w:eastAsia="Cordia New" w:hAnsi="TH Sarabun New" w:cs="TH Sarabun New"/>
                 <w:sz w:val="28"/>
               </w:rPr>
-              <w:t>{</w:t>
-            </w:r>
-            <w:proofErr w:type="spellStart"/>
-            <w:r>
-              <w:rPr>
-                <w:rFonts w:ascii="TH Sarabun New" w:eastAsia="Cordia New" w:hAnsi="TH Sarabun New" w:cs="TH Sarabun New"/>
-                <w:sz w:val="28"/>
-              </w:rPr>
-              <w:t>matCu</w:t>
-            </w:r>
-            <w:proofErr w:type="spellEnd"/>
-            <w:r>
-              <w:rPr>
-                <w:rFonts w:ascii="TH Sarabun New" w:eastAsia="Cordia New" w:hAnsi="TH Sarabun New" w:cs="TH Sarabun New"/>
-                <w:sz w:val="28"/>
-              </w:rPr>
-              <w:t>}</w:t>
+              <w:t>{matCu}</w:t>
             </w:r>
           </w:p>
         </w:tc>
@@ -2146,6 +1771,7 @@
           </w:tcPr>
           <w:p>
             <w:pPr>
+              <w:spacing w:line="440" w:lineRule="exact"/>
               <w:jc w:val="center"/>
               <w:rPr>
                 <w:rFonts w:ascii="TH Sarabun New" w:eastAsia="Cordia New" w:hAnsi="TH Sarabun New" w:cs="TH Sarabun New"/>
@@ -2157,23 +1783,7 @@
                 <w:rFonts w:ascii="TH Sarabun New" w:eastAsia="Cordia New" w:hAnsi="TH Sarabun New" w:cs="TH Sarabun New"/>
                 <w:sz w:val="28"/>
               </w:rPr>
-              <w:t>{</w:t>
-            </w:r>
-            <w:proofErr w:type="spellStart"/>
-            <w:r>
-              <w:rPr>
-                <w:rFonts w:ascii="TH Sarabun New" w:eastAsia="Cordia New" w:hAnsi="TH Sarabun New" w:cs="TH Sarabun New"/>
-                <w:sz w:val="28"/>
-              </w:rPr>
-              <w:t>matTt</w:t>
-            </w:r>
-            <w:proofErr w:type="spellEnd"/>
-            <w:r>
-              <w:rPr>
-                <w:rFonts w:ascii="TH Sarabun New" w:eastAsia="Cordia New" w:hAnsi="TH Sarabun New" w:cs="TH Sarabun New"/>
-                <w:sz w:val="28"/>
-              </w:rPr>
-              <w:t>}</w:t>
+              <w:t>{matTt}</w:t>
             </w:r>
           </w:p>
         </w:tc>
@@ -2191,6 +1801,7 @@
           </w:tcPr>
           <w:p>
             <w:pPr>
+              <w:spacing w:line="440" w:lineRule="exact"/>
               <w:jc w:val="center"/>
               <w:rPr>
                 <w:rFonts w:ascii="TH Sarabun New" w:eastAsia="Cordia New" w:hAnsi="TH Sarabun New" w:cs="TH Sarabun New"/>
@@ -2219,6 +1830,7 @@
           </w:tcPr>
           <w:p>
             <w:pPr>
+              <w:spacing w:line="440" w:lineRule="exact"/>
               <w:jc w:val="center"/>
               <w:rPr>
                 <w:rFonts w:ascii="TH Sarabun New" w:eastAsia="Cordia New" w:hAnsi="TH Sarabun New" w:cs="TH Sarabun New"/>
@@ -2230,23 +1842,7 @@
                 <w:rFonts w:ascii="TH Sarabun New" w:eastAsia="Cordia New" w:hAnsi="TH Sarabun New" w:cs="TH Sarabun New"/>
                 <w:sz w:val="28"/>
               </w:rPr>
-              <w:t>{</w:t>
-            </w:r>
-            <w:proofErr w:type="spellStart"/>
-            <w:r>
-              <w:rPr>
-                <w:rFonts w:ascii="TH Sarabun New" w:eastAsia="Cordia New" w:hAnsi="TH Sarabun New" w:cs="TH Sarabun New"/>
-                <w:sz w:val="28"/>
-              </w:rPr>
-              <w:t>perUs</w:t>
-            </w:r>
-            <w:proofErr w:type="spellEnd"/>
-            <w:r>
-              <w:rPr>
-                <w:rFonts w:ascii="TH Sarabun New" w:eastAsia="Cordia New" w:hAnsi="TH Sarabun New" w:cs="TH Sarabun New"/>
-                <w:sz w:val="28"/>
-              </w:rPr>
-              <w:t>}</w:t>
+              <w:t>{perUs}</w:t>
             </w:r>
           </w:p>
         </w:tc>
@@ -2262,6 +1858,7 @@
           </w:tcPr>
           <w:p>
             <w:pPr>
+              <w:spacing w:line="440" w:lineRule="exact"/>
               <w:jc w:val="center"/>
               <w:rPr>
                 <w:rFonts w:ascii="TH Sarabun New" w:eastAsia="Cordia New" w:hAnsi="TH Sarabun New" w:cs="TH Sarabun New"/>
@@ -2273,23 +1870,7 @@
                 <w:rFonts w:ascii="TH Sarabun New" w:eastAsia="Cordia New" w:hAnsi="TH Sarabun New" w:cs="TH Sarabun New"/>
                 <w:sz w:val="28"/>
               </w:rPr>
-              <w:t>{</w:t>
-            </w:r>
-            <w:proofErr w:type="spellStart"/>
-            <w:r>
-              <w:rPr>
-                <w:rFonts w:ascii="TH Sarabun New" w:eastAsia="Cordia New" w:hAnsi="TH Sarabun New" w:cs="TH Sarabun New"/>
-                <w:sz w:val="28"/>
-              </w:rPr>
-              <w:t>perCu</w:t>
-            </w:r>
-            <w:proofErr w:type="spellEnd"/>
-            <w:r>
-              <w:rPr>
-                <w:rFonts w:ascii="TH Sarabun New" w:eastAsia="Cordia New" w:hAnsi="TH Sarabun New" w:cs="TH Sarabun New"/>
-                <w:sz w:val="28"/>
-              </w:rPr>
-              <w:t>}</w:t>
+              <w:t>{perCu}</w:t>
             </w:r>
           </w:p>
         </w:tc>
@@ -2305,6 +1886,7 @@
           </w:tcPr>
           <w:p>
             <w:pPr>
+              <w:spacing w:line="440" w:lineRule="exact"/>
               <w:jc w:val="center"/>
               <w:rPr>
                 <w:rFonts w:ascii="TH Sarabun New" w:eastAsia="Cordia New" w:hAnsi="TH Sarabun New" w:cs="TH Sarabun New"/>
@@ -2316,23 +1898,7 @@
                 <w:rFonts w:ascii="TH Sarabun New" w:eastAsia="Cordia New" w:hAnsi="TH Sarabun New" w:cs="TH Sarabun New"/>
                 <w:sz w:val="28"/>
               </w:rPr>
-              <w:t>{</w:t>
-            </w:r>
-            <w:proofErr w:type="spellStart"/>
-            <w:r>
-              <w:rPr>
-                <w:rFonts w:ascii="TH Sarabun New" w:eastAsia="Cordia New" w:hAnsi="TH Sarabun New" w:cs="TH Sarabun New"/>
-                <w:sz w:val="28"/>
-              </w:rPr>
-              <w:t>perTt</w:t>
-            </w:r>
-            <w:proofErr w:type="spellEnd"/>
-            <w:r>
-              <w:rPr>
-                <w:rFonts w:ascii="TH Sarabun New" w:eastAsia="Cordia New" w:hAnsi="TH Sarabun New" w:cs="TH Sarabun New"/>
-                <w:sz w:val="28"/>
-              </w:rPr>
-              <w:t>}</w:t>
+              <w:t>{perTt}</w:t>
             </w:r>
           </w:p>
         </w:tc>
@@ -2343,7 +1909,7 @@
         <w:tabs>
           <w:tab w:val="left" w:pos="6750"/>
         </w:tabs>
-        <w:spacing w:after="0" w:line="20" w:lineRule="atLeast"/>
+        <w:spacing w:after="0" w:line="440" w:lineRule="exact"/>
         <w:ind w:left="3600" w:firstLine="720"/>
         <w:rPr>
           <w:rFonts w:ascii="TH Sarabun New" w:eastAsia="Cordia New" w:hAnsi="TH Sarabun New" w:cs="TH Sarabun New"/>
@@ -2361,7 +1927,7 @@
     </w:p>
     <w:p>
       <w:pPr>
-        <w:spacing w:after="0" w:line="20" w:lineRule="atLeast"/>
+        <w:spacing w:after="0" w:line="440" w:lineRule="exact"/>
         <w:ind w:left="720"/>
         <w:rPr>
           <w:rFonts w:ascii="TH Sarabun New" w:eastAsia="Cordia New" w:hAnsi="TH Sarabun New" w:cs="TH Sarabun New"/>
@@ -2402,7 +1968,7 @@
         <w:tabs>
           <w:tab w:val="left" w:pos="6750"/>
         </w:tabs>
-        <w:spacing w:after="0" w:line="20" w:lineRule="atLeast"/>
+        <w:spacing w:after="0" w:line="440" w:lineRule="exact"/>
         <w:ind w:left="3600" w:firstLine="720"/>
         <w:rPr>
           <w:rFonts w:ascii="TH Sarabun New" w:eastAsia="Cordia New" w:hAnsi="TH Sarabun New" w:cs="TH Sarabun New"/>
@@ -2430,55 +1996,21 @@
           <w:sz w:val="32"/>
           <w:szCs w:val="32"/>
         </w:rPr>
-        <w:t>({</w:t>
-      </w:r>
-      <w:proofErr w:type="spellStart"/>
-      <w:r>
-        <w:rPr>
-          <w:rFonts w:ascii="TH Sarabun New" w:eastAsia="Cordia New" w:hAnsi="TH Sarabun New" w:cs="TH Sarabun New"/>
-          <w:sz w:val="32"/>
-          <w:szCs w:val="32"/>
-        </w:rPr>
-        <w:t>gd</w:t>
-      </w:r>
-      <w:proofErr w:type="spellEnd"/>
-      <w:r>
-        <w:rPr>
-          <w:rFonts w:ascii="TH Sarabun New" w:eastAsia="Cordia New" w:hAnsi="TH Sarabun New" w:cs="TH Sarabun New"/>
-          <w:sz w:val="32"/>
-          <w:szCs w:val="32"/>
-        </w:rPr>
-        <w:t>}{</w:t>
-      </w:r>
-      <w:proofErr w:type="spellStart"/>
-      <w:r>
-        <w:rPr>
-          <w:rFonts w:ascii="TH Sarabun New" w:eastAsia="Cordia New" w:hAnsi="TH Sarabun New" w:cs="TH Sarabun New"/>
-          <w:sz w:val="32"/>
-          <w:szCs w:val="32"/>
-        </w:rPr>
-        <w:t>createdBy</w:t>
-      </w:r>
-      <w:proofErr w:type="spellEnd"/>
-      <w:r>
-        <w:rPr>
-          <w:rFonts w:ascii="TH Sarabun New" w:eastAsia="Cordia New" w:hAnsi="TH Sarabun New" w:cs="TH Sarabun New"/>
-          <w:sz w:val="32"/>
-          <w:szCs w:val="32"/>
-        </w:rPr>
-        <w:t>})</w:t>
-      </w:r>
-      <w:r>
-        <w:rPr>
-          <w:rFonts w:ascii="TH Sarabun New" w:eastAsia="Cordia New" w:hAnsi="TH Sarabun New" w:cs="TH Sarabun New"/>
-          <w:sz w:val="28"/>
+        <w:t>({gd}{createdBy})</w:t>
+      </w:r>
+      <w:r>
+        <w:rPr>
+          <w:rFonts w:ascii="TH Sarabun New" w:eastAsia="Cordia New" w:hAnsi="TH Sarabun New" w:cs="TH Sarabun New"/>
+          <w:sz w:val="32"/>
+          <w:szCs w:val="32"/>
         </w:rPr>
         <w:tab/>
       </w:r>
       <w:r>
         <w:rPr>
           <w:rFonts w:ascii="TH Sarabun New" w:eastAsia="Cordia New" w:hAnsi="TH Sarabun New" w:cs="TH Sarabun New"/>
-          <w:sz w:val="28"/>
+          <w:sz w:val="32"/>
+          <w:szCs w:val="32"/>
         </w:rPr>
         <w:tab/>
         <w:t xml:space="preserve">  </w:t>
@@ -2486,7 +2018,8 @@
       <w:r>
         <w:rPr>
           <w:rFonts w:ascii="TH Sarabun New" w:eastAsia="Cordia New" w:hAnsi="TH Sarabun New" w:cs="TH Sarabun New"/>
-          <w:sz w:val="28"/>
+          <w:sz w:val="32"/>
+          <w:szCs w:val="32"/>
           <w:cs/>
         </w:rPr>
         <w:t xml:space="preserve">      </w:t>
@@ -2494,7 +2027,8 @@
       <w:r>
         <w:rPr>
           <w:rFonts w:ascii="TH Sarabun New" w:eastAsia="Cordia New" w:hAnsi="TH Sarabun New" w:cs="TH Sarabun New"/>
-          <w:sz w:val="28"/>
+          <w:sz w:val="32"/>
+          <w:szCs w:val="32"/>
           <w:cs/>
         </w:rPr>
         <w:t xml:space="preserve">    </w:t>
@@ -2502,7 +2036,8 @@
       <w:r>
         <w:rPr>
           <w:rFonts w:ascii="TH Sarabun New" w:eastAsia="Cordia New" w:hAnsi="TH Sarabun New" w:cs="TH Sarabun New"/>
-          <w:sz w:val="28"/>
+          <w:sz w:val="32"/>
+          <w:szCs w:val="32"/>
           <w:cs/>
         </w:rPr>
         <w:t xml:space="preserve">     </w:t>
@@ -2510,7 +2045,8 @@
       <w:r>
         <w:rPr>
           <w:rFonts w:ascii="TH Sarabun New" w:eastAsia="Cordia New" w:hAnsi="TH Sarabun New" w:cs="TH Sarabun New"/>
-          <w:sz w:val="28"/>
+          <w:sz w:val="32"/>
+          <w:szCs w:val="32"/>
           <w:cs/>
         </w:rPr>
         <w:t xml:space="preserve"> </w:t>
@@ -2518,7 +2054,8 @@
       <w:r>
         <w:rPr>
           <w:rFonts w:ascii="TH Sarabun New" w:eastAsia="Cordia New" w:hAnsi="TH Sarabun New" w:cs="TH Sarabun New"/>
-          <w:sz w:val="28"/>
+          <w:sz w:val="32"/>
+          <w:szCs w:val="32"/>
           <w:cs/>
         </w:rPr>
         <w:t xml:space="preserve">              </w:t>
@@ -2526,7 +2063,8 @@
       <w:r>
         <w:rPr>
           <w:rFonts w:ascii="TH Sarabun New" w:eastAsia="Cordia New" w:hAnsi="TH Sarabun New" w:cs="TH Sarabun New"/>
-          <w:sz w:val="28"/>
+          <w:sz w:val="32"/>
+          <w:szCs w:val="32"/>
           <w:cs/>
         </w:rPr>
         <w:t xml:space="preserve">   </w:t>
@@ -2534,7 +2072,8 @@
       <w:r>
         <w:rPr>
           <w:rFonts w:ascii="TH Sarabun New" w:eastAsia="Cordia New" w:hAnsi="TH Sarabun New" w:cs="TH Sarabun New"/>
-          <w:sz w:val="28"/>
+          <w:sz w:val="32"/>
+          <w:szCs w:val="32"/>
           <w:cs/>
         </w:rPr>
         <w:t xml:space="preserve">       </w:t>
@@ -2542,29 +2081,22 @@
     </w:p>
     <w:p>
       <w:pPr>
-        <w:spacing w:after="0" w:line="20" w:lineRule="atLeast"/>
+        <w:spacing w:after="0" w:line="440" w:lineRule="exact"/>
         <w:ind w:left="5040" w:firstLine="720"/>
         <w:rPr>
           <w:rFonts w:ascii="TH Sarabun New" w:eastAsia="Cordia New" w:hAnsi="TH Sarabun New" w:cs="TH Sarabun New"/>
-          <w:sz w:val="28"/>
+          <w:sz w:val="32"/>
+          <w:szCs w:val="32"/>
         </w:rPr>
       </w:pPr>
       <w:r>
         <w:rPr>
           <w:rFonts w:ascii="TH Sarabun New" w:eastAsia="Cordia New" w:hAnsi="TH Sarabun New" w:cs="TH Sarabun New"/>
-          <w:sz w:val="28"/>
-          <w:cs/>
-        </w:rPr>
-        <w:t xml:space="preserve"> </w:t>
-      </w:r>
-      <w:r>
-        <w:rPr>
-          <w:rFonts w:ascii="TH Sarabun New" w:eastAsia="Cordia New" w:hAnsi="TH Sarabun New" w:cs="TH Sarabun New"/>
-          <w:sz w:val="32"/>
-          <w:szCs w:val="32"/>
-          <w:cs/>
-        </w:rPr>
-        <w:t>ตำแหน่ง</w:t>
+          <w:sz w:val="32"/>
+          <w:szCs w:val="32"/>
+          <w:cs/>
+        </w:rPr>
+        <w:t xml:space="preserve"> ตำแหน่ง</w:t>
       </w:r>
       <w:r>
         <w:rPr>
@@ -2580,26 +2112,7 @@
           <w:sz w:val="32"/>
           <w:szCs w:val="32"/>
         </w:rPr>
-        <w:t>{</w:t>
-      </w:r>
-      <w:proofErr w:type="spellStart"/>
-      <w:proofErr w:type="gramStart"/>
-      <w:r>
-        <w:rPr>
-          <w:rFonts w:ascii="TH Sarabun New" w:eastAsia="Cordia New" w:hAnsi="TH Sarabun New" w:cs="TH Sarabun New"/>
-          <w:sz w:val="32"/>
-          <w:szCs w:val="32"/>
-        </w:rPr>
-        <w:t>userPosition</w:t>
-      </w:r>
-      <w:proofErr w:type="spellEnd"/>
-      <w:r>
-        <w:rPr>
-          <w:rFonts w:ascii="TH Sarabun New" w:eastAsia="Cordia New" w:hAnsi="TH Sarabun New" w:cs="TH Sarabun New"/>
-          <w:sz w:val="32"/>
-          <w:szCs w:val="32"/>
-        </w:rPr>
-        <w:t>}</w:t>
+        <w:t>{userPosition}</w:t>
       </w:r>
       <w:r>
         <w:rPr>
@@ -2610,38 +2123,41 @@
         </w:rPr>
         <w:t>…</w:t>
       </w:r>
-      <w:proofErr w:type="gramEnd"/>
     </w:p>
     <w:p>
       <w:pPr>
         <w:tabs>
           <w:tab w:val="left" w:pos="6390"/>
         </w:tabs>
-        <w:spacing w:after="0" w:line="20" w:lineRule="atLeast"/>
+        <w:spacing w:after="0" w:line="440" w:lineRule="exact"/>
         <w:ind w:left="5040" w:firstLine="720"/>
         <w:rPr>
           <w:rFonts w:ascii="TH Sarabun New" w:eastAsia="Cordia New" w:hAnsi="TH Sarabun New" w:cs="TH Sarabun New"/>
-          <w:sz w:val="28"/>
+          <w:sz w:val="32"/>
+          <w:szCs w:val="32"/>
         </w:rPr>
       </w:pPr>
       <w:r>
         <w:rPr>
           <w:rFonts w:ascii="TH Sarabun New" w:eastAsia="Cordia New" w:hAnsi="TH Sarabun New" w:cs="TH Sarabun New"/>
-          <w:sz w:val="28"/>
+          <w:sz w:val="32"/>
+          <w:szCs w:val="32"/>
         </w:rPr>
         <w:t xml:space="preserve">  </w:t>
       </w:r>
       <w:r>
         <w:rPr>
           <w:rFonts w:ascii="TH Sarabun New" w:eastAsia="Cordia New" w:hAnsi="TH Sarabun New" w:cs="TH Sarabun New"/>
-          <w:sz w:val="28"/>
+          <w:sz w:val="32"/>
+          <w:szCs w:val="32"/>
         </w:rPr>
         <w:t xml:space="preserve">        </w:t>
       </w:r>
       <w:r>
         <w:rPr>
           <w:rFonts w:ascii="TH Sarabun New" w:eastAsia="Cordia New" w:hAnsi="TH Sarabun New" w:cs="TH Sarabun New"/>
-          <w:sz w:val="28"/>
+          <w:sz w:val="32"/>
+          <w:szCs w:val="32"/>
         </w:rPr>
         <w:t xml:space="preserve">  </w:t>
       </w:r>
@@ -2666,131 +2182,30 @@
     </w:p>
     <w:p>
       <w:pPr>
-        <w:spacing w:after="0" w:line="20" w:lineRule="atLeast"/>
-        <w:rPr>
-          <w:rFonts w:ascii="TH Sarabun New" w:eastAsia="Times New Roman" w:hAnsi="TH Sarabun New" w:cs="TH Sarabun New"/>
-          <w:sz w:val="32"/>
-          <w:szCs w:val="32"/>
-        </w:rPr>
-      </w:pPr>
-      <w:r>
-        <w:rPr>
-          <w:rFonts w:ascii="TH Sarabun New" w:eastAsia="Times New Roman" w:hAnsi="TH Sarabun New" w:cs="TH Sarabun New"/>
-          <w:sz w:val="32"/>
-          <w:szCs w:val="32"/>
-        </w:rPr>
-        <w:t xml:space="preserve">                                                </w:t>
-      </w:r>
-    </w:p>
-    <w:p>
-      <w:pPr>
-        <w:spacing w:after="0" w:line="20" w:lineRule="atLeast"/>
-        <w:rPr>
-          <w:rFonts w:ascii="TH Sarabun New" w:eastAsia="Times New Roman" w:hAnsi="TH Sarabun New" w:cs="TH Sarabun New"/>
-          <w:sz w:val="16"/>
-          <w:szCs w:val="16"/>
+        <w:tabs>
+          <w:tab w:val="left" w:pos="6390"/>
+        </w:tabs>
+        <w:spacing w:after="0" w:line="440" w:lineRule="exact"/>
+        <w:ind w:left="5040" w:firstLine="720"/>
+        <w:rPr>
+          <w:rFonts w:ascii="TH Sarabun New" w:eastAsia="Cordia New" w:hAnsi="TH Sarabun New" w:cs="TH Sarabun New"/>
+          <w:sz w:val="28"/>
         </w:rPr>
       </w:pPr>
     </w:p>
     <w:p>
       <w:pPr>
-        <w:spacing w:after="0" w:line="20" w:lineRule="atLeast"/>
-        <w:rPr>
-          <w:rFonts w:ascii="TH Sarabun New" w:eastAsia="Times New Roman" w:hAnsi="TH Sarabun New" w:cs="TH Sarabun New"/>
-          <w:sz w:val="32"/>
-          <w:szCs w:val="32"/>
+        <w:spacing w:after="0" w:line="440" w:lineRule="exact"/>
+        <w:rPr>
+          <w:rFonts w:ascii="TH Sarabun New" w:eastAsia="Times New Roman" w:hAnsi="TH Sarabun New" w:cs="TH Sarabun New"/>
+          <w:sz w:val="16"/>
+          <w:szCs w:val="16"/>
         </w:rPr>
       </w:pPr>
-      <w:r>
-        <w:rPr>
-          <w:rFonts w:ascii="TH Sarabun New" w:eastAsia="Times New Roman" w:hAnsi="TH Sarabun New" w:cs="TH Sarabun New"/>
-          <w:sz w:val="32"/>
-          <w:szCs w:val="32"/>
-        </w:rPr>
-        <w:t xml:space="preserve"> </w:t>
-      </w:r>
-      <w:r>
-        <w:rPr>
-          <w:rFonts w:ascii="TH Sarabun New" w:eastAsia="Times New Roman" w:hAnsi="TH Sarabun New" w:cs="TH Sarabun New"/>
-          <w:sz w:val="32"/>
-          <w:szCs w:val="32"/>
-        </w:rPr>
-        <w:t xml:space="preserve">  </w:t>
-      </w:r>
-      <w:r>
-        <w:rPr>
-          <w:rFonts w:ascii="TH Sarabun New" w:eastAsia="Times New Roman" w:hAnsi="TH Sarabun New" w:cs="TH Sarabun New"/>
-          <w:sz w:val="32"/>
-          <w:szCs w:val="32"/>
-          <w:cs/>
-        </w:rPr>
-        <w:t xml:space="preserve">  </w:t>
-      </w:r>
-      <w:r>
-        <w:rPr>
-          <w:rFonts w:ascii="TH Sarabun New" w:eastAsia="Times New Roman" w:hAnsi="TH Sarabun New" w:cs="TH Sarabun New"/>
-          <w:sz w:val="32"/>
-          <w:szCs w:val="32"/>
-        </w:rPr>
-        <w:t>(</w:t>
-      </w:r>
-      <w:r>
-        <w:rPr>
-          <w:rFonts w:ascii="TH Sarabun New" w:eastAsia="Times New Roman" w:hAnsi="TH Sarabun New" w:cs="TH Sarabun New"/>
-          <w:sz w:val="32"/>
-          <w:szCs w:val="32"/>
-          <w:cs/>
-        </w:rPr>
-        <w:t>ลงชื่อ</w:t>
-      </w:r>
-      <w:r>
-        <w:rPr>
-          <w:rFonts w:ascii="TH Sarabun New" w:eastAsia="Times New Roman" w:hAnsi="TH Sarabun New" w:cs="TH Sarabun New"/>
-          <w:sz w:val="32"/>
-          <w:szCs w:val="32"/>
-        </w:rPr>
-        <w:t>)……………………………………</w:t>
-      </w:r>
-      <w:proofErr w:type="gramStart"/>
-      <w:r>
-        <w:rPr>
-          <w:rFonts w:ascii="TH Sarabun New" w:eastAsia="Times New Roman" w:hAnsi="TH Sarabun New" w:cs="TH Sarabun New"/>
-          <w:sz w:val="32"/>
-          <w:szCs w:val="32"/>
-        </w:rPr>
-        <w:t>….</w:t>
-      </w:r>
-      <w:r>
-        <w:rPr>
-          <w:rFonts w:ascii="TH Sarabun New" w:eastAsia="Times New Roman" w:hAnsi="TH Sarabun New" w:cs="TH Sarabun New"/>
-          <w:sz w:val="32"/>
-          <w:szCs w:val="32"/>
-          <w:cs/>
-        </w:rPr>
-        <w:t>ผู้ตรวจสอบ</w:t>
-      </w:r>
-      <w:proofErr w:type="gramEnd"/>
-      <w:r>
-        <w:rPr>
-          <w:rFonts w:ascii="TH Sarabun New" w:eastAsia="Times New Roman" w:hAnsi="TH Sarabun New" w:cs="TH Sarabun New"/>
-          <w:sz w:val="32"/>
-          <w:szCs w:val="32"/>
-        </w:rPr>
-        <w:tab/>
-        <w:t xml:space="preserve">  </w:t>
-      </w:r>
-      <w:r>
-        <w:rPr>
-          <w:rFonts w:ascii="TH Sarabun New" w:eastAsia="Times New Roman" w:hAnsi="TH Sarabun New" w:cs="TH Sarabun New"/>
-          <w:sz w:val="32"/>
-          <w:szCs w:val="32"/>
-        </w:rPr>
-        <w:t xml:space="preserve">                        ……………………………………………….                                             </w:t>
-      </w:r>
     </w:p>
     <w:p>
       <w:pPr>
-        <w:spacing w:after="0" w:line="20" w:lineRule="atLeast"/>
+        <w:spacing w:after="0" w:line="440" w:lineRule="exact"/>
         <w:rPr>
           <w:rFonts w:ascii="TH Sarabun New" w:eastAsia="Times New Roman" w:hAnsi="TH Sarabun New" w:cs="TH Sarabun New"/>
           <w:sz w:val="32"/>
@@ -2803,15 +2218,24 @@
           <w:sz w:val="32"/>
           <w:szCs w:val="32"/>
         </w:rPr>
-        <w:t xml:space="preserve">        </w:t>
-      </w:r>
-      <w:r>
-        <w:rPr>
-          <w:rFonts w:ascii="TH Sarabun New" w:eastAsia="Times New Roman" w:hAnsi="TH Sarabun New" w:cs="TH Sarabun New"/>
-          <w:sz w:val="32"/>
-          <w:szCs w:val="32"/>
-        </w:rPr>
-        <w:t xml:space="preserve">   </w:t>
+        <w:t xml:space="preserve"> </w:t>
+      </w:r>
+      <w:r>
+        <w:rPr>
+          <w:rFonts w:ascii="TH Sarabun New" w:eastAsia="Times New Roman" w:hAnsi="TH Sarabun New" w:cs="TH Sarabun New"/>
+          <w:sz w:val="32"/>
+          <w:szCs w:val="32"/>
+        </w:rPr>
+        <w:t xml:space="preserve">  </w:t>
+      </w:r>
+      <w:r>
+        <w:rPr>
+          <w:rFonts w:ascii="TH Sarabun New" w:eastAsia="Times New Roman" w:hAnsi="TH Sarabun New" w:cs="TH Sarabun New"/>
+          <w:sz w:val="32"/>
+          <w:szCs w:val="32"/>
+          <w:cs/>
+        </w:rPr>
+        <w:t xml:space="preserve">  </w:t>
       </w:r>
       <w:r>
         <w:rPr>
@@ -2828,20 +2252,46 @@
           <w:szCs w:val="32"/>
           <w:cs/>
         </w:rPr>
-        <w:t>.............................................</w:t>
-      </w:r>
-      <w:r>
-        <w:rPr>
-          <w:rFonts w:ascii="TH Sarabun New" w:eastAsia="Times New Roman" w:hAnsi="TH Sarabun New" w:cs="TH Sarabun New"/>
-          <w:sz w:val="32"/>
-          <w:szCs w:val="32"/>
-        </w:rPr>
-        <w:t xml:space="preserve">)  </w:t>
+        <w:t>ลงชื่อ</w:t>
+      </w:r>
+      <w:r>
+        <w:rPr>
+          <w:rFonts w:ascii="TH Sarabun New" w:eastAsia="Times New Roman" w:hAnsi="TH Sarabun New" w:cs="TH Sarabun New"/>
+          <w:sz w:val="32"/>
+          <w:szCs w:val="32"/>
+        </w:rPr>
+        <w:t>)……………………………………….</w:t>
+      </w:r>
+      <w:r>
+        <w:rPr>
+          <w:rFonts w:ascii="TH Sarabun New" w:eastAsia="Times New Roman" w:hAnsi="TH Sarabun New" w:cs="TH Sarabun New"/>
+          <w:sz w:val="32"/>
+          <w:szCs w:val="32"/>
+          <w:cs/>
+        </w:rPr>
+        <w:t>ผู้ตรวจสอบ</w:t>
+      </w:r>
+      <w:r>
+        <w:rPr>
+          <w:rFonts w:ascii="TH Sarabun New" w:eastAsia="Times New Roman" w:hAnsi="TH Sarabun New" w:cs="TH Sarabun New"/>
+          <w:sz w:val="32"/>
+          <w:szCs w:val="32"/>
+        </w:rPr>
+        <w:tab/>
+        <w:t xml:space="preserve">  </w:t>
+      </w:r>
+      <w:r>
+        <w:rPr>
+          <w:rFonts w:ascii="TH Sarabun New" w:eastAsia="Times New Roman" w:hAnsi="TH Sarabun New" w:cs="TH Sarabun New"/>
+          <w:sz w:val="32"/>
+          <w:szCs w:val="32"/>
+        </w:rPr>
+        <w:t xml:space="preserve">                        ……………………………………………….                                             </w:t>
       </w:r>
     </w:p>
     <w:p>
       <w:pPr>
-        <w:spacing w:after="0" w:line="20" w:lineRule="atLeast"/>
+        <w:spacing w:after="0" w:line="440" w:lineRule="exact"/>
         <w:rPr>
           <w:rFonts w:ascii="TH Sarabun New" w:eastAsia="Times New Roman" w:hAnsi="TH Sarabun New" w:cs="TH Sarabun New"/>
           <w:sz w:val="32"/>
@@ -2853,56 +2303,107 @@
           <w:rFonts w:ascii="TH Sarabun New" w:eastAsia="Times New Roman" w:hAnsi="TH Sarabun New" w:cs="TH Sarabun New"/>
           <w:sz w:val="32"/>
           <w:szCs w:val="32"/>
-          <w:cs/>
-        </w:rPr>
-        <w:t xml:space="preserve"> ตำแหน่ง.............................................</w:t>
-      </w:r>
-      <w:r>
-        <w:rPr>
-          <w:rFonts w:ascii="TH Sarabun New" w:eastAsia="Times New Roman" w:hAnsi="TH Sarabun New" w:cs="TH Sarabun New"/>
-          <w:sz w:val="32"/>
-          <w:szCs w:val="32"/>
-        </w:rPr>
-        <w:t xml:space="preserve">                                     (</w:t>
-      </w:r>
-      <w:r>
-        <w:rPr>
-          <w:rFonts w:ascii="TH Sarabun New" w:eastAsia="Times New Roman" w:hAnsi="TH Sarabun New" w:cs="TH Sarabun New"/>
-          <w:sz w:val="32"/>
-          <w:szCs w:val="32"/>
-          <w:cs/>
-        </w:rPr>
-        <w:t>ลงชื่อ</w:t>
-      </w:r>
-      <w:r>
-        <w:rPr>
-          <w:rFonts w:ascii="TH Sarabun New" w:eastAsia="Times New Roman" w:hAnsi="TH Sarabun New" w:cs="TH Sarabun New"/>
-          <w:sz w:val="32"/>
-          <w:szCs w:val="32"/>
-        </w:rPr>
-        <w:t>)…………….…….………………</w:t>
-      </w:r>
-      <w:r>
-        <w:rPr>
-          <w:rFonts w:ascii="TH Sarabun New" w:eastAsia="Times New Roman" w:hAnsi="TH Sarabun New" w:cs="TH Sarabun New"/>
-          <w:sz w:val="32"/>
-          <w:szCs w:val="32"/>
-          <w:cs/>
-        </w:rPr>
-        <w:t>......</w:t>
-      </w:r>
-      <w:r>
-        <w:rPr>
-          <w:rFonts w:ascii="TH Sarabun New" w:eastAsia="Times New Roman" w:hAnsi="TH Sarabun New" w:cs="TH Sarabun New"/>
-          <w:sz w:val="32"/>
-          <w:szCs w:val="32"/>
-        </w:rPr>
-        <w:t>…….</w:t>
+        </w:rPr>
+        <w:t xml:space="preserve">        </w:t>
+      </w:r>
+      <w:r>
+        <w:rPr>
+          <w:rFonts w:ascii="TH Sarabun New" w:eastAsia="Times New Roman" w:hAnsi="TH Sarabun New" w:cs="TH Sarabun New"/>
+          <w:sz w:val="32"/>
+          <w:szCs w:val="32"/>
+        </w:rPr>
+        <w:t xml:space="preserve">   </w:t>
+      </w:r>
+      <w:r>
+        <w:rPr>
+          <w:rFonts w:ascii="TH Sarabun New" w:eastAsia="Times New Roman" w:hAnsi="TH Sarabun New" w:cs="TH Sarabun New"/>
+          <w:sz w:val="32"/>
+          <w:szCs w:val="32"/>
+        </w:rPr>
+        <w:t>(</w:t>
+      </w:r>
+      <w:r>
+        <w:rPr>
+          <w:rFonts w:ascii="TH Sarabun New" w:eastAsia="Times New Roman" w:hAnsi="TH Sarabun New" w:cs="TH Sarabun New"/>
+          <w:sz w:val="32"/>
+          <w:szCs w:val="32"/>
+          <w:cs/>
+        </w:rPr>
+        <w:t>.............................................</w:t>
+      </w:r>
+      <w:r>
+        <w:rPr>
+          <w:rFonts w:ascii="TH Sarabun New" w:eastAsia="Times New Roman" w:hAnsi="TH Sarabun New" w:cs="TH Sarabun New"/>
+          <w:sz w:val="32"/>
+          <w:szCs w:val="32"/>
+        </w:rPr>
+        <w:t xml:space="preserve">)  </w:t>
       </w:r>
     </w:p>
     <w:p>
       <w:pPr>
-        <w:spacing w:after="0" w:line="20" w:lineRule="atLeast"/>
+        <w:spacing w:after="0" w:line="440" w:lineRule="exact"/>
+        <w:rPr>
+          <w:rFonts w:ascii="TH Sarabun New" w:eastAsia="Times New Roman" w:hAnsi="TH Sarabun New" w:cs="TH Sarabun New"/>
+          <w:sz w:val="32"/>
+          <w:szCs w:val="32"/>
+        </w:rPr>
+      </w:pPr>
+      <w:r>
+        <w:rPr>
+          <w:rFonts w:ascii="TH Sarabun New" w:eastAsia="Times New Roman" w:hAnsi="TH Sarabun New" w:cs="TH Sarabun New"/>
+          <w:sz w:val="32"/>
+          <w:szCs w:val="32"/>
+          <w:cs/>
+        </w:rPr>
+        <w:t xml:space="preserve"> ตำแหน่ง.............................................</w:t>
+      </w:r>
+      <w:r>
+        <w:rPr>
+          <w:rFonts w:ascii="TH Sarabun New" w:eastAsia="Times New Roman" w:hAnsi="TH Sarabun New" w:cs="TH Sarabun New"/>
+          <w:sz w:val="32"/>
+          <w:szCs w:val="32"/>
+        </w:rPr>
+        <w:t xml:space="preserve">                                     (</w:t>
+      </w:r>
+      <w:r>
+        <w:rPr>
+          <w:rFonts w:ascii="TH Sarabun New" w:eastAsia="Times New Roman" w:hAnsi="TH Sarabun New" w:cs="TH Sarabun New"/>
+          <w:sz w:val="32"/>
+          <w:szCs w:val="32"/>
+          <w:cs/>
+        </w:rPr>
+        <w:t>ลงชื่อ</w:t>
+      </w:r>
+      <w:r>
+        <w:rPr>
+          <w:rFonts w:ascii="TH Sarabun New" w:eastAsia="Times New Roman" w:hAnsi="TH Sarabun New" w:cs="TH Sarabun New"/>
+          <w:sz w:val="32"/>
+          <w:szCs w:val="32"/>
+        </w:rPr>
+        <w:t>)…………….…….………………</w:t>
+      </w:r>
+      <w:r>
+        <w:rPr>
+          <w:rFonts w:ascii="TH Sarabun New" w:eastAsia="Times New Roman" w:hAnsi="TH Sarabun New" w:cs="TH Sarabun New"/>
+          <w:sz w:val="32"/>
+          <w:szCs w:val="32"/>
+          <w:cs/>
+        </w:rPr>
+        <w:t>......</w:t>
+      </w:r>
+      <w:r>
+        <w:rPr>
+          <w:rFonts w:ascii="TH Sarabun New" w:eastAsia="Times New Roman" w:hAnsi="TH Sarabun New" w:cs="TH Sarabun New"/>
+          <w:sz w:val="32"/>
+          <w:szCs w:val="32"/>
+        </w:rPr>
+        <w:t>…….</w:t>
+      </w:r>
+    </w:p>
+    <w:p>
+      <w:pPr>
+        <w:spacing w:after="0" w:line="440" w:lineRule="exact"/>
         <w:rPr>
           <w:rFonts w:ascii="TH Sarabun New" w:eastAsia="Times New Roman" w:hAnsi="TH Sarabun New" w:cs="TH Sarabun New"/>
           <w:sz w:val="32"/>
@@ -3072,7 +2573,7 @@
         <w:tabs>
           <w:tab w:val="left" w:pos="5580"/>
         </w:tabs>
-        <w:spacing w:after="0" w:line="240" w:lineRule="auto"/>
+        <w:spacing w:after="0" w:line="440" w:lineRule="exact"/>
         <w:rPr>
           <w:rFonts w:ascii="TH Sarabun New" w:eastAsia="Times New Roman" w:hAnsi="TH Sarabun New" w:cs="TH Sarabun New"/>
           <w:sz w:val="32"/>
@@ -3103,51 +2604,15 @@
           <w:sz w:val="32"/>
           <w:szCs w:val="32"/>
         </w:rPr>
-        <w:t>{</w:t>
-      </w:r>
-      <w:proofErr w:type="spellStart"/>
-      <w:r>
-        <w:rPr>
-          <w:rFonts w:ascii="TH Sarabun New" w:eastAsia="Cordia New" w:hAnsi="TH Sarabun New" w:cs="TH Sarabun New"/>
-          <w:sz w:val="32"/>
-          <w:szCs w:val="32"/>
-        </w:rPr>
-        <w:t>gds</w:t>
-      </w:r>
-      <w:proofErr w:type="spellEnd"/>
-      <w:r>
-        <w:rPr>
-          <w:rFonts w:ascii="TH Sarabun New" w:eastAsia="Cordia New" w:hAnsi="TH Sarabun New" w:cs="TH Sarabun New"/>
-          <w:sz w:val="32"/>
-          <w:szCs w:val="32"/>
-        </w:rPr>
-        <w:t>}</w:t>
-      </w:r>
-      <w:r>
-        <w:rPr>
-          <w:rFonts w:ascii="TH Sarabun New" w:eastAsia="Cordia New" w:hAnsi="TH Sarabun New" w:cs="TH Sarabun New"/>
-          <w:sz w:val="32"/>
-          <w:szCs w:val="32"/>
-        </w:rPr>
-        <w:t>{</w:t>
-      </w:r>
-      <w:proofErr w:type="spellStart"/>
-      <w:r>
-        <w:rPr>
-          <w:rFonts w:ascii="TH Sarabun New" w:eastAsia="Cordia New" w:hAnsi="TH Sarabun New" w:cs="TH Sarabun New"/>
-          <w:sz w:val="32"/>
-          <w:szCs w:val="32"/>
-        </w:rPr>
-        <w:t>backupUser</w:t>
-      </w:r>
-      <w:proofErr w:type="spellEnd"/>
-      <w:r>
-        <w:rPr>
-          <w:rFonts w:ascii="TH Sarabun New" w:eastAsia="Cordia New" w:hAnsi="TH Sarabun New" w:cs="TH Sarabun New"/>
-          <w:sz w:val="32"/>
-          <w:szCs w:val="32"/>
-        </w:rPr>
-        <w:t xml:space="preserve">} </w:t>
+        <w:t>{gds}</w:t>
+      </w:r>
+      <w:r>
+        <w:rPr>
+          <w:rFonts w:ascii="TH Sarabun New" w:eastAsia="Cordia New" w:hAnsi="TH Sarabun New" w:cs="TH Sarabun New"/>
+          <w:sz w:val="32"/>
+          <w:szCs w:val="32"/>
+        </w:rPr>
+        <w:t xml:space="preserve">{backupUser} </w:t>
       </w:r>
       <w:r>
         <w:rPr>
@@ -3215,19 +2680,11 @@
           <w:szCs w:val="32"/>
         </w:rPr>
         <w:t>……….</w:t>
-      </w:r>
-      <w:r>
-        <w:rPr>
-          <w:rFonts w:ascii="TH Sarabun New" w:eastAsia="Times New Roman" w:hAnsi="TH Sarabun New" w:cs="TH Sarabun New"/>
-          <w:sz w:val="32"/>
-          <w:szCs w:val="32"/>
-        </w:rPr>
-        <w:t xml:space="preserve">         </w:t>
       </w:r>
     </w:p>
     <w:p>
       <w:pPr>
-        <w:spacing w:after="0" w:line="240" w:lineRule="auto"/>
+        <w:spacing w:after="0" w:line="440" w:lineRule="exact"/>
         <w:rPr>
           <w:rFonts w:ascii="TH Sarabun New" w:eastAsia="Cordia New" w:hAnsi="TH Sarabun New" w:cs="TH Sarabun New"/>
           <w:sz w:val="32"/>
@@ -3265,16 +2722,7 @@
           <w:sz w:val="32"/>
           <w:szCs w:val="32"/>
         </w:rPr>
-        <w:t>)…………………………………</w:t>
-      </w:r>
-      <w:proofErr w:type="gramStart"/>
-      <w:r>
-        <w:rPr>
-          <w:rFonts w:ascii="TH Sarabun New" w:eastAsia="Cordia New" w:hAnsi="TH Sarabun New" w:cs="TH Sarabun New"/>
-          <w:sz w:val="32"/>
-          <w:szCs w:val="32"/>
-        </w:rPr>
-        <w:t>…</w:t>
+        <w:t>)……………………………………</w:t>
       </w:r>
       <w:r>
         <w:rPr>
@@ -3292,7 +2740,6 @@
         </w:rPr>
         <w:t>.</w:t>
       </w:r>
-      <w:proofErr w:type="gramEnd"/>
       <w:r>
         <w:rPr>
           <w:rFonts w:ascii="TH Sarabun New" w:eastAsia="Cordia New" w:hAnsi="TH Sarabun New" w:cs="TH Sarabun New"/>
@@ -3387,12 +2834,13 @@
     </w:p>
     <w:p>
       <w:pPr>
-        <w:spacing w:after="0" w:line="360" w:lineRule="auto"/>
+        <w:spacing w:after="0" w:line="440" w:lineRule="exact"/>
         <w:rPr>
           <w:rFonts w:ascii="TH Sarabun New" w:eastAsia="Cordia New" w:hAnsi="TH Sarabun New" w:cs="TH Sarabun New"/>
           <w:b/>
           <w:bCs/>
-          <w:sz w:val="28"/>
+          <w:sz w:val="32"/>
+          <w:szCs w:val="32"/>
         </w:rPr>
       </w:pPr>
       <w:r>
@@ -3467,7 +2915,8 @@
           <w:rFonts w:ascii="TH Sarabun New" w:eastAsia="Cordia New" w:hAnsi="TH Sarabun New" w:cs="TH Sarabun New"/>
           <w:b/>
           <w:bCs/>
-          <w:sz w:val="28"/>
+          <w:sz w:val="32"/>
+          <w:szCs w:val="32"/>
           <w:cs/>
         </w:rPr>
         <w:t>คำสั่ง</w:t>
@@ -3477,7 +2926,8 @@
           <w:rFonts w:ascii="TH Sarabun New" w:eastAsia="Cordia New" w:hAnsi="TH Sarabun New" w:cs="TH Sarabun New"/>
           <w:b/>
           <w:bCs/>
-          <w:sz w:val="28"/>
+          <w:sz w:val="32"/>
+          <w:szCs w:val="32"/>
         </w:rPr>
         <w:t xml:space="preserve">      </w:t>
       </w:r>
@@ -3486,7 +2936,8 @@
           <w:rFonts w:ascii="TH Sarabun New" w:eastAsia="Cordia New" w:hAnsi="TH Sarabun New" w:cs="TH Sarabun New"/>
           <w:b/>
           <w:bCs/>
-          <w:sz w:val="28"/>
+          <w:sz w:val="32"/>
+          <w:szCs w:val="32"/>
         </w:rPr>
         <w:sym w:font="Monotype Sorts" w:char="F07F"/>
       </w:r>
@@ -3495,7 +2946,8 @@
           <w:rFonts w:ascii="TH Sarabun New" w:eastAsia="Cordia New" w:hAnsi="TH Sarabun New" w:cs="TH Sarabun New"/>
           <w:b/>
           <w:bCs/>
-          <w:sz w:val="28"/>
+          <w:sz w:val="32"/>
+          <w:szCs w:val="32"/>
         </w:rPr>
         <w:t xml:space="preserve">  </w:t>
       </w:r>
@@ -3504,7 +2956,8 @@
           <w:rFonts w:ascii="TH Sarabun New" w:eastAsia="Cordia New" w:hAnsi="TH Sarabun New" w:cs="TH Sarabun New"/>
           <w:b/>
           <w:bCs/>
-          <w:sz w:val="28"/>
+          <w:sz w:val="32"/>
+          <w:szCs w:val="32"/>
           <w:cs/>
         </w:rPr>
         <w:t xml:space="preserve">อนุญาต  </w:t>
@@ -3514,7 +2967,8 @@
           <w:rFonts w:ascii="TH Sarabun New" w:eastAsia="Cordia New" w:hAnsi="TH Sarabun New" w:cs="TH Sarabun New"/>
           <w:b/>
           <w:bCs/>
-          <w:sz w:val="28"/>
+          <w:sz w:val="32"/>
+          <w:szCs w:val="32"/>
         </w:rPr>
         <w:sym w:font="Monotype Sorts" w:char="F07F"/>
       </w:r>
@@ -3523,7 +2977,8 @@
           <w:rFonts w:ascii="TH Sarabun New" w:eastAsia="Cordia New" w:hAnsi="TH Sarabun New" w:cs="TH Sarabun New"/>
           <w:b/>
           <w:bCs/>
-          <w:sz w:val="28"/>
+          <w:sz w:val="32"/>
+          <w:szCs w:val="32"/>
         </w:rPr>
         <w:t xml:space="preserve">  </w:t>
       </w:r>
@@ -3532,7 +2987,8 @@
           <w:rFonts w:ascii="TH Sarabun New" w:eastAsia="Cordia New" w:hAnsi="TH Sarabun New" w:cs="TH Sarabun New"/>
           <w:b/>
           <w:bCs/>
-          <w:sz w:val="28"/>
+          <w:sz w:val="32"/>
+          <w:szCs w:val="32"/>
           <w:cs/>
         </w:rPr>
         <w:t>ไม่อนุญาต</w:t>
@@ -3540,21 +2996,23 @@
       <w:r>
         <w:rPr>
           <w:rFonts w:ascii="TH Sarabun New" w:eastAsia="Cordia New" w:hAnsi="TH Sarabun New" w:cs="TH Sarabun New"/>
-          <w:sz w:val="28"/>
+          <w:sz w:val="32"/>
+          <w:szCs w:val="32"/>
         </w:rPr>
         <w:t xml:space="preserve"> </w:t>
       </w:r>
       <w:r>
         <w:rPr>
           <w:rFonts w:ascii="TH Sarabun New" w:eastAsia="Cordia New" w:hAnsi="TH Sarabun New" w:cs="TH Sarabun New"/>
-          <w:sz w:val="28"/>
+          <w:sz w:val="32"/>
+          <w:szCs w:val="32"/>
         </w:rPr>
         <w:t xml:space="preserve"> </w:t>
       </w:r>
     </w:p>
     <w:p>
       <w:pPr>
-        <w:spacing w:after="0" w:line="240" w:lineRule="auto"/>
+        <w:spacing w:after="0" w:line="440" w:lineRule="exact"/>
         <w:rPr>
           <w:rFonts w:ascii="TH Sarabun New" w:eastAsia="Times New Roman" w:hAnsi="TH Sarabun New" w:cs="TH Sarabun New"/>
           <w:sz w:val="32"/>
@@ -3600,25 +3058,7 @@
           <w:sz w:val="32"/>
           <w:szCs w:val="32"/>
         </w:rPr>
-        <w:t>)……………………</w:t>
-      </w:r>
-      <w:proofErr w:type="gramStart"/>
-      <w:r>
-        <w:rPr>
-          <w:rFonts w:ascii="TH Sarabun New" w:eastAsia="Cordia New" w:hAnsi="TH Sarabun New" w:cs="TH Sarabun New"/>
-          <w:sz w:val="32"/>
-          <w:szCs w:val="32"/>
-        </w:rPr>
-        <w:t>…..</w:t>
-      </w:r>
-      <w:proofErr w:type="gramEnd"/>
-      <w:r>
-        <w:rPr>
-          <w:rFonts w:ascii="TH Sarabun New" w:eastAsia="Cordia New" w:hAnsi="TH Sarabun New" w:cs="TH Sarabun New"/>
-          <w:sz w:val="32"/>
-          <w:szCs w:val="32"/>
-        </w:rPr>
-        <w:t>………</w:t>
+        <w:t>)………………………..………</w:t>
       </w:r>
       <w:r>
         <w:rPr>
@@ -3650,7 +3090,7 @@
           <w:sz w:val="32"/>
           <w:szCs w:val="32"/>
         </w:rPr>
-        <w:t xml:space="preserve">                                    </w:t>
+        <w:t xml:space="preserve">                 </w:t>
       </w:r>
       <w:r>
         <w:rPr>
@@ -3683,7 +3123,7 @@
           <w:sz w:val="32"/>
           <w:szCs w:val="32"/>
         </w:rPr>
-        <w:t xml:space="preserve">                               </w:t>
+        <w:t xml:space="preserve">                              </w:t>
       </w:r>
       <w:r>
         <w:rPr>
@@ -3756,7 +3196,7 @@
           <w:sz w:val="32"/>
           <w:szCs w:val="32"/>
         </w:rPr>
-        <w:t xml:space="preserve">                                                         </w:t>
+        <w:t xml:space="preserve">               </w:t>
       </w:r>
       <w:r>
         <w:rPr>
@@ -3769,16 +3209,27 @@
       <w:r>
         <w:rPr>
           <w:rFonts w:ascii="TH Sarabun New" w:eastAsia="Cordia New" w:hAnsi="TH Sarabun New" w:cs="TH Sarabun New"/>
-          <w:sz w:val="28"/>
+          <w:sz w:val="32"/>
+          <w:szCs w:val="32"/>
         </w:rPr>
         <w:tab/>
       </w:r>
       <w:r>
         <w:rPr>
           <w:rFonts w:ascii="TH Sarabun New" w:eastAsia="Cordia New" w:hAnsi="TH Sarabun New" w:cs="TH Sarabun New"/>
-          <w:sz w:val="28"/>
-        </w:rPr>
-        <w:t xml:space="preserve">                                                                                     </w:t>
+          <w:sz w:val="32"/>
+          <w:szCs w:val="32"/>
+        </w:rPr>
+        <w:t xml:space="preserve">                                                                         </w:t>
+      </w:r>
+      <w:r>
+        <w:rPr>
+          <w:rFonts w:ascii="TH Sarabun New" w:eastAsia="Cordia New" w:hAnsi="TH Sarabun New" w:cs="TH Sarabun New" w:hint="cs"/>
+          <w:sz w:val="32"/>
+          <w:szCs w:val="32"/>
+          <w:cs/>
+        </w:rPr>
+        <w:t xml:space="preserve"> </w:t>
       </w:r>
       <w:r>
         <w:rPr>
